--- a/Examples/Applications/HTLRBL32L-AT-Commands/Documentation/HTLRBL32L-AT_commands_specifications.docx
+++ b/Examples/Applications/HTLRBL32L-AT-Commands/Documentation/HTLRBL32L-AT_commands_specifications.docx
@@ -1,6 +1,6 @@
 
 <file path=word/document.xml><?xml version="1.0" encoding="utf-8"?>
-<w:document xmlns:wpc="http://schemas.microsoft.com/office/word/2010/wordprocessingCanvas" xmlns:cx="http://schemas.microsoft.com/office/drawing/2014/chartex" xmlns:cx1="http://schemas.microsoft.com/office/drawing/2015/9/8/chartex" xmlns:cx2="http://schemas.microsoft.com/office/drawing/2015/10/21/chartex" xmlns:cx3="http://schemas.microsoft.com/office/drawing/2016/5/9/chartex" xmlns:cx4="http://schemas.microsoft.com/office/drawing/2016/5/10/chartex" xmlns:cx5="http://schemas.microsoft.com/office/drawing/2016/5/11/chartex" xmlns:cx6="http://schemas.microsoft.com/office/drawing/2016/5/12/chartex" xmlns:cx7="http://schemas.microsoft.com/office/drawing/2016/5/13/chartex" xmlns:cx8="http://schemas.microsoft.com/office/drawing/2016/5/14/chartex" xmlns:mc="http://schemas.openxmlformats.org/markup-compatibility/2006" xmlns:aink="http://schemas.microsoft.com/office/drawing/2016/ink" xmlns:am3d="http://schemas.microsoft.com/office/drawing/2017/model3d" xmlns:o="urn:schemas-microsoft-com:office:office" xmlns:r="http://schemas.openxmlformats.org/officeDocument/2006/relationships" xmlns:m="http://schemas.openxmlformats.org/officeDocument/2006/math" xmlns:v="urn:schemas-microsoft-com:vml" xmlns:wp14="http://schemas.microsoft.com/office/word/2010/wordprocessingDrawing" xmlns:wp="http://schemas.openxmlformats.org/drawingml/2006/wordprocessingDrawing" xmlns:w10="urn:schemas-microsoft-com:office:word" xmlns:w="http://schemas.openxmlformats.org/wordprocessingml/2006/main" xmlns:w14="http://schemas.microsoft.com/office/word/2010/wordml" xmlns:w15="http://schemas.microsoft.com/office/word/2012/wordml" xmlns:w16cex="http://schemas.microsoft.com/office/word/2018/wordml/cex" xmlns:w16cid="http://schemas.microsoft.com/office/word/2016/wordml/cid" xmlns:w16="http://schemas.microsoft.com/office/word/2018/wordml" xmlns:w16sdtdh="http://schemas.microsoft.com/office/word/2020/wordml/sdtdatahash" xmlns:w16se="http://schemas.microsoft.com/office/word/2015/wordml/symex" xmlns:wpg="http://schemas.microsoft.com/office/word/2010/wordprocessingGroup" xmlns:wpi="http://schemas.microsoft.com/office/word/2010/wordprocessingInk" xmlns:wne="http://schemas.microsoft.com/office/word/2006/wordml" xmlns:wps="http://schemas.microsoft.com/office/word/2010/wordprocessingShape" mc:Ignorable="w14 w15 w16se w16cid w16 w16cex w16sdtdh wp14">
+<w:document xmlns:wpc="http://schemas.microsoft.com/office/word/2010/wordprocessingCanvas" xmlns:cx="http://schemas.microsoft.com/office/drawing/2014/chartex" xmlns:cx1="http://schemas.microsoft.com/office/drawing/2015/9/8/chartex" xmlns:cx2="http://schemas.microsoft.com/office/drawing/2015/10/21/chartex" xmlns:cx3="http://schemas.microsoft.com/office/drawing/2016/5/9/chartex" xmlns:cx4="http://schemas.microsoft.com/office/drawing/2016/5/10/chartex" xmlns:cx5="http://schemas.microsoft.com/office/drawing/2016/5/11/chartex" xmlns:cx6="http://schemas.microsoft.com/office/drawing/2016/5/12/chartex" xmlns:cx7="http://schemas.microsoft.com/office/drawing/2016/5/13/chartex" xmlns:cx8="http://schemas.microsoft.com/office/drawing/2016/5/14/chartex" xmlns:mc="http://schemas.openxmlformats.org/markup-compatibility/2006" xmlns:aink="http://schemas.microsoft.com/office/drawing/2016/ink" xmlns:am3d="http://schemas.microsoft.com/office/drawing/2017/model3d" xmlns:o="urn:schemas-microsoft-com:office:office" xmlns:oel="http://schemas.microsoft.com/office/2019/extlst" xmlns:r="http://schemas.openxmlformats.org/officeDocument/2006/relationships" xmlns:m="http://schemas.openxmlformats.org/officeDocument/2006/math" xmlns:v="urn:schemas-microsoft-com:vml" xmlns:wp14="http://schemas.microsoft.com/office/word/2010/wordprocessingDrawing" xmlns:wp="http://schemas.openxmlformats.org/drawingml/2006/wordprocessingDrawing" xmlns:w10="urn:schemas-microsoft-com:office:word" xmlns:w="http://schemas.openxmlformats.org/wordprocessingml/2006/main" xmlns:w14="http://schemas.microsoft.com/office/word/2010/wordml" xmlns:w15="http://schemas.microsoft.com/office/word/2012/wordml" xmlns:w16cex="http://schemas.microsoft.com/office/word/2018/wordml/cex" xmlns:w16cid="http://schemas.microsoft.com/office/word/2016/wordml/cid" xmlns:w16="http://schemas.microsoft.com/office/word/2018/wordml" xmlns:w16du="http://schemas.microsoft.com/office/word/2023/wordml/word16du" xmlns:w16sdtdh="http://schemas.microsoft.com/office/word/2020/wordml/sdtdatahash" xmlns:w16se="http://schemas.microsoft.com/office/word/2015/wordml/symex" xmlns:wpg="http://schemas.microsoft.com/office/word/2010/wordprocessingGroup" xmlns:wpi="http://schemas.microsoft.com/office/word/2010/wordprocessingInk" xmlns:wne="http://schemas.microsoft.com/office/word/2006/wordml" xmlns:wps="http://schemas.microsoft.com/office/word/2010/wordprocessingShape" mc:Ignorable="w14 w15 w16se w16cid w16 w16cex w16sdtdh w16du wp14">
   <w:body>
     <w:p/>
     <w:sdt>
@@ -147,11 +147,10 @@
                   <w:dataBinding w:prefixMappings="xmlns:ns0='http://schemas.openxmlformats.org/package/2006/metadata/core-properties' xmlns:ns1='http://purl.org/dc/elements/1.1/'" w:xpath="/ns0:coreProperties[1]/ns1:title[1]" w:storeItemID="{6C3C8BC8-F283-45AE-878A-BAB7291924A1}"/>
                   <w:text/>
                 </w:sdtPr>
-                <w:sdtEndPr/>
                 <w:sdtContent>
                   <w:p>
                     <w:pPr>
-                      <w:pStyle w:val="NoSpacing"/>
+                      <w:pStyle w:val="SemEspaamento"/>
                       <w:spacing w:line="216" w:lineRule="auto"/>
                       <w:rPr>
                         <w:rFonts w:asciiTheme="majorHAnsi" w:eastAsiaTheme="majorEastAsia" w:hAnsiTheme="majorHAnsi" w:cstheme="majorHAnsi"/>
@@ -191,7 +190,6 @@
                 <w:dataBinding w:prefixMappings="xmlns:ns0='http://schemas.openxmlformats.org/package/2006/metadata/core-properties' xmlns:ns1='http://purl.org/dc/elements/1.1/'" w:xpath="/ns0:coreProperties[1]/ns1:subject[1]" w:storeItemID="{6C3C8BC8-F283-45AE-878A-BAB7291924A1}"/>
                 <w:text/>
               </w:sdtPr>
-              <w:sdtEndPr/>
               <w:sdtContent>
                 <w:tc>
                   <w:tcPr>
@@ -209,7 +207,7 @@
                   </w:tcPr>
                   <w:p>
                     <w:pPr>
-                      <w:pStyle w:val="NoSpacing"/>
+                      <w:pStyle w:val="SemEspaamento"/>
                       <w:rPr>
                         <w:rFonts w:asciiTheme="majorHAnsi" w:hAnsiTheme="majorHAnsi" w:cstheme="majorHAnsi"/>
                         <w:color w:val="007DB7"/>
@@ -247,7 +245,7 @@
               </w:tcPr>
               <w:p>
                 <w:pPr>
-                  <w:pStyle w:val="NoSpacing"/>
+                  <w:pStyle w:val="SemEspaamento"/>
                   <w:rPr>
                     <w:rFonts w:asciiTheme="majorHAnsi" w:hAnsiTheme="majorHAnsi" w:cstheme="majorHAnsi"/>
                     <w:color w:val="007DB7"/>
@@ -300,11 +298,10 @@
                     <w:dataBinding w:prefixMappings="xmlns:ns0='http://purl.org/dc/elements/1.1/' xmlns:ns1='http://schemas.openxmlformats.org/package/2006/metadata/core-properties' " w:xpath="/ns1:coreProperties[1]/ns1:keywords[1]" w:storeItemID="{6C3C8BC8-F283-45AE-878A-BAB7291924A1}"/>
                     <w:text/>
                   </w:sdtPr>
-                  <w:sdtEndPr/>
                   <w:sdtContent>
                     <w:r>
                       <w:rPr>
-                        <w:rStyle w:val="PlaceholderText"/>
+                        <w:rStyle w:val="TextodoEspaoReservado"/>
                       </w:rPr>
                       <w:t>[Palavras-chave]</w:t>
                     </w:r>
@@ -330,7 +327,7 @@
               </w:tcPr>
               <w:p>
                 <w:pPr>
-                  <w:pStyle w:val="NoSpacing"/>
+                  <w:pStyle w:val="SemEspaamento"/>
                   <w:rPr>
                     <w:rFonts w:asciiTheme="majorHAnsi" w:hAnsiTheme="majorHAnsi" w:cstheme="majorHAnsi"/>
                     <w:color w:val="007DB7"/>
@@ -400,7 +397,6 @@
                     <w:dataBinding w:prefixMappings="xmlns:ns0='http://purl.org/dc/elements/1.1/' xmlns:ns1='http://schemas.openxmlformats.org/package/2006/metadata/core-properties' " w:xpath="/ns1:coreProperties[1]/ns1:category[1]" w:storeItemID="{6C3C8BC8-F283-45AE-878A-BAB7291924A1}"/>
                     <w:text/>
                   </w:sdtPr>
-                  <w:sdtEndPr/>
                   <w:sdtContent>
                     <w:r>
                       <w:rPr>
@@ -433,7 +429,7 @@
               </w:tcPr>
               <w:p>
                 <w:pPr>
-                  <w:pStyle w:val="NoSpacing"/>
+                  <w:pStyle w:val="SemEspaamento"/>
                   <w:rPr>
                     <w:rFonts w:asciiTheme="majorHAnsi" w:hAnsiTheme="majorHAnsi" w:cstheme="majorHAnsi"/>
                     <w:color w:val="007DB7"/>
@@ -481,7 +477,6 @@
                       <w:calendar w:val="gregorian"/>
                     </w:date>
                   </w:sdtPr>
-                  <w:sdtEndPr/>
                   <w:sdtContent>
                     <w:r>
                       <w:rPr>
@@ -515,7 +510,7 @@
               </w:tcPr>
               <w:p>
                 <w:pPr>
-                  <w:pStyle w:val="NoSpacing"/>
+                  <w:pStyle w:val="SemEspaamento"/>
                   <w:rPr>
                     <w:rFonts w:asciiTheme="majorHAnsi" w:hAnsiTheme="majorHAnsi" w:cstheme="majorHAnsi"/>
                     <w:color w:val="007DB7"/>
@@ -549,7 +544,6 @@
                     <w:dataBinding w:prefixMappings="xmlns:ns0='http://purl.org/dc/elements/1.1/' xmlns:ns1='http://schemas.openxmlformats.org/package/2006/metadata/core-properties' " w:xpath="/ns1:coreProperties[1]/ns1:contentStatus[1]" w:storeItemID="{6C3C8BC8-F283-45AE-878A-BAB7291924A1}"/>
                     <w:text/>
                   </w:sdtPr>
-                  <w:sdtEndPr/>
                   <w:sdtContent>
                     <w:r>
                       <w:rPr>
@@ -582,7 +576,7 @@
               </w:tcPr>
               <w:p>
                 <w:pPr>
-                  <w:pStyle w:val="NoSpacing"/>
+                  <w:pStyle w:val="SemEspaamento"/>
                   <w:rPr>
                     <w:rFonts w:asciiTheme="majorHAnsi" w:hAnsiTheme="majorHAnsi" w:cstheme="majorHAnsi"/>
                     <w:color w:val="007DB7"/>
@@ -617,11 +611,10 @@
                     <w:dataBinding w:prefixMappings="xmlns:ns0='http://purl.org/dc/elements/1.1/' xmlns:ns1='http://schemas.openxmlformats.org/package/2006/metadata/core-properties' " w:xpath="/ns1:coreProperties[1]/ns0:description[1]" w:storeItemID="{6C3C8BC8-F283-45AE-878A-BAB7291924A1}"/>
                     <w:text w:multiLine="1"/>
                   </w:sdtPr>
-                  <w:sdtEndPr/>
                   <w:sdtContent>
                     <w:r>
                       <w:rPr>
-                        <w:rStyle w:val="PlaceholderText"/>
+                        <w:rStyle w:val="TextodoEspaoReservado"/>
                       </w:rPr>
                       <w:t>[Comentários]</w:t>
                     </w:r>
@@ -654,7 +647,7 @@
               </w:tcPr>
               <w:p>
                 <w:pPr>
-                  <w:pStyle w:val="NoSpacing"/>
+                  <w:pStyle w:val="SemEspaamento"/>
                   <w:jc w:val="center"/>
                   <w:rPr>
                     <w:rFonts w:asciiTheme="majorHAnsi" w:hAnsiTheme="majorHAnsi" w:cstheme="majorHAnsi"/>
@@ -671,7 +664,7 @@
               </w:p>
               <w:p>
                 <w:pPr>
-                  <w:pStyle w:val="NoSpacing"/>
+                  <w:pStyle w:val="SemEspaamento"/>
                   <w:jc w:val="center"/>
                   <w:rPr>
                     <w:rFonts w:asciiTheme="majorHAnsi" w:hAnsiTheme="majorHAnsi" w:cstheme="majorHAnsi"/>
@@ -688,7 +681,7 @@
               </w:p>
               <w:p>
                 <w:pPr>
-                  <w:pStyle w:val="NoSpacing"/>
+                  <w:pStyle w:val="SemEspaamento"/>
                   <w:jc w:val="center"/>
                   <w:rPr>
                     <w:rFonts w:asciiTheme="majorHAnsi" w:hAnsiTheme="majorHAnsi" w:cstheme="majorHAnsi"/>
@@ -705,7 +698,7 @@
               </w:p>
               <w:p>
                 <w:pPr>
-                  <w:pStyle w:val="NoSpacing"/>
+                  <w:pStyle w:val="SemEspaamento"/>
                   <w:jc w:val="center"/>
                   <w:rPr>
                     <w:color w:val="5B9BD5" w:themeColor="accent1"/>
@@ -775,7 +768,7 @@
       <w:sdtContent>
         <w:p>
           <w:pPr>
-            <w:pStyle w:val="TOCHeading"/>
+            <w:pStyle w:val="CabealhodoSumrio"/>
           </w:pPr>
           <w:r>
             <w:rPr>
@@ -786,7 +779,7 @@
         </w:p>
         <w:p>
           <w:pPr>
-            <w:pStyle w:val="TOC1"/>
+            <w:pStyle w:val="Sumrio1"/>
             <w:rPr>
               <w:rFonts w:asciiTheme="minorHAnsi" w:eastAsiaTheme="minorEastAsia" w:hAnsiTheme="minorHAnsi" w:cstheme="minorBidi"/>
               <w:b w:val="0"/>
@@ -866,7 +859,7 @@
         </w:p>
         <w:p>
           <w:pPr>
-            <w:pStyle w:val="TOC1"/>
+            <w:pStyle w:val="Sumrio1"/>
             <w:rPr>
               <w:rFonts w:asciiTheme="minorHAnsi" w:eastAsiaTheme="minorEastAsia" w:hAnsiTheme="minorHAnsi" w:cstheme="minorBidi"/>
               <w:b w:val="0"/>
@@ -937,7 +930,7 @@
         </w:p>
         <w:p>
           <w:pPr>
-            <w:pStyle w:val="TOC1"/>
+            <w:pStyle w:val="Sumrio1"/>
             <w:rPr>
               <w:rFonts w:asciiTheme="minorHAnsi" w:eastAsiaTheme="minorEastAsia" w:hAnsiTheme="minorHAnsi" w:cstheme="minorBidi"/>
               <w:b w:val="0"/>
@@ -1009,7 +1002,7 @@
         </w:p>
         <w:p>
           <w:pPr>
-            <w:pStyle w:val="TOC1"/>
+            <w:pStyle w:val="Sumrio1"/>
             <w:rPr>
               <w:rFonts w:asciiTheme="minorHAnsi" w:eastAsiaTheme="minorEastAsia" w:hAnsiTheme="minorHAnsi" w:cstheme="minorBidi"/>
               <w:b w:val="0"/>
@@ -1080,7 +1073,7 @@
         </w:p>
         <w:p>
           <w:pPr>
-            <w:pStyle w:val="TOC1"/>
+            <w:pStyle w:val="Sumrio1"/>
             <w:rPr>
               <w:rFonts w:asciiTheme="minorHAnsi" w:eastAsiaTheme="minorEastAsia" w:hAnsiTheme="minorHAnsi" w:cstheme="minorBidi"/>
               <w:b w:val="0"/>
@@ -1152,7 +1145,7 @@
         </w:p>
         <w:p>
           <w:pPr>
-            <w:pStyle w:val="TOC1"/>
+            <w:pStyle w:val="Sumrio1"/>
             <w:rPr>
               <w:rFonts w:asciiTheme="minorHAnsi" w:eastAsiaTheme="minorEastAsia" w:hAnsiTheme="minorHAnsi" w:cstheme="minorBidi"/>
               <w:b w:val="0"/>
@@ -1223,7 +1216,7 @@
         </w:p>
         <w:p>
           <w:pPr>
-            <w:pStyle w:val="TOC1"/>
+            <w:pStyle w:val="Sumrio1"/>
             <w:rPr>
               <w:rFonts w:asciiTheme="minorHAnsi" w:eastAsiaTheme="minorEastAsia" w:hAnsiTheme="minorHAnsi" w:cstheme="minorBidi"/>
               <w:b w:val="0"/>
@@ -1294,7 +1287,7 @@
         </w:p>
         <w:p>
           <w:pPr>
-            <w:pStyle w:val="TOC1"/>
+            <w:pStyle w:val="Sumrio1"/>
             <w:rPr>
               <w:rFonts w:asciiTheme="minorHAnsi" w:eastAsiaTheme="minorEastAsia" w:hAnsiTheme="minorHAnsi" w:cstheme="minorBidi"/>
               <w:b w:val="0"/>
@@ -1365,7 +1358,7 @@
         </w:p>
         <w:p>
           <w:pPr>
-            <w:pStyle w:val="TOC2"/>
+            <w:pStyle w:val="Sumrio2"/>
             <w:tabs>
               <w:tab w:val="right" w:leader="dot" w:pos="9627"/>
             </w:tabs>
@@ -1439,7 +1432,7 @@
         </w:p>
         <w:p>
           <w:pPr>
-            <w:pStyle w:val="TOC3"/>
+            <w:pStyle w:val="Sumrio3"/>
             <w:tabs>
               <w:tab w:val="right" w:leader="dot" w:pos="9627"/>
             </w:tabs>
@@ -1514,7 +1507,7 @@
         </w:p>
         <w:p>
           <w:pPr>
-            <w:pStyle w:val="TOC3"/>
+            <w:pStyle w:val="Sumrio3"/>
             <w:tabs>
               <w:tab w:val="right" w:leader="dot" w:pos="9627"/>
             </w:tabs>
@@ -1589,7 +1582,7 @@
         </w:p>
         <w:p>
           <w:pPr>
-            <w:pStyle w:val="TOC3"/>
+            <w:pStyle w:val="Sumrio3"/>
             <w:tabs>
               <w:tab w:val="right" w:leader="dot" w:pos="9627"/>
             </w:tabs>
@@ -1664,7 +1657,7 @@
         </w:p>
         <w:p>
           <w:pPr>
-            <w:pStyle w:val="TOC2"/>
+            <w:pStyle w:val="Sumrio2"/>
             <w:tabs>
               <w:tab w:val="right" w:leader="dot" w:pos="9627"/>
             </w:tabs>
@@ -1738,7 +1731,7 @@
         </w:p>
         <w:p>
           <w:pPr>
-            <w:pStyle w:val="TOC2"/>
+            <w:pStyle w:val="Sumrio2"/>
             <w:tabs>
               <w:tab w:val="right" w:leader="dot" w:pos="9627"/>
             </w:tabs>
@@ -1812,7 +1805,7 @@
         </w:p>
         <w:p>
           <w:pPr>
-            <w:pStyle w:val="TOC2"/>
+            <w:pStyle w:val="Sumrio2"/>
             <w:tabs>
               <w:tab w:val="right" w:leader="dot" w:pos="9627"/>
             </w:tabs>
@@ -1886,7 +1879,7 @@
         </w:p>
         <w:p>
           <w:pPr>
-            <w:pStyle w:val="TOC2"/>
+            <w:pStyle w:val="Sumrio2"/>
             <w:tabs>
               <w:tab w:val="right" w:leader="dot" w:pos="9627"/>
             </w:tabs>
@@ -1960,7 +1953,7 @@
         </w:p>
         <w:p>
           <w:pPr>
-            <w:pStyle w:val="TOC2"/>
+            <w:pStyle w:val="Sumrio2"/>
             <w:tabs>
               <w:tab w:val="right" w:leader="dot" w:pos="9627"/>
             </w:tabs>
@@ -2034,7 +2027,7 @@
         </w:p>
         <w:p>
           <w:pPr>
-            <w:pStyle w:val="TOC2"/>
+            <w:pStyle w:val="Sumrio2"/>
             <w:tabs>
               <w:tab w:val="right" w:leader="dot" w:pos="9627"/>
             </w:tabs>
@@ -2108,7 +2101,7 @@
         </w:p>
         <w:p>
           <w:pPr>
-            <w:pStyle w:val="TOC2"/>
+            <w:pStyle w:val="Sumrio2"/>
             <w:tabs>
               <w:tab w:val="right" w:leader="dot" w:pos="9627"/>
             </w:tabs>
@@ -2182,7 +2175,7 @@
         </w:p>
         <w:p>
           <w:pPr>
-            <w:pStyle w:val="TOC2"/>
+            <w:pStyle w:val="Sumrio2"/>
             <w:tabs>
               <w:tab w:val="right" w:leader="dot" w:pos="9627"/>
             </w:tabs>
@@ -2256,7 +2249,7 @@
         </w:p>
         <w:p>
           <w:pPr>
-            <w:pStyle w:val="TOC2"/>
+            <w:pStyle w:val="Sumrio2"/>
             <w:tabs>
               <w:tab w:val="right" w:leader="dot" w:pos="9627"/>
             </w:tabs>
@@ -2330,7 +2323,7 @@
         </w:p>
         <w:p>
           <w:pPr>
-            <w:pStyle w:val="TOC2"/>
+            <w:pStyle w:val="Sumrio2"/>
             <w:tabs>
               <w:tab w:val="right" w:leader="dot" w:pos="9627"/>
             </w:tabs>
@@ -2404,7 +2397,7 @@
         </w:p>
         <w:p>
           <w:pPr>
-            <w:pStyle w:val="TOC2"/>
+            <w:pStyle w:val="Sumrio2"/>
             <w:tabs>
               <w:tab w:val="right" w:leader="dot" w:pos="9627"/>
             </w:tabs>
@@ -2478,7 +2471,7 @@
         </w:p>
         <w:p>
           <w:pPr>
-            <w:pStyle w:val="TOC1"/>
+            <w:pStyle w:val="Sumrio1"/>
             <w:rPr>
               <w:rFonts w:asciiTheme="minorHAnsi" w:eastAsiaTheme="minorEastAsia" w:hAnsiTheme="minorHAnsi" w:cstheme="minorBidi"/>
               <w:b w:val="0"/>
@@ -2549,7 +2542,7 @@
         </w:p>
         <w:p>
           <w:pPr>
-            <w:pStyle w:val="TOC2"/>
+            <w:pStyle w:val="Sumrio2"/>
             <w:tabs>
               <w:tab w:val="right" w:leader="dot" w:pos="9627"/>
             </w:tabs>
@@ -2623,7 +2616,7 @@
         </w:p>
         <w:p>
           <w:pPr>
-            <w:pStyle w:val="TOC2"/>
+            <w:pStyle w:val="Sumrio2"/>
             <w:tabs>
               <w:tab w:val="right" w:leader="dot" w:pos="9627"/>
             </w:tabs>
@@ -2697,7 +2690,7 @@
         </w:p>
         <w:p>
           <w:pPr>
-            <w:pStyle w:val="TOC2"/>
+            <w:pStyle w:val="Sumrio2"/>
             <w:tabs>
               <w:tab w:val="right" w:leader="dot" w:pos="9627"/>
             </w:tabs>
@@ -2771,7 +2764,7 @@
         </w:p>
         <w:p>
           <w:pPr>
-            <w:pStyle w:val="TOC1"/>
+            <w:pStyle w:val="Sumrio1"/>
             <w:rPr>
               <w:rFonts w:asciiTheme="minorHAnsi" w:eastAsiaTheme="minorEastAsia" w:hAnsiTheme="minorHAnsi" w:cstheme="minorBidi"/>
               <w:b w:val="0"/>
@@ -2842,7 +2835,7 @@
         </w:p>
         <w:p>
           <w:pPr>
-            <w:pStyle w:val="TOC1"/>
+            <w:pStyle w:val="Sumrio1"/>
             <w:rPr>
               <w:rFonts w:asciiTheme="minorHAnsi" w:eastAsiaTheme="minorEastAsia" w:hAnsiTheme="minorHAnsi" w:cstheme="minorBidi"/>
               <w:b w:val="0"/>
@@ -2913,7 +2906,7 @@
         </w:p>
         <w:p>
           <w:pPr>
-            <w:pStyle w:val="TOC1"/>
+            <w:pStyle w:val="Sumrio1"/>
             <w:rPr>
               <w:rFonts w:asciiTheme="minorHAnsi" w:eastAsiaTheme="minorEastAsia" w:hAnsiTheme="minorHAnsi" w:cstheme="minorBidi"/>
               <w:b w:val="0"/>
@@ -2984,7 +2977,7 @@
         </w:p>
         <w:p>
           <w:pPr>
-            <w:pStyle w:val="TOC2"/>
+            <w:pStyle w:val="Sumrio2"/>
             <w:tabs>
               <w:tab w:val="right" w:leader="dot" w:pos="9627"/>
             </w:tabs>
@@ -3056,7 +3049,7 @@
         </w:p>
         <w:p>
           <w:pPr>
-            <w:pStyle w:val="TOC2"/>
+            <w:pStyle w:val="Sumrio2"/>
             <w:tabs>
               <w:tab w:val="right" w:leader="dot" w:pos="9627"/>
             </w:tabs>
@@ -3128,7 +3121,7 @@
         </w:p>
         <w:p>
           <w:pPr>
-            <w:pStyle w:val="TOC2"/>
+            <w:pStyle w:val="Sumrio2"/>
             <w:tabs>
               <w:tab w:val="right" w:leader="dot" w:pos="9627"/>
             </w:tabs>
@@ -3211,7 +3204,7 @@
     </w:sdt>
     <w:p>
       <w:pPr>
-        <w:pStyle w:val="TOCHeading"/>
+        <w:pStyle w:val="CabealhodoSumrio"/>
       </w:pPr>
       <w:r>
         <w:rPr>
@@ -3228,7 +3221,7 @@
     </w:p>
     <w:p>
       <w:pPr>
-        <w:pStyle w:val="TableofFigures"/>
+        <w:pStyle w:val="ndicedeilustraes"/>
         <w:tabs>
           <w:tab w:val="right" w:leader="dot" w:pos="9627"/>
         </w:tabs>
@@ -3305,7 +3298,7 @@
     </w:p>
     <w:p>
       <w:pPr>
-        <w:pStyle w:val="TableofFigures"/>
+        <w:pStyle w:val="ndicedeilustraes"/>
         <w:tabs>
           <w:tab w:val="right" w:leader="dot" w:pos="9627"/>
         </w:tabs>
@@ -3373,7 +3366,7 @@
     </w:p>
     <w:p>
       <w:pPr>
-        <w:pStyle w:val="TableofFigures"/>
+        <w:pStyle w:val="ndicedeilustraes"/>
         <w:tabs>
           <w:tab w:val="right" w:leader="dot" w:pos="9627"/>
         </w:tabs>
@@ -3441,7 +3434,7 @@
     </w:p>
     <w:p>
       <w:pPr>
-        <w:pStyle w:val="TableofFigures"/>
+        <w:pStyle w:val="ndicedeilustraes"/>
         <w:tabs>
           <w:tab w:val="right" w:leader="dot" w:pos="9627"/>
         </w:tabs>
@@ -3509,7 +3502,7 @@
     </w:p>
     <w:p>
       <w:pPr>
-        <w:pStyle w:val="TableofFigures"/>
+        <w:pStyle w:val="ndicedeilustraes"/>
         <w:tabs>
           <w:tab w:val="right" w:leader="dot" w:pos="9627"/>
         </w:tabs>
@@ -3577,7 +3570,7 @@
     </w:p>
     <w:p>
       <w:pPr>
-        <w:pStyle w:val="TableofFigures"/>
+        <w:pStyle w:val="ndicedeilustraes"/>
         <w:tabs>
           <w:tab w:val="right" w:leader="dot" w:pos="9627"/>
         </w:tabs>
@@ -3645,7 +3638,7 @@
     </w:p>
     <w:p>
       <w:pPr>
-        <w:pStyle w:val="TableofFigures"/>
+        <w:pStyle w:val="ndicedeilustraes"/>
         <w:tabs>
           <w:tab w:val="right" w:leader="dot" w:pos="9627"/>
         </w:tabs>
@@ -3713,7 +3706,7 @@
     </w:p>
     <w:p>
       <w:pPr>
-        <w:pStyle w:val="Heading1"/>
+        <w:pStyle w:val="Ttulo1"/>
         <w:numPr>
           <w:ilvl w:val="0"/>
           <w:numId w:val="0"/>
@@ -3726,7 +3719,7 @@
     </w:p>
     <w:p>
       <w:pPr>
-        <w:pStyle w:val="Heading1"/>
+        <w:pStyle w:val="Ttulo1"/>
         <w:numPr>
           <w:ilvl w:val="0"/>
           <w:numId w:val="0"/>
@@ -3763,7 +3756,7 @@
     </w:p>
     <w:p>
       <w:pPr>
-        <w:pStyle w:val="Heading1"/>
+        <w:pStyle w:val="Ttulo1"/>
         <w:numPr>
           <w:ilvl w:val="0"/>
           <w:numId w:val="0"/>
@@ -3793,7 +3786,7 @@
     </w:p>
     <w:tbl>
       <w:tblPr>
-        <w:tblStyle w:val="GridTable1Light"/>
+        <w:tblStyle w:val="TabeladeGrade1Clara"/>
         <w:tblW w:w="5000" w:type="pct"/>
         <w:tblLook w:val="0420" w:firstRow="1" w:lastRow="0" w:firstColumn="0" w:lastColumn="0" w:noHBand="0" w:noVBand="1"/>
       </w:tblPr>
@@ -3813,7 +3806,7 @@
           </w:tcPr>
           <w:p>
             <w:pPr>
-              <w:pStyle w:val="NoSpacing"/>
+              <w:pStyle w:val="SemEspaamento"/>
               <w:jc w:val="center"/>
               <w:rPr>
                 <w:rFonts w:eastAsia="Calibri"/>
@@ -3822,6 +3815,7 @@
                 <w:lang w:val="pt-BR"/>
               </w:rPr>
             </w:pPr>
+            <w:proofErr w:type="spellStart"/>
             <w:r>
               <w:rPr>
                 <w:rFonts w:eastAsia="Calibri"/>
@@ -3831,6 +3825,7 @@
               </w:rPr>
               <w:t>Version</w:t>
             </w:r>
+            <w:proofErr w:type="spellEnd"/>
           </w:p>
         </w:tc>
         <w:tc>
@@ -3839,7 +3834,7 @@
           </w:tcPr>
           <w:p>
             <w:pPr>
-              <w:pStyle w:val="NoSpacing"/>
+              <w:pStyle w:val="SemEspaamento"/>
               <w:jc w:val="center"/>
               <w:rPr>
                 <w:rFonts w:eastAsia="Calibri"/>
@@ -3848,6 +3843,7 @@
                 <w:lang w:val="pt-BR"/>
               </w:rPr>
             </w:pPr>
+            <w:proofErr w:type="spellStart"/>
             <w:r>
               <w:rPr>
                 <w:rFonts w:eastAsia="Calibri"/>
@@ -3857,6 +3853,7 @@
               </w:rPr>
               <w:t>History</w:t>
             </w:r>
+            <w:proofErr w:type="spellEnd"/>
           </w:p>
         </w:tc>
         <w:tc>
@@ -3865,7 +3862,7 @@
           </w:tcPr>
           <w:p>
             <w:pPr>
-              <w:pStyle w:val="NoSpacing"/>
+              <w:pStyle w:val="SemEspaamento"/>
               <w:jc w:val="center"/>
               <w:rPr>
                 <w:rFonts w:eastAsia="Calibri"/>
@@ -3891,7 +3888,7 @@
           </w:tcPr>
           <w:p>
             <w:pPr>
-              <w:pStyle w:val="NoSpacing"/>
+              <w:pStyle w:val="SemEspaamento"/>
               <w:jc w:val="center"/>
               <w:rPr>
                 <w:rFonts w:eastAsia="Calibri"/>
@@ -3900,6 +3897,7 @@
                 <w:lang w:val="pt-BR"/>
               </w:rPr>
             </w:pPr>
+            <w:proofErr w:type="spellStart"/>
             <w:r>
               <w:rPr>
                 <w:rFonts w:eastAsia="Calibri"/>
@@ -3909,6 +3907,7 @@
               </w:rPr>
               <w:t>Authors</w:t>
             </w:r>
+            <w:proofErr w:type="spellEnd"/>
           </w:p>
         </w:tc>
       </w:tr>
@@ -3919,7 +3918,7 @@
           </w:tcPr>
           <w:p>
             <w:pPr>
-              <w:pStyle w:val="NoSpacing"/>
+              <w:pStyle w:val="SemEspaamento"/>
               <w:jc w:val="center"/>
               <w:rPr>
                 <w:rFonts w:eastAsia="Calibri"/>
@@ -3945,7 +3944,7 @@
           </w:tcPr>
           <w:p>
             <w:pPr>
-              <w:pStyle w:val="NoSpacing"/>
+              <w:pStyle w:val="SemEspaamento"/>
               <w:rPr>
                 <w:rFonts w:eastAsia="Calibri"/>
                 <w:sz w:val="22"/>
@@ -3960,7 +3959,27 @@
                 <w:szCs w:val="22"/>
                 <w:lang w:val="pt-BR"/>
               </w:rPr>
-              <w:t>- Initial draft</w:t>
+              <w:t xml:space="preserve">- </w:t>
+            </w:r>
+            <w:proofErr w:type="spellStart"/>
+            <w:r>
+              <w:rPr>
+                <w:rFonts w:eastAsia="Calibri"/>
+                <w:sz w:val="22"/>
+                <w:szCs w:val="22"/>
+                <w:lang w:val="pt-BR"/>
+              </w:rPr>
+              <w:t>Initial</w:t>
+            </w:r>
+            <w:proofErr w:type="spellEnd"/>
+            <w:r>
+              <w:rPr>
+                <w:rFonts w:eastAsia="Calibri"/>
+                <w:sz w:val="22"/>
+                <w:szCs w:val="22"/>
+                <w:lang w:val="pt-BR"/>
+              </w:rPr>
+              <w:t xml:space="preserve"> draft</w:t>
             </w:r>
           </w:p>
         </w:tc>
@@ -3970,7 +3989,7 @@
           </w:tcPr>
           <w:p>
             <w:pPr>
-              <w:pStyle w:val="NoSpacing"/>
+              <w:pStyle w:val="SemEspaamento"/>
               <w:jc w:val="center"/>
               <w:rPr>
                 <w:rFonts w:eastAsia="Calibri"/>
@@ -4051,7 +4070,7 @@
           </w:tcPr>
           <w:p>
             <w:pPr>
-              <w:pStyle w:val="NoSpacing"/>
+              <w:pStyle w:val="SemEspaamento"/>
               <w:jc w:val="center"/>
               <w:rPr>
                 <w:rFonts w:eastAsia="Calibri"/>
@@ -4079,7 +4098,7 @@
           </w:tcPr>
           <w:p>
             <w:pPr>
-              <w:pStyle w:val="NoSpacing"/>
+              <w:pStyle w:val="SemEspaamento"/>
               <w:jc w:val="center"/>
               <w:rPr>
                 <w:rFonts w:eastAsia="Calibri"/>
@@ -4105,7 +4124,7 @@
           </w:tcPr>
           <w:p>
             <w:pPr>
-              <w:pStyle w:val="NoSpacing"/>
+              <w:pStyle w:val="SemEspaamento"/>
               <w:rPr>
                 <w:rFonts w:eastAsia="Calibri"/>
                 <w:sz w:val="22"/>
@@ -4128,7 +4147,7 @@
           </w:tcPr>
           <w:p>
             <w:pPr>
-              <w:pStyle w:val="NoSpacing"/>
+              <w:pStyle w:val="SemEspaamento"/>
               <w:jc w:val="center"/>
               <w:rPr>
                 <w:rFonts w:eastAsia="Calibri"/>
@@ -4152,7 +4171,7 @@
           </w:tcPr>
           <w:p>
             <w:pPr>
-              <w:pStyle w:val="NoSpacing"/>
+              <w:pStyle w:val="SemEspaamento"/>
               <w:jc w:val="center"/>
               <w:rPr>
                 <w:rFonts w:eastAsia="Calibri"/>
@@ -4177,7 +4196,7 @@
     </w:p>
     <w:p>
       <w:pPr>
-        <w:pStyle w:val="Heading1"/>
+        <w:pStyle w:val="Ttulo1"/>
         <w:numPr>
           <w:ilvl w:val="0"/>
           <w:numId w:val="0"/>
@@ -4194,7 +4213,7 @@
     <w:p/>
     <w:tbl>
       <w:tblPr>
-        <w:tblStyle w:val="GridTable1Light"/>
+        <w:tblStyle w:val="TabeladeGrade1Clara"/>
         <w:tblW w:w="5000" w:type="pct"/>
         <w:tblLook w:val="04A0" w:firstRow="1" w:lastRow="0" w:firstColumn="1" w:lastColumn="0" w:noHBand="0" w:noVBand="1"/>
       </w:tblPr>
@@ -4215,7 +4234,7 @@
           </w:tcPr>
           <w:p>
             <w:pPr>
-              <w:pStyle w:val="NoSpacing"/>
+              <w:pStyle w:val="SemEspaamento"/>
               <w:jc w:val="center"/>
               <w:rPr>
                 <w:rFonts w:eastAsia="Calibri"/>
@@ -4241,7 +4260,7 @@
           </w:tcPr>
           <w:p>
             <w:pPr>
-              <w:pStyle w:val="NoSpacing"/>
+              <w:pStyle w:val="SemEspaamento"/>
               <w:jc w:val="center"/>
               <w:cnfStyle w:val="100000000000" w:firstRow="1" w:lastRow="0" w:firstColumn="0" w:lastColumn="0" w:oddVBand="0" w:evenVBand="0" w:oddHBand="0" w:evenHBand="0" w:firstRowFirstColumn="0" w:firstRowLastColumn="0" w:lastRowFirstColumn="0" w:lastRowLastColumn="0"/>
               <w:rPr>
@@ -4251,6 +4270,7 @@
                 <w:lang w:val="pt-BR"/>
               </w:rPr>
             </w:pPr>
+            <w:proofErr w:type="spellStart"/>
             <w:r>
               <w:rPr>
                 <w:rFonts w:eastAsia="Calibri"/>
@@ -4260,6 +4280,7 @@
               </w:rPr>
               <w:t>Name</w:t>
             </w:r>
+            <w:proofErr w:type="spellEnd"/>
           </w:p>
         </w:tc>
         <w:tc>
@@ -4268,7 +4289,7 @@
           </w:tcPr>
           <w:p>
             <w:pPr>
-              <w:pStyle w:val="NoSpacing"/>
+              <w:pStyle w:val="SemEspaamento"/>
               <w:jc w:val="center"/>
               <w:cnfStyle w:val="100000000000" w:firstRow="1" w:lastRow="0" w:firstColumn="0" w:lastColumn="0" w:oddVBand="0" w:evenVBand="0" w:oddHBand="0" w:evenHBand="0" w:firstRowFirstColumn="0" w:firstRowLastColumn="0" w:lastRowFirstColumn="0" w:lastRowLastColumn="0"/>
               <w:rPr>
@@ -4295,7 +4316,7 @@
           </w:tcPr>
           <w:p>
             <w:pPr>
-              <w:pStyle w:val="NoSpacing"/>
+              <w:pStyle w:val="SemEspaamento"/>
               <w:jc w:val="center"/>
               <w:cnfStyle w:val="100000000000" w:firstRow="1" w:lastRow="0" w:firstColumn="0" w:lastColumn="0" w:oddVBand="0" w:evenVBand="0" w:oddHBand="0" w:evenHBand="0" w:firstRowFirstColumn="0" w:firstRowLastColumn="0" w:lastRowFirstColumn="0" w:lastRowLastColumn="0"/>
               <w:rPr>
@@ -4305,6 +4326,7 @@
                 <w:lang w:val="pt-BR"/>
               </w:rPr>
             </w:pPr>
+            <w:proofErr w:type="spellStart"/>
             <w:r>
               <w:rPr>
                 <w:rFonts w:eastAsia="Calibri"/>
@@ -4314,6 +4336,7 @@
               </w:rPr>
               <w:t>Remarks</w:t>
             </w:r>
+            <w:proofErr w:type="spellEnd"/>
           </w:p>
         </w:tc>
       </w:tr>
@@ -4325,7 +4348,7 @@
           </w:tcPr>
           <w:p>
             <w:pPr>
-              <w:pStyle w:val="NoSpacing"/>
+              <w:pStyle w:val="SemEspaamento"/>
               <w:jc w:val="center"/>
               <w:rPr>
                 <w:rFonts w:eastAsia="Calibri"/>
@@ -4343,7 +4366,7 @@
           </w:tcPr>
           <w:p>
             <w:pPr>
-              <w:pStyle w:val="NoSpacing"/>
+              <w:pStyle w:val="SemEspaamento"/>
               <w:jc w:val="center"/>
               <w:cnfStyle w:val="000000000000" w:firstRow="0" w:lastRow="0" w:firstColumn="0" w:lastColumn="0" w:oddVBand="0" w:evenVBand="0" w:oddHBand="0" w:evenHBand="0" w:firstRowFirstColumn="0" w:firstRowLastColumn="0" w:lastRowFirstColumn="0" w:lastRowLastColumn="0"/>
               <w:rPr>
@@ -4361,7 +4384,7 @@
           </w:tcPr>
           <w:p>
             <w:pPr>
-              <w:pStyle w:val="NoSpacing"/>
+              <w:pStyle w:val="SemEspaamento"/>
               <w:jc w:val="center"/>
               <w:cnfStyle w:val="000000000000" w:firstRow="0" w:lastRow="0" w:firstColumn="0" w:lastColumn="0" w:oddVBand="0" w:evenVBand="0" w:oddHBand="0" w:evenHBand="0" w:firstRowFirstColumn="0" w:firstRowLastColumn="0" w:lastRowFirstColumn="0" w:lastRowLastColumn="0"/>
               <w:rPr>
@@ -4379,7 +4402,7 @@
           </w:tcPr>
           <w:p>
             <w:pPr>
-              <w:pStyle w:val="NoSpacing"/>
+              <w:pStyle w:val="SemEspaamento"/>
               <w:jc w:val="center"/>
               <w:cnfStyle w:val="000000000000" w:firstRow="0" w:lastRow="0" w:firstColumn="0" w:lastColumn="0" w:oddVBand="0" w:evenVBand="0" w:oddHBand="0" w:evenHBand="0" w:firstRowFirstColumn="0" w:firstRowLastColumn="0" w:lastRowFirstColumn="0" w:lastRowLastColumn="0"/>
               <w:rPr>
@@ -4400,7 +4423,7 @@
           </w:tcPr>
           <w:p>
             <w:pPr>
-              <w:pStyle w:val="NoSpacing"/>
+              <w:pStyle w:val="SemEspaamento"/>
               <w:jc w:val="center"/>
               <w:rPr>
                 <w:rFonts w:eastAsia="Calibri"/>
@@ -4418,7 +4441,7 @@
           </w:tcPr>
           <w:p>
             <w:pPr>
-              <w:pStyle w:val="NoSpacing"/>
+              <w:pStyle w:val="SemEspaamento"/>
               <w:jc w:val="center"/>
               <w:cnfStyle w:val="000000000000" w:firstRow="0" w:lastRow="0" w:firstColumn="0" w:lastColumn="0" w:oddVBand="0" w:evenVBand="0" w:oddHBand="0" w:evenHBand="0" w:firstRowFirstColumn="0" w:firstRowLastColumn="0" w:lastRowFirstColumn="0" w:lastRowLastColumn="0"/>
               <w:rPr>
@@ -4436,7 +4459,7 @@
           </w:tcPr>
           <w:p>
             <w:pPr>
-              <w:pStyle w:val="NoSpacing"/>
+              <w:pStyle w:val="SemEspaamento"/>
               <w:jc w:val="center"/>
               <w:cnfStyle w:val="000000000000" w:firstRow="0" w:lastRow="0" w:firstColumn="0" w:lastColumn="0" w:oddVBand="0" w:evenVBand="0" w:oddHBand="0" w:evenHBand="0" w:firstRowFirstColumn="0" w:firstRowLastColumn="0" w:lastRowFirstColumn="0" w:lastRowLastColumn="0"/>
               <w:rPr>
@@ -4454,7 +4477,7 @@
           </w:tcPr>
           <w:p>
             <w:pPr>
-              <w:pStyle w:val="NoSpacing"/>
+              <w:pStyle w:val="SemEspaamento"/>
               <w:jc w:val="center"/>
               <w:cnfStyle w:val="000000000000" w:firstRow="0" w:lastRow="0" w:firstColumn="0" w:lastColumn="0" w:oddVBand="0" w:evenVBand="0" w:oddHBand="0" w:evenHBand="0" w:firstRowFirstColumn="0" w:firstRowLastColumn="0" w:lastRowFirstColumn="0" w:lastRowLastColumn="0"/>
               <w:rPr>
@@ -4478,7 +4501,7 @@
     </w:p>
     <w:p>
       <w:pPr>
-        <w:pStyle w:val="Heading1"/>
+        <w:pStyle w:val="Ttulo1"/>
         <w:numPr>
           <w:ilvl w:val="0"/>
           <w:numId w:val="0"/>
@@ -4493,7 +4516,7 @@
     </w:p>
     <w:p>
       <w:pPr>
-        <w:pStyle w:val="Heading1"/>
+        <w:pStyle w:val="Ttulo1"/>
         <w:rPr>
           <w:rFonts w:eastAsia="Dotum"/>
         </w:rPr>
@@ -4556,7 +4579,7 @@
     </w:p>
     <w:p>
       <w:pPr>
-        <w:pStyle w:val="Heading2"/>
+        <w:pStyle w:val="Ttulo2"/>
         <w:rPr>
           <w:rFonts w:eastAsia="Dotum"/>
           <w:b/>
@@ -4699,7 +4722,7 @@
     </w:p>
     <w:p>
       <w:pPr>
-        <w:pStyle w:val="Heading2"/>
+        <w:pStyle w:val="Ttulo2"/>
         <w:rPr>
           <w:rFonts w:eastAsia="Dotum"/>
           <w:b/>
@@ -4722,7 +4745,7 @@
         <w:ind w:left="720"/>
         <w:jc w:val="left"/>
         <w:rPr>
-          <w:rStyle w:val="Strong"/>
+          <w:rStyle w:val="Forte"/>
           <w:rFonts w:asciiTheme="minorHAnsi" w:hAnsiTheme="minorHAnsi" w:cstheme="minorHAnsi"/>
           <w:b w:val="0"/>
           <w:color w:val="24292F"/>
@@ -4730,7 +4753,7 @@
       </w:pPr>
       <w:r>
         <w:rPr>
-          <w:rStyle w:val="Strong"/>
+          <w:rStyle w:val="Forte"/>
           <w:rFonts w:asciiTheme="minorHAnsi" w:hAnsiTheme="minorHAnsi" w:cstheme="minorHAnsi"/>
           <w:b w:val="0"/>
           <w:color w:val="24292F"/>
@@ -4748,7 +4771,7 @@
       </w:hyperlink>
       <w:r>
         <w:rPr>
-          <w:rStyle w:val="Strong"/>
+          <w:rStyle w:val="Forte"/>
           <w:rFonts w:asciiTheme="minorHAnsi" w:hAnsiTheme="minorHAnsi" w:cstheme="minorHAnsi"/>
           <w:b w:val="0"/>
           <w:color w:val="24292F"/>
@@ -4757,7 +4780,7 @@
       </w:r>
       <w:r>
         <w:rPr>
-          <w:rStyle w:val="Strong"/>
+          <w:rStyle w:val="Forte"/>
           <w:rFonts w:asciiTheme="minorHAnsi" w:hAnsiTheme="minorHAnsi" w:cstheme="minorHAnsi"/>
           <w:b w:val="0"/>
           <w:color w:val="24292F"/>
@@ -4766,7 +4789,7 @@
       </w:r>
       <w:r>
         <w:rPr>
-          <w:rStyle w:val="Strong"/>
+          <w:rStyle w:val="Forte"/>
           <w:rFonts w:asciiTheme="minorHAnsi" w:hAnsiTheme="minorHAnsi" w:cstheme="minorHAnsi"/>
           <w:b w:val="0"/>
           <w:color w:val="24292F"/>
@@ -4775,7 +4798,7 @@
       </w:r>
       <w:r>
         <w:rPr>
-          <w:rStyle w:val="Strong"/>
+          <w:rStyle w:val="Forte"/>
           <w:rFonts w:asciiTheme="minorHAnsi" w:hAnsiTheme="minorHAnsi" w:cstheme="minorHAnsi"/>
           <w:b w:val="0"/>
           <w:color w:val="24292F"/>
@@ -4784,7 +4807,7 @@
       </w:r>
       <w:r>
         <w:rPr>
-          <w:rStyle w:val="Strong"/>
+          <w:rStyle w:val="Forte"/>
           <w:rFonts w:asciiTheme="minorHAnsi" w:hAnsiTheme="minorHAnsi" w:cstheme="minorHAnsi"/>
           <w:b w:val="0"/>
           <w:color w:val="24292F"/>
@@ -4792,7 +4815,7 @@
       </w:r>
       <w:r>
         <w:rPr>
-          <w:rStyle w:val="Strong"/>
+          <w:rStyle w:val="Forte"/>
           <w:rFonts w:asciiTheme="minorHAnsi" w:hAnsiTheme="minorHAnsi" w:cstheme="minorHAnsi"/>
           <w:b w:val="0"/>
           <w:color w:val="24292F"/>
@@ -4820,7 +4843,7 @@
       </w:r>
       <w:r>
         <w:rPr>
-          <w:rStyle w:val="Strong"/>
+          <w:rStyle w:val="Forte"/>
           <w:rFonts w:asciiTheme="minorHAnsi" w:hAnsiTheme="minorHAnsi" w:cstheme="minorHAnsi"/>
           <w:b w:val="0"/>
           <w:color w:val="24292F"/>
@@ -4829,7 +4852,7 @@
       </w:r>
       <w:r>
         <w:rPr>
-          <w:rStyle w:val="Strong"/>
+          <w:rStyle w:val="Forte"/>
           <w:rFonts w:asciiTheme="minorHAnsi" w:hAnsiTheme="minorHAnsi" w:cstheme="minorHAnsi"/>
           <w:b w:val="0"/>
           <w:color w:val="24292F"/>
@@ -4838,7 +4861,7 @@
       </w:r>
       <w:r>
         <w:rPr>
-          <w:rStyle w:val="Strong"/>
+          <w:rStyle w:val="Forte"/>
           <w:rFonts w:asciiTheme="minorHAnsi" w:hAnsiTheme="minorHAnsi" w:cstheme="minorHAnsi"/>
           <w:b w:val="0"/>
           <w:color w:val="24292F"/>
@@ -4900,7 +4923,7 @@
     </w:p>
     <w:p>
       <w:pPr>
-        <w:pStyle w:val="Caption"/>
+        <w:pStyle w:val="Legenda"/>
         <w:rPr>
           <w:rFonts w:ascii="Segoe UI" w:hAnsi="Segoe UI" w:cs="Segoe UI"/>
           <w:b w:val="0"/>
@@ -4972,7 +4995,7 @@
     </w:p>
     <w:p>
       <w:pPr>
-        <w:pStyle w:val="Heading1"/>
+        <w:pStyle w:val="Ttulo1"/>
         <w:rPr>
           <w:rFonts w:eastAsia="Dotum"/>
         </w:rPr>
@@ -4995,7 +5018,7 @@
     </w:p>
     <w:tbl>
       <w:tblPr>
-        <w:tblStyle w:val="TableGrid"/>
+        <w:tblStyle w:val="Tabelacomgrade"/>
         <w:tblW w:w="0" w:type="auto"/>
         <w:jc w:val="center"/>
         <w:tblLook w:val="04A0" w:firstRow="1" w:lastRow="0" w:firstColumn="1" w:lastColumn="0" w:noHBand="0" w:noVBand="1"/>
@@ -5049,6 +5072,7 @@
                 <w:color w:val="FFFFFF" w:themeColor="background1"/>
               </w:rPr>
             </w:pPr>
+            <w:proofErr w:type="spellStart"/>
             <w:r>
               <w:rPr>
                 <w:rFonts w:eastAsia="Dotum"/>
@@ -5058,6 +5082,7 @@
               </w:rPr>
               <w:t>Description</w:t>
             </w:r>
+            <w:proofErr w:type="spellEnd"/>
           </w:p>
         </w:tc>
       </w:tr>
@@ -5098,12 +5123,56 @@
                 <w:rFonts w:eastAsia="Dotum"/>
               </w:rPr>
             </w:pPr>
-            <w:r>
-              <w:rPr>
-                <w:rFonts w:eastAsia="Dotum"/>
-              </w:rPr>
-              <w:t>Read the parameter value</w:t>
-            </w:r>
+            <w:proofErr w:type="spellStart"/>
+            <w:r>
+              <w:rPr>
+                <w:rFonts w:eastAsia="Dotum"/>
+              </w:rPr>
+              <w:t>Read</w:t>
+            </w:r>
+            <w:proofErr w:type="spellEnd"/>
+            <w:r>
+              <w:rPr>
+                <w:rFonts w:eastAsia="Dotum"/>
+              </w:rPr>
+              <w:t xml:space="preserve"> </w:t>
+            </w:r>
+            <w:proofErr w:type="spellStart"/>
+            <w:r>
+              <w:rPr>
+                <w:rFonts w:eastAsia="Dotum"/>
+              </w:rPr>
+              <w:t>the</w:t>
+            </w:r>
+            <w:proofErr w:type="spellEnd"/>
+            <w:r>
+              <w:rPr>
+                <w:rFonts w:eastAsia="Dotum"/>
+              </w:rPr>
+              <w:t xml:space="preserve"> </w:t>
+            </w:r>
+            <w:proofErr w:type="spellStart"/>
+            <w:r>
+              <w:rPr>
+                <w:rFonts w:eastAsia="Dotum"/>
+              </w:rPr>
+              <w:t>parameter</w:t>
+            </w:r>
+            <w:proofErr w:type="spellEnd"/>
+            <w:r>
+              <w:rPr>
+                <w:rFonts w:eastAsia="Dotum"/>
+              </w:rPr>
+              <w:t xml:space="preserve"> </w:t>
+            </w:r>
+            <w:proofErr w:type="spellStart"/>
+            <w:r>
+              <w:rPr>
+                <w:rFonts w:eastAsia="Dotum"/>
+              </w:rPr>
+              <w:t>value</w:t>
+            </w:r>
+            <w:proofErr w:type="spellEnd"/>
           </w:p>
         </w:tc>
       </w:tr>
@@ -5145,8 +5214,16 @@
               <w:rPr>
                 <w:rFonts w:eastAsia="Dotum"/>
               </w:rPr>
-              <w:t>Executes a command</w:t>
-            </w:r>
+              <w:t xml:space="preserve">Executes a </w:t>
+            </w:r>
+            <w:proofErr w:type="spellStart"/>
+            <w:r>
+              <w:rPr>
+                <w:rFonts w:eastAsia="Dotum"/>
+              </w:rPr>
+              <w:t>command</w:t>
+            </w:r>
+            <w:proofErr w:type="spellEnd"/>
           </w:p>
         </w:tc>
       </w:tr>
@@ -5169,7 +5246,21 @@
               <w:rPr>
                 <w:rFonts w:eastAsia="Dotum"/>
               </w:rPr>
-              <w:t>AT+CMD=&lt;parameters&gt;</w:t>
+              <w:t>AT+CMD=&lt;</w:t>
+            </w:r>
+            <w:proofErr w:type="spellStart"/>
+            <w:r>
+              <w:rPr>
+                <w:rFonts w:eastAsia="Dotum"/>
+              </w:rPr>
+              <w:t>parameters</w:t>
+            </w:r>
+            <w:proofErr w:type="spellEnd"/>
+            <w:r>
+              <w:rPr>
+                <w:rFonts w:eastAsia="Dotum"/>
+              </w:rPr>
+              <w:t>&gt;</w:t>
             </w:r>
           </w:p>
         </w:tc>
@@ -5205,7 +5296,7 @@
     </w:p>
     <w:p>
       <w:pPr>
-        <w:pStyle w:val="Heading1"/>
+        <w:pStyle w:val="Ttulo1"/>
       </w:pPr>
       <w:bookmarkStart w:id="10" w:name="_Toc93306463"/>
       <w:r>
@@ -5239,7 +5330,7 @@
     </w:p>
     <w:tbl>
       <w:tblPr>
-        <w:tblStyle w:val="TableGrid"/>
+        <w:tblStyle w:val="Tabelacomgrade"/>
         <w:tblW w:w="0" w:type="auto"/>
         <w:jc w:val="center"/>
         <w:tblLook w:val="04A0" w:firstRow="1" w:lastRow="0" w:firstColumn="1" w:lastColumn="0" w:noHBand="0" w:noVBand="1"/>
@@ -5293,6 +5384,7 @@
                 <w:color w:val="FFFFFF" w:themeColor="background1"/>
               </w:rPr>
             </w:pPr>
+            <w:proofErr w:type="spellStart"/>
             <w:r>
               <w:rPr>
                 <w:rFonts w:eastAsia="Dotum"/>
@@ -5302,6 +5394,7 @@
               </w:rPr>
               <w:t>Parameter</w:t>
             </w:r>
+            <w:proofErr w:type="spellEnd"/>
           </w:p>
         </w:tc>
         <w:tc>
@@ -5319,6 +5412,7 @@
                 <w:color w:val="FFFFFF" w:themeColor="background1"/>
               </w:rPr>
             </w:pPr>
+            <w:proofErr w:type="spellStart"/>
             <w:r>
               <w:rPr>
                 <w:rFonts w:eastAsia="Dotum"/>
@@ -5328,6 +5422,7 @@
               </w:rPr>
               <w:t>Description</w:t>
             </w:r>
+            <w:proofErr w:type="spellEnd"/>
           </w:p>
         </w:tc>
       </w:tr>
@@ -5386,12 +5481,42 @@
                 <w:rFonts w:eastAsia="Dotum"/>
               </w:rPr>
             </w:pPr>
-            <w:r>
-              <w:rPr>
-                <w:rFonts w:eastAsia="Dotum"/>
-              </w:rPr>
-              <w:t>Any string value</w:t>
-            </w:r>
+            <w:proofErr w:type="spellStart"/>
+            <w:r>
+              <w:rPr>
+                <w:rFonts w:eastAsia="Dotum"/>
+              </w:rPr>
+              <w:t>Any</w:t>
+            </w:r>
+            <w:proofErr w:type="spellEnd"/>
+            <w:r>
+              <w:rPr>
+                <w:rFonts w:eastAsia="Dotum"/>
+              </w:rPr>
+              <w:t xml:space="preserve"> </w:t>
+            </w:r>
+            <w:proofErr w:type="spellStart"/>
+            <w:r>
+              <w:rPr>
+                <w:rFonts w:eastAsia="Dotum"/>
+              </w:rPr>
+              <w:t>string</w:t>
+            </w:r>
+            <w:proofErr w:type="spellEnd"/>
+            <w:r>
+              <w:rPr>
+                <w:rFonts w:eastAsia="Dotum"/>
+              </w:rPr>
+              <w:t xml:space="preserve"> </w:t>
+            </w:r>
+            <w:proofErr w:type="spellStart"/>
+            <w:r>
+              <w:rPr>
+                <w:rFonts w:eastAsia="Dotum"/>
+              </w:rPr>
+              <w:t>value</w:t>
+            </w:r>
+            <w:proofErr w:type="spellEnd"/>
           </w:p>
         </w:tc>
         <w:tc>
@@ -5405,11 +5530,47 @@
                 <w:rFonts w:eastAsia="Dotum"/>
               </w:rPr>
             </w:pPr>
-            <w:r>
-              <w:rPr>
-                <w:rFonts w:eastAsia="Dotum"/>
-              </w:rPr>
-              <w:t xml:space="preserve">Returns the input parameter </w:t>
+            <w:proofErr w:type="spellStart"/>
+            <w:r>
+              <w:rPr>
+                <w:rFonts w:eastAsia="Dotum"/>
+              </w:rPr>
+              <w:t>Returns</w:t>
+            </w:r>
+            <w:proofErr w:type="spellEnd"/>
+            <w:r>
+              <w:rPr>
+                <w:rFonts w:eastAsia="Dotum"/>
+              </w:rPr>
+              <w:t xml:space="preserve"> </w:t>
+            </w:r>
+            <w:proofErr w:type="spellStart"/>
+            <w:r>
+              <w:rPr>
+                <w:rFonts w:eastAsia="Dotum"/>
+              </w:rPr>
+              <w:t>the</w:t>
+            </w:r>
+            <w:proofErr w:type="spellEnd"/>
+            <w:r>
+              <w:rPr>
+                <w:rFonts w:eastAsia="Dotum"/>
+              </w:rPr>
+              <w:t xml:space="preserve"> input </w:t>
+            </w:r>
+            <w:proofErr w:type="spellStart"/>
+            <w:r>
+              <w:rPr>
+                <w:rFonts w:eastAsia="Dotum"/>
+              </w:rPr>
+              <w:t>parameter</w:t>
+            </w:r>
+            <w:proofErr w:type="spellEnd"/>
+            <w:r>
+              <w:rPr>
+                <w:rFonts w:eastAsia="Dotum"/>
+              </w:rPr>
+              <w:t xml:space="preserve"> </w:t>
             </w:r>
           </w:p>
         </w:tc>
@@ -5418,7 +5579,7 @@
     <w:p/>
     <w:p>
       <w:pPr>
-        <w:pStyle w:val="Heading1"/>
+        <w:pStyle w:val="Ttulo1"/>
       </w:pPr>
       <w:bookmarkStart w:id="11" w:name="_Toc93306465"/>
       <w:r>
@@ -5452,7 +5613,7 @@
     </w:p>
     <w:p>
       <w:pPr>
-        <w:pStyle w:val="Heading2"/>
+        <w:pStyle w:val="Ttulo2"/>
         <w:rPr>
           <w:b/>
           <w:bCs/>
@@ -5481,7 +5642,7 @@
     </w:p>
     <w:p>
       <w:pPr>
-        <w:pStyle w:val="Heading3"/>
+        <w:pStyle w:val="Ttulo3"/>
         <w:spacing w:after="160" w:line="259" w:lineRule="auto"/>
         <w:jc w:val="left"/>
         <w:rPr>
@@ -5501,7 +5662,7 @@
     </w:p>
     <w:tbl>
       <w:tblPr>
-        <w:tblStyle w:val="TableGrid"/>
+        <w:tblStyle w:val="Tabelacomgrade"/>
         <w:tblW w:w="0" w:type="auto"/>
         <w:jc w:val="center"/>
         <w:tblLook w:val="04A0" w:firstRow="1" w:lastRow="0" w:firstColumn="1" w:lastColumn="0" w:noHBand="0" w:noVBand="1"/>
@@ -5555,6 +5716,7 @@
                 <w:color w:val="FFFFFF" w:themeColor="background1"/>
               </w:rPr>
             </w:pPr>
+            <w:proofErr w:type="spellStart"/>
             <w:r>
               <w:rPr>
                 <w:rFonts w:eastAsia="Dotum"/>
@@ -5564,6 +5726,7 @@
               </w:rPr>
               <w:t>Parameter</w:t>
             </w:r>
+            <w:proofErr w:type="spellEnd"/>
           </w:p>
         </w:tc>
         <w:tc>
@@ -5581,6 +5744,7 @@
                 <w:color w:val="FFFFFF" w:themeColor="background1"/>
               </w:rPr>
             </w:pPr>
+            <w:proofErr w:type="spellStart"/>
             <w:r>
               <w:rPr>
                 <w:rFonts w:eastAsia="Dotum"/>
@@ -5590,6 +5754,7 @@
               </w:rPr>
               <w:t>Description</w:t>
             </w:r>
+            <w:proofErr w:type="spellEnd"/>
           </w:p>
         </w:tc>
       </w:tr>
@@ -5664,7 +5829,21 @@
               <w:rPr>
                 <w:rFonts w:eastAsia="Dotum"/>
               </w:rPr>
-              <w:t xml:space="preserve"> charactere hexadecimal</w:t>
+              <w:t xml:space="preserve"> </w:t>
+            </w:r>
+            <w:proofErr w:type="spellStart"/>
+            <w:r>
+              <w:rPr>
+                <w:rFonts w:eastAsia="Dotum"/>
+              </w:rPr>
+              <w:t>charactere</w:t>
+            </w:r>
+            <w:proofErr w:type="spellEnd"/>
+            <w:r>
+              <w:rPr>
+                <w:rFonts w:eastAsia="Dotum"/>
+              </w:rPr>
+              <w:t xml:space="preserve"> hexadecimal</w:t>
             </w:r>
           </w:p>
         </w:tc>
@@ -5683,8 +5862,30 @@
               <w:rPr>
                 <w:rFonts w:eastAsia="Dotum"/>
               </w:rPr>
-              <w:t>Sets the DevEUI</w:t>
-            </w:r>
+              <w:t xml:space="preserve">Sets </w:t>
+            </w:r>
+            <w:proofErr w:type="spellStart"/>
+            <w:r>
+              <w:rPr>
+                <w:rFonts w:eastAsia="Dotum"/>
+              </w:rPr>
+              <w:t>the</w:t>
+            </w:r>
+            <w:proofErr w:type="spellEnd"/>
+            <w:r>
+              <w:rPr>
+                <w:rFonts w:eastAsia="Dotum"/>
+              </w:rPr>
+              <w:t xml:space="preserve"> </w:t>
+            </w:r>
+            <w:proofErr w:type="spellStart"/>
+            <w:r>
+              <w:rPr>
+                <w:rFonts w:eastAsia="Dotum"/>
+              </w:rPr>
+              <w:t>DevEUI</w:t>
+            </w:r>
+            <w:proofErr w:type="spellEnd"/>
           </w:p>
         </w:tc>
       </w:tr>
@@ -5738,12 +5939,42 @@
                 <w:rFonts w:eastAsia="Dotum"/>
               </w:rPr>
             </w:pPr>
-            <w:r>
-              <w:rPr>
-                <w:rFonts w:eastAsia="Dotum"/>
-              </w:rPr>
-              <w:t>Returns current DevEUI</w:t>
-            </w:r>
+            <w:proofErr w:type="spellStart"/>
+            <w:r>
+              <w:rPr>
+                <w:rFonts w:eastAsia="Dotum"/>
+              </w:rPr>
+              <w:t>Returns</w:t>
+            </w:r>
+            <w:proofErr w:type="spellEnd"/>
+            <w:r>
+              <w:rPr>
+                <w:rFonts w:eastAsia="Dotum"/>
+              </w:rPr>
+              <w:t xml:space="preserve"> </w:t>
+            </w:r>
+            <w:proofErr w:type="spellStart"/>
+            <w:r>
+              <w:rPr>
+                <w:rFonts w:eastAsia="Dotum"/>
+              </w:rPr>
+              <w:t>current</w:t>
+            </w:r>
+            <w:proofErr w:type="spellEnd"/>
+            <w:r>
+              <w:rPr>
+                <w:rFonts w:eastAsia="Dotum"/>
+              </w:rPr>
+              <w:t xml:space="preserve"> </w:t>
+            </w:r>
+            <w:proofErr w:type="spellStart"/>
+            <w:r>
+              <w:rPr>
+                <w:rFonts w:eastAsia="Dotum"/>
+              </w:rPr>
+              <w:t>DevEUI</w:t>
+            </w:r>
+            <w:proofErr w:type="spellEnd"/>
           </w:p>
         </w:tc>
       </w:tr>
@@ -5757,7 +5988,7 @@
     </w:p>
     <w:p>
       <w:pPr>
-        <w:pStyle w:val="Heading3"/>
+        <w:pStyle w:val="Ttulo3"/>
         <w:spacing w:after="160" w:line="259" w:lineRule="auto"/>
         <w:jc w:val="left"/>
         <w:rPr>
@@ -5783,7 +6014,7 @@
     <w:p/>
     <w:tbl>
       <w:tblPr>
-        <w:tblStyle w:val="TableGrid"/>
+        <w:tblStyle w:val="Tabelacomgrade"/>
         <w:tblW w:w="0" w:type="auto"/>
         <w:jc w:val="center"/>
         <w:tblLook w:val="04A0" w:firstRow="1" w:lastRow="0" w:firstColumn="1" w:lastColumn="0" w:noHBand="0" w:noVBand="1"/>
@@ -5838,6 +6069,7 @@
                 <w:color w:val="FFFFFF" w:themeColor="background1"/>
               </w:rPr>
             </w:pPr>
+            <w:proofErr w:type="spellStart"/>
             <w:r>
               <w:rPr>
                 <w:rFonts w:eastAsia="Dotum"/>
@@ -5847,6 +6079,7 @@
               </w:rPr>
               <w:t>Parameter</w:t>
             </w:r>
+            <w:proofErr w:type="spellEnd"/>
           </w:p>
         </w:tc>
         <w:tc>
@@ -5864,6 +6097,7 @@
                 <w:color w:val="FFFFFF" w:themeColor="background1"/>
               </w:rPr>
             </w:pPr>
+            <w:proofErr w:type="spellStart"/>
             <w:r>
               <w:rPr>
                 <w:rFonts w:eastAsia="Dotum"/>
@@ -5873,6 +6107,7 @@
               </w:rPr>
               <w:t>Description</w:t>
             </w:r>
+            <w:proofErr w:type="spellEnd"/>
           </w:p>
         </w:tc>
       </w:tr>
@@ -5935,7 +6170,21 @@
               <w:rPr>
                 <w:rFonts w:eastAsia="Dotum"/>
               </w:rPr>
-              <w:t xml:space="preserve"> charactere hexadecimal</w:t>
+              <w:t xml:space="preserve"> </w:t>
+            </w:r>
+            <w:proofErr w:type="spellStart"/>
+            <w:r>
+              <w:rPr>
+                <w:rFonts w:eastAsia="Dotum"/>
+              </w:rPr>
+              <w:t>charactere</w:t>
+            </w:r>
+            <w:proofErr w:type="spellEnd"/>
+            <w:r>
+              <w:rPr>
+                <w:rFonts w:eastAsia="Dotum"/>
+              </w:rPr>
+              <w:t xml:space="preserve"> hexadecimal</w:t>
             </w:r>
           </w:p>
         </w:tc>
@@ -5954,8 +6203,30 @@
               <w:rPr>
                 <w:rFonts w:eastAsia="Dotum"/>
               </w:rPr>
-              <w:t>Sets the DevAddr</w:t>
-            </w:r>
+              <w:t xml:space="preserve">Sets </w:t>
+            </w:r>
+            <w:proofErr w:type="spellStart"/>
+            <w:r>
+              <w:rPr>
+                <w:rFonts w:eastAsia="Dotum"/>
+              </w:rPr>
+              <w:t>the</w:t>
+            </w:r>
+            <w:proofErr w:type="spellEnd"/>
+            <w:r>
+              <w:rPr>
+                <w:rFonts w:eastAsia="Dotum"/>
+              </w:rPr>
+              <w:t xml:space="preserve"> </w:t>
+            </w:r>
+            <w:proofErr w:type="spellStart"/>
+            <w:r>
+              <w:rPr>
+                <w:rFonts w:eastAsia="Dotum"/>
+              </w:rPr>
+              <w:t>DevAddr</w:t>
+            </w:r>
+            <w:proofErr w:type="spellEnd"/>
           </w:p>
         </w:tc>
       </w:tr>
@@ -6018,12 +6289,42 @@
                 <w:rFonts w:eastAsia="Dotum"/>
               </w:rPr>
             </w:pPr>
-            <w:r>
-              <w:rPr>
-                <w:rFonts w:eastAsia="Dotum"/>
-              </w:rPr>
-              <w:t>Returns current DevAddr</w:t>
-            </w:r>
+            <w:proofErr w:type="spellStart"/>
+            <w:r>
+              <w:rPr>
+                <w:rFonts w:eastAsia="Dotum"/>
+              </w:rPr>
+              <w:t>Returns</w:t>
+            </w:r>
+            <w:proofErr w:type="spellEnd"/>
+            <w:r>
+              <w:rPr>
+                <w:rFonts w:eastAsia="Dotum"/>
+              </w:rPr>
+              <w:t xml:space="preserve"> </w:t>
+            </w:r>
+            <w:proofErr w:type="spellStart"/>
+            <w:r>
+              <w:rPr>
+                <w:rFonts w:eastAsia="Dotum"/>
+              </w:rPr>
+              <w:t>current</w:t>
+            </w:r>
+            <w:proofErr w:type="spellEnd"/>
+            <w:r>
+              <w:rPr>
+                <w:rFonts w:eastAsia="Dotum"/>
+              </w:rPr>
+              <w:t xml:space="preserve"> </w:t>
+            </w:r>
+            <w:proofErr w:type="spellStart"/>
+            <w:r>
+              <w:rPr>
+                <w:rFonts w:eastAsia="Dotum"/>
+              </w:rPr>
+              <w:t>DevAddr</w:t>
+            </w:r>
+            <w:proofErr w:type="spellEnd"/>
           </w:p>
         </w:tc>
       </w:tr>
@@ -6085,7 +6386,21 @@
               <w:rPr>
                 <w:rFonts w:eastAsia="Dotum"/>
               </w:rPr>
-              <w:t xml:space="preserve"> charactere hexadecimal</w:t>
+              <w:t xml:space="preserve"> </w:t>
+            </w:r>
+            <w:proofErr w:type="spellStart"/>
+            <w:r>
+              <w:rPr>
+                <w:rFonts w:eastAsia="Dotum"/>
+              </w:rPr>
+              <w:t>charactere</w:t>
+            </w:r>
+            <w:proofErr w:type="spellEnd"/>
+            <w:r>
+              <w:rPr>
+                <w:rFonts w:eastAsia="Dotum"/>
+              </w:rPr>
+              <w:t xml:space="preserve"> hexadecimal</w:t>
             </w:r>
           </w:p>
         </w:tc>
@@ -6105,8 +6420,30 @@
               <w:rPr>
                 <w:rFonts w:eastAsia="Dotum"/>
               </w:rPr>
-              <w:t>Sets the AppSKey</w:t>
-            </w:r>
+              <w:t xml:space="preserve">Sets </w:t>
+            </w:r>
+            <w:proofErr w:type="spellStart"/>
+            <w:r>
+              <w:rPr>
+                <w:rFonts w:eastAsia="Dotum"/>
+              </w:rPr>
+              <w:t>the</w:t>
+            </w:r>
+            <w:proofErr w:type="spellEnd"/>
+            <w:r>
+              <w:rPr>
+                <w:rFonts w:eastAsia="Dotum"/>
+              </w:rPr>
+              <w:t xml:space="preserve"> </w:t>
+            </w:r>
+            <w:proofErr w:type="spellStart"/>
+            <w:r>
+              <w:rPr>
+                <w:rFonts w:eastAsia="Dotum"/>
+              </w:rPr>
+              <w:t>AppSKey</w:t>
+            </w:r>
+            <w:proofErr w:type="spellEnd"/>
           </w:p>
         </w:tc>
       </w:tr>
@@ -6160,12 +6497,42 @@
                 <w:rFonts w:eastAsia="Dotum"/>
               </w:rPr>
             </w:pPr>
-            <w:r>
-              <w:rPr>
-                <w:rFonts w:eastAsia="Dotum"/>
-              </w:rPr>
-              <w:t>Returns current AppSKey</w:t>
-            </w:r>
+            <w:proofErr w:type="spellStart"/>
+            <w:r>
+              <w:rPr>
+                <w:rFonts w:eastAsia="Dotum"/>
+              </w:rPr>
+              <w:t>Returns</w:t>
+            </w:r>
+            <w:proofErr w:type="spellEnd"/>
+            <w:r>
+              <w:rPr>
+                <w:rFonts w:eastAsia="Dotum"/>
+              </w:rPr>
+              <w:t xml:space="preserve"> </w:t>
+            </w:r>
+            <w:proofErr w:type="spellStart"/>
+            <w:r>
+              <w:rPr>
+                <w:rFonts w:eastAsia="Dotum"/>
+              </w:rPr>
+              <w:t>current</w:t>
+            </w:r>
+            <w:proofErr w:type="spellEnd"/>
+            <w:r>
+              <w:rPr>
+                <w:rFonts w:eastAsia="Dotum"/>
+              </w:rPr>
+              <w:t xml:space="preserve"> </w:t>
+            </w:r>
+            <w:proofErr w:type="spellStart"/>
+            <w:r>
+              <w:rPr>
+                <w:rFonts w:eastAsia="Dotum"/>
+              </w:rPr>
+              <w:t>AppSKey</w:t>
+            </w:r>
+            <w:proofErr w:type="spellEnd"/>
           </w:p>
         </w:tc>
       </w:tr>
@@ -6225,7 +6592,21 @@
               <w:rPr>
                 <w:rFonts w:eastAsia="Dotum"/>
               </w:rPr>
-              <w:t xml:space="preserve"> charactere hexadecimal</w:t>
+              <w:t xml:space="preserve"> </w:t>
+            </w:r>
+            <w:proofErr w:type="spellStart"/>
+            <w:r>
+              <w:rPr>
+                <w:rFonts w:eastAsia="Dotum"/>
+              </w:rPr>
+              <w:t>charactere</w:t>
+            </w:r>
+            <w:proofErr w:type="spellEnd"/>
+            <w:r>
+              <w:rPr>
+                <w:rFonts w:eastAsia="Dotum"/>
+              </w:rPr>
+              <w:t xml:space="preserve"> hexadecimal</w:t>
             </w:r>
           </w:p>
         </w:tc>
@@ -6244,8 +6625,30 @@
               <w:rPr>
                 <w:rFonts w:eastAsia="Dotum"/>
               </w:rPr>
-              <w:t>Sets the NwkSKey</w:t>
-            </w:r>
+              <w:t xml:space="preserve">Sets </w:t>
+            </w:r>
+            <w:proofErr w:type="spellStart"/>
+            <w:r>
+              <w:rPr>
+                <w:rFonts w:eastAsia="Dotum"/>
+              </w:rPr>
+              <w:t>the</w:t>
+            </w:r>
+            <w:proofErr w:type="spellEnd"/>
+            <w:r>
+              <w:rPr>
+                <w:rFonts w:eastAsia="Dotum"/>
+              </w:rPr>
+              <w:t xml:space="preserve"> </w:t>
+            </w:r>
+            <w:proofErr w:type="spellStart"/>
+            <w:r>
+              <w:rPr>
+                <w:rFonts w:eastAsia="Dotum"/>
+              </w:rPr>
+              <w:t>NwkSKey</w:t>
+            </w:r>
+            <w:proofErr w:type="spellEnd"/>
           </w:p>
         </w:tc>
       </w:tr>
@@ -6296,12 +6699,42 @@
                 <w:rFonts w:eastAsia="Dotum"/>
               </w:rPr>
             </w:pPr>
-            <w:r>
-              <w:rPr>
-                <w:rFonts w:eastAsia="Dotum"/>
-              </w:rPr>
-              <w:t>Returns current NwkSKey</w:t>
-            </w:r>
+            <w:proofErr w:type="spellStart"/>
+            <w:r>
+              <w:rPr>
+                <w:rFonts w:eastAsia="Dotum"/>
+              </w:rPr>
+              <w:t>Returns</w:t>
+            </w:r>
+            <w:proofErr w:type="spellEnd"/>
+            <w:r>
+              <w:rPr>
+                <w:rFonts w:eastAsia="Dotum"/>
+              </w:rPr>
+              <w:t xml:space="preserve"> </w:t>
+            </w:r>
+            <w:proofErr w:type="spellStart"/>
+            <w:r>
+              <w:rPr>
+                <w:rFonts w:eastAsia="Dotum"/>
+              </w:rPr>
+              <w:t>current</w:t>
+            </w:r>
+            <w:proofErr w:type="spellEnd"/>
+            <w:r>
+              <w:rPr>
+                <w:rFonts w:eastAsia="Dotum"/>
+              </w:rPr>
+              <w:t xml:space="preserve"> </w:t>
+            </w:r>
+            <w:proofErr w:type="spellStart"/>
+            <w:r>
+              <w:rPr>
+                <w:rFonts w:eastAsia="Dotum"/>
+              </w:rPr>
+              <w:t>NwkSKey</w:t>
+            </w:r>
+            <w:proofErr w:type="spellEnd"/>
           </w:p>
         </w:tc>
       </w:tr>
@@ -6358,7 +6791,7 @@
     </w:p>
     <w:p>
       <w:pPr>
-        <w:pStyle w:val="Heading3"/>
+        <w:pStyle w:val="Ttulo3"/>
         <w:spacing w:after="160" w:line="259" w:lineRule="auto"/>
         <w:jc w:val="left"/>
         <w:rPr>
@@ -6395,7 +6828,7 @@
     <w:p/>
     <w:tbl>
       <w:tblPr>
-        <w:tblStyle w:val="TableGrid"/>
+        <w:tblStyle w:val="Tabelacomgrade"/>
         <w:tblW w:w="0" w:type="auto"/>
         <w:jc w:val="center"/>
         <w:tblLook w:val="04A0" w:firstRow="1" w:lastRow="0" w:firstColumn="1" w:lastColumn="0" w:noHBand="0" w:noVBand="1"/>
@@ -6450,6 +6883,7 @@
                 <w:color w:val="FFFFFF" w:themeColor="background1"/>
               </w:rPr>
             </w:pPr>
+            <w:proofErr w:type="spellStart"/>
             <w:r>
               <w:rPr>
                 <w:rFonts w:eastAsia="Dotum"/>
@@ -6459,6 +6893,7 @@
               </w:rPr>
               <w:t>Parameter</w:t>
             </w:r>
+            <w:proofErr w:type="spellEnd"/>
           </w:p>
         </w:tc>
         <w:tc>
@@ -6476,6 +6911,7 @@
                 <w:color w:val="FFFFFF" w:themeColor="background1"/>
               </w:rPr>
             </w:pPr>
+            <w:proofErr w:type="spellStart"/>
             <w:r>
               <w:rPr>
                 <w:rFonts w:eastAsia="Dotum"/>
@@ -6485,6 +6921,7 @@
               </w:rPr>
               <w:t>Description</w:t>
             </w:r>
+            <w:proofErr w:type="spellEnd"/>
           </w:p>
         </w:tc>
       </w:tr>
@@ -6547,7 +6984,21 @@
               <w:rPr>
                 <w:rFonts w:eastAsia="Dotum"/>
               </w:rPr>
-              <w:t xml:space="preserve"> charactere hexadecimal</w:t>
+              <w:t xml:space="preserve"> </w:t>
+            </w:r>
+            <w:proofErr w:type="spellStart"/>
+            <w:r>
+              <w:rPr>
+                <w:rFonts w:eastAsia="Dotum"/>
+              </w:rPr>
+              <w:t>charactere</w:t>
+            </w:r>
+            <w:proofErr w:type="spellEnd"/>
+            <w:r>
+              <w:rPr>
+                <w:rFonts w:eastAsia="Dotum"/>
+              </w:rPr>
+              <w:t xml:space="preserve"> hexadecimal</w:t>
             </w:r>
           </w:p>
         </w:tc>
@@ -6566,14 +7017,30 @@
               <w:rPr>
                 <w:rFonts w:eastAsia="Dotum"/>
               </w:rPr>
-              <w:t xml:space="preserve">Sets the </w:t>
-            </w:r>
+              <w:t xml:space="preserve">Sets </w:t>
+            </w:r>
+            <w:proofErr w:type="spellStart"/>
+            <w:r>
+              <w:rPr>
+                <w:rFonts w:eastAsia="Dotum"/>
+              </w:rPr>
+              <w:t>the</w:t>
+            </w:r>
+            <w:proofErr w:type="spellEnd"/>
+            <w:r>
+              <w:rPr>
+                <w:rFonts w:eastAsia="Dotum"/>
+              </w:rPr>
+              <w:t xml:space="preserve"> </w:t>
+            </w:r>
+            <w:proofErr w:type="spellStart"/>
             <w:r>
               <w:rPr>
                 <w:rFonts w:eastAsia="Dotum"/>
               </w:rPr>
               <w:t>AppEUI</w:t>
             </w:r>
+            <w:proofErr w:type="spellEnd"/>
           </w:p>
         </w:tc>
       </w:tr>
@@ -6627,18 +7094,42 @@
                 <w:rFonts w:eastAsia="Dotum"/>
               </w:rPr>
             </w:pPr>
-            <w:r>
-              <w:rPr>
-                <w:rFonts w:eastAsia="Dotum"/>
-              </w:rPr>
-              <w:t xml:space="preserve">Returns current </w:t>
-            </w:r>
+            <w:proofErr w:type="spellStart"/>
+            <w:r>
+              <w:rPr>
+                <w:rFonts w:eastAsia="Dotum"/>
+              </w:rPr>
+              <w:t>Returns</w:t>
+            </w:r>
+            <w:proofErr w:type="spellEnd"/>
+            <w:r>
+              <w:rPr>
+                <w:rFonts w:eastAsia="Dotum"/>
+              </w:rPr>
+              <w:t xml:space="preserve"> </w:t>
+            </w:r>
+            <w:proofErr w:type="spellStart"/>
+            <w:r>
+              <w:rPr>
+                <w:rFonts w:eastAsia="Dotum"/>
+              </w:rPr>
+              <w:t>current</w:t>
+            </w:r>
+            <w:proofErr w:type="spellEnd"/>
+            <w:r>
+              <w:rPr>
+                <w:rFonts w:eastAsia="Dotum"/>
+              </w:rPr>
+              <w:t xml:space="preserve"> </w:t>
+            </w:r>
+            <w:proofErr w:type="spellStart"/>
             <w:r>
               <w:rPr>
                 <w:rFonts w:eastAsia="Dotum"/>
               </w:rPr>
               <w:t>AppEUI</w:t>
             </w:r>
+            <w:proofErr w:type="spellEnd"/>
           </w:p>
         </w:tc>
       </w:tr>
@@ -6709,7 +7200,21 @@
               <w:rPr>
                 <w:rFonts w:eastAsia="Dotum"/>
               </w:rPr>
-              <w:t xml:space="preserve"> charactere hexadecimal</w:t>
+              <w:t xml:space="preserve"> </w:t>
+            </w:r>
+            <w:proofErr w:type="spellStart"/>
+            <w:r>
+              <w:rPr>
+                <w:rFonts w:eastAsia="Dotum"/>
+              </w:rPr>
+              <w:t>charactere</w:t>
+            </w:r>
+            <w:proofErr w:type="spellEnd"/>
+            <w:r>
+              <w:rPr>
+                <w:rFonts w:eastAsia="Dotum"/>
+              </w:rPr>
+              <w:t xml:space="preserve"> hexadecimal</w:t>
             </w:r>
           </w:p>
         </w:tc>
@@ -6729,8 +7234,30 @@
               <w:rPr>
                 <w:rFonts w:eastAsia="Dotum"/>
               </w:rPr>
-              <w:t>Sets the AppKey</w:t>
-            </w:r>
+              <w:t xml:space="preserve">Sets </w:t>
+            </w:r>
+            <w:proofErr w:type="spellStart"/>
+            <w:r>
+              <w:rPr>
+                <w:rFonts w:eastAsia="Dotum"/>
+              </w:rPr>
+              <w:t>the</w:t>
+            </w:r>
+            <w:proofErr w:type="spellEnd"/>
+            <w:r>
+              <w:rPr>
+                <w:rFonts w:eastAsia="Dotum"/>
+              </w:rPr>
+              <w:t xml:space="preserve"> </w:t>
+            </w:r>
+            <w:proofErr w:type="spellStart"/>
+            <w:r>
+              <w:rPr>
+                <w:rFonts w:eastAsia="Dotum"/>
+              </w:rPr>
+              <w:t>AppKey</w:t>
+            </w:r>
+            <w:proofErr w:type="spellEnd"/>
           </w:p>
         </w:tc>
       </w:tr>
@@ -6793,12 +7320,35 @@
                 <w:rFonts w:eastAsia="Dotum"/>
               </w:rPr>
             </w:pPr>
-            <w:r>
-              <w:rPr>
-                <w:rFonts w:eastAsia="Dotum"/>
-              </w:rPr>
-              <w:t xml:space="preserve">Returns current </w:t>
-            </w:r>
+            <w:proofErr w:type="spellStart"/>
+            <w:r>
+              <w:rPr>
+                <w:rFonts w:eastAsia="Dotum"/>
+              </w:rPr>
+              <w:t>Returns</w:t>
+            </w:r>
+            <w:proofErr w:type="spellEnd"/>
+            <w:r>
+              <w:rPr>
+                <w:rFonts w:eastAsia="Dotum"/>
+              </w:rPr>
+              <w:t xml:space="preserve"> </w:t>
+            </w:r>
+            <w:proofErr w:type="spellStart"/>
+            <w:r>
+              <w:rPr>
+                <w:rFonts w:eastAsia="Dotum"/>
+              </w:rPr>
+              <w:t>current</w:t>
+            </w:r>
+            <w:proofErr w:type="spellEnd"/>
+            <w:r>
+              <w:rPr>
+                <w:rFonts w:eastAsia="Dotum"/>
+              </w:rPr>
+              <w:t xml:space="preserve"> </w:t>
+            </w:r>
+            <w:proofErr w:type="spellStart"/>
             <w:r>
               <w:rPr>
                 <w:rFonts w:eastAsia="Dotum"/>
@@ -6806,6 +7356,7 @@
               </w:rPr>
               <w:t>AppKey</w:t>
             </w:r>
+            <w:proofErr w:type="spellEnd"/>
           </w:p>
         </w:tc>
       </w:tr>
@@ -6813,7 +7364,7 @@
     <w:p/>
     <w:p>
       <w:pPr>
-        <w:pStyle w:val="Heading2"/>
+        <w:pStyle w:val="Ttulo2"/>
         <w:rPr>
           <w:b/>
           <w:bCs/>
@@ -6856,7 +7407,7 @@
     <w:p/>
     <w:tbl>
       <w:tblPr>
-        <w:tblStyle w:val="TableGrid"/>
+        <w:tblStyle w:val="Tabelacomgrade"/>
         <w:tblW w:w="0" w:type="auto"/>
         <w:jc w:val="center"/>
         <w:tblLook w:val="04A0" w:firstRow="1" w:lastRow="0" w:firstColumn="1" w:lastColumn="0" w:noHBand="0" w:noVBand="1"/>
@@ -6911,6 +7462,7 @@
                 <w:color w:val="FFFFFF" w:themeColor="background1"/>
               </w:rPr>
             </w:pPr>
+            <w:proofErr w:type="spellStart"/>
             <w:r>
               <w:rPr>
                 <w:rFonts w:eastAsia="Dotum"/>
@@ -6920,6 +7472,7 @@
               </w:rPr>
               <w:t>Parameter</w:t>
             </w:r>
+            <w:proofErr w:type="spellEnd"/>
           </w:p>
         </w:tc>
         <w:tc>
@@ -6937,6 +7490,7 @@
                 <w:color w:val="FFFFFF" w:themeColor="background1"/>
               </w:rPr>
             </w:pPr>
+            <w:proofErr w:type="spellStart"/>
             <w:r>
               <w:rPr>
                 <w:rFonts w:eastAsia="Dotum"/>
@@ -6946,6 +7500,7 @@
               </w:rPr>
               <w:t>Description</w:t>
             </w:r>
+            <w:proofErr w:type="spellEnd"/>
           </w:p>
         </w:tc>
       </w:tr>
@@ -7176,8 +7731,44 @@
               <w:rPr>
                 <w:rFonts w:eastAsia="Dotum"/>
               </w:rPr>
-              <w:t>Sets the LoRaWAN Region</w:t>
-            </w:r>
+              <w:t xml:space="preserve">Sets </w:t>
+            </w:r>
+            <w:proofErr w:type="spellStart"/>
+            <w:r>
+              <w:rPr>
+                <w:rFonts w:eastAsia="Dotum"/>
+              </w:rPr>
+              <w:t>the</w:t>
+            </w:r>
+            <w:proofErr w:type="spellEnd"/>
+            <w:r>
+              <w:rPr>
+                <w:rFonts w:eastAsia="Dotum"/>
+              </w:rPr>
+              <w:t xml:space="preserve"> </w:t>
+            </w:r>
+            <w:proofErr w:type="spellStart"/>
+            <w:r>
+              <w:rPr>
+                <w:rFonts w:eastAsia="Dotum"/>
+              </w:rPr>
+              <w:t>LoRaWAN</w:t>
+            </w:r>
+            <w:proofErr w:type="spellEnd"/>
+            <w:r>
+              <w:rPr>
+                <w:rFonts w:eastAsia="Dotum"/>
+              </w:rPr>
+              <w:t xml:space="preserve"> </w:t>
+            </w:r>
+            <w:proofErr w:type="spellStart"/>
+            <w:r>
+              <w:rPr>
+                <w:rFonts w:eastAsia="Dotum"/>
+              </w:rPr>
+              <w:t>Region</w:t>
+            </w:r>
+            <w:proofErr w:type="spellEnd"/>
           </w:p>
         </w:tc>
       </w:tr>
@@ -7241,12 +7832,42 @@
                 <w:u w:val="single"/>
               </w:rPr>
             </w:pPr>
-            <w:r>
-              <w:rPr>
-                <w:rFonts w:eastAsia="Dotum"/>
-              </w:rPr>
-              <w:t>Returns current Region</w:t>
-            </w:r>
+            <w:proofErr w:type="spellStart"/>
+            <w:r>
+              <w:rPr>
+                <w:rFonts w:eastAsia="Dotum"/>
+              </w:rPr>
+              <w:t>Returns</w:t>
+            </w:r>
+            <w:proofErr w:type="spellEnd"/>
+            <w:r>
+              <w:rPr>
+                <w:rFonts w:eastAsia="Dotum"/>
+              </w:rPr>
+              <w:t xml:space="preserve"> </w:t>
+            </w:r>
+            <w:proofErr w:type="spellStart"/>
+            <w:r>
+              <w:rPr>
+                <w:rFonts w:eastAsia="Dotum"/>
+              </w:rPr>
+              <w:t>current</w:t>
+            </w:r>
+            <w:proofErr w:type="spellEnd"/>
+            <w:r>
+              <w:rPr>
+                <w:rFonts w:eastAsia="Dotum"/>
+              </w:rPr>
+              <w:t xml:space="preserve"> </w:t>
+            </w:r>
+            <w:proofErr w:type="spellStart"/>
+            <w:r>
+              <w:rPr>
+                <w:rFonts w:eastAsia="Dotum"/>
+              </w:rPr>
+              <w:t>Region</w:t>
+            </w:r>
+            <w:proofErr w:type="spellEnd"/>
           </w:p>
         </w:tc>
       </w:tr>
@@ -7254,7 +7875,7 @@
     <w:p/>
     <w:p>
       <w:pPr>
-        <w:pStyle w:val="Heading2"/>
+        <w:pStyle w:val="Ttulo2"/>
         <w:rPr>
           <w:b/>
           <w:bCs/>
@@ -7300,7 +7921,7 @@
     </w:p>
     <w:tbl>
       <w:tblPr>
-        <w:tblStyle w:val="TableGrid"/>
+        <w:tblStyle w:val="Tabelacomgrade"/>
         <w:tblW w:w="0" w:type="auto"/>
         <w:jc w:val="center"/>
         <w:tblLook w:val="04A0" w:firstRow="1" w:lastRow="0" w:firstColumn="1" w:lastColumn="0" w:noHBand="0" w:noVBand="1"/>
@@ -7355,6 +7976,7 @@
                 <w:color w:val="FFFFFF" w:themeColor="background1"/>
               </w:rPr>
             </w:pPr>
+            <w:proofErr w:type="spellStart"/>
             <w:r>
               <w:rPr>
                 <w:rFonts w:eastAsia="Dotum"/>
@@ -7364,6 +7986,7 @@
               </w:rPr>
               <w:t>Parameter</w:t>
             </w:r>
+            <w:proofErr w:type="spellEnd"/>
           </w:p>
         </w:tc>
         <w:tc>
@@ -7381,6 +8004,7 @@
                 <w:color w:val="FFFFFF" w:themeColor="background1"/>
               </w:rPr>
             </w:pPr>
+            <w:proofErr w:type="spellStart"/>
             <w:r>
               <w:rPr>
                 <w:rFonts w:eastAsia="Dotum"/>
@@ -7390,6 +8014,7 @@
               </w:rPr>
               <w:t>Description</w:t>
             </w:r>
+            <w:proofErr w:type="spellEnd"/>
           </w:p>
         </w:tc>
       </w:tr>
@@ -7549,7 +8174,7 @@
     </w:p>
     <w:p>
       <w:pPr>
-        <w:pStyle w:val="Heading2"/>
+        <w:pStyle w:val="Ttulo2"/>
         <w:rPr>
           <w:b/>
           <w:bCs/>
@@ -7586,13 +8211,21 @@
         <w:ind w:left="720"/>
       </w:pPr>
       <w:r>
-        <w:t>Note: Default Tx Datarate is ignored when the ADR bit is active</w:t>
+        <w:t xml:space="preserve">Note: Default Tx </w:t>
+      </w:r>
+      <w:proofErr w:type="spellStart"/>
+      <w:r>
+        <w:t>Datarate</w:t>
+      </w:r>
+      <w:proofErr w:type="spellEnd"/>
+      <w:r>
+        <w:t xml:space="preserve"> is ignored when the ADR bit is active</w:t>
       </w:r>
     </w:p>
     <w:p/>
     <w:tbl>
       <w:tblPr>
-        <w:tblStyle w:val="TableGrid"/>
+        <w:tblStyle w:val="Tabelacomgrade"/>
         <w:tblW w:w="0" w:type="auto"/>
         <w:jc w:val="center"/>
         <w:tblLook w:val="04A0" w:firstRow="1" w:lastRow="0" w:firstColumn="1" w:lastColumn="0" w:noHBand="0" w:noVBand="1"/>
@@ -7647,6 +8280,7 @@
                 <w:color w:val="FFFFFF" w:themeColor="background1"/>
               </w:rPr>
             </w:pPr>
+            <w:proofErr w:type="spellStart"/>
             <w:r>
               <w:rPr>
                 <w:rFonts w:eastAsia="Dotum"/>
@@ -7656,6 +8290,7 @@
               </w:rPr>
               <w:t>Parameter</w:t>
             </w:r>
+            <w:proofErr w:type="spellEnd"/>
           </w:p>
         </w:tc>
         <w:tc>
@@ -7673,6 +8308,7 @@
                 <w:color w:val="FFFFFF" w:themeColor="background1"/>
               </w:rPr>
             </w:pPr>
+            <w:proofErr w:type="spellStart"/>
             <w:r>
               <w:rPr>
                 <w:rFonts w:eastAsia="Dotum"/>
@@ -7682,6 +8318,7 @@
               </w:rPr>
               <w:t>Description</w:t>
             </w:r>
+            <w:proofErr w:type="spellEnd"/>
           </w:p>
         </w:tc>
       </w:tr>
@@ -7750,8 +8387,16 @@
               <w:rPr>
                 <w:rFonts w:eastAsia="Dotum"/>
               </w:rPr>
-              <w:t xml:space="preserve"> On</w:t>
-            </w:r>
+              <w:t xml:space="preserve"> </w:t>
+            </w:r>
+            <w:proofErr w:type="spellStart"/>
+            <w:r>
+              <w:rPr>
+                <w:rFonts w:eastAsia="Dotum"/>
+              </w:rPr>
+              <w:t>On</w:t>
+            </w:r>
+            <w:proofErr w:type="spellEnd"/>
             <w:r>
               <w:rPr>
                 <w:rFonts w:eastAsia="Dotum"/>
@@ -7775,7 +8420,21 @@
               <w:rPr>
                 <w:rFonts w:eastAsia="Dotum"/>
               </w:rPr>
-              <w:t>Sets the ADR bit</w:t>
+              <w:t xml:space="preserve">Sets </w:t>
+            </w:r>
+            <w:proofErr w:type="spellStart"/>
+            <w:r>
+              <w:rPr>
+                <w:rFonts w:eastAsia="Dotum"/>
+              </w:rPr>
+              <w:t>the</w:t>
+            </w:r>
+            <w:proofErr w:type="spellEnd"/>
+            <w:r>
+              <w:rPr>
+                <w:rFonts w:eastAsia="Dotum"/>
+              </w:rPr>
+              <w:t xml:space="preserve"> ADR bit</w:t>
             </w:r>
           </w:p>
         </w:tc>
@@ -7831,12 +8490,42 @@
                 <w:u w:val="single"/>
               </w:rPr>
             </w:pPr>
-            <w:r>
-              <w:rPr>
-                <w:rFonts w:eastAsia="Dotum"/>
-              </w:rPr>
-              <w:t>Returns current ADR config</w:t>
-            </w:r>
+            <w:proofErr w:type="spellStart"/>
+            <w:r>
+              <w:rPr>
+                <w:rFonts w:eastAsia="Dotum"/>
+              </w:rPr>
+              <w:t>Returns</w:t>
+            </w:r>
+            <w:proofErr w:type="spellEnd"/>
+            <w:r>
+              <w:rPr>
+                <w:rFonts w:eastAsia="Dotum"/>
+              </w:rPr>
+              <w:t xml:space="preserve"> </w:t>
+            </w:r>
+            <w:proofErr w:type="spellStart"/>
+            <w:r>
+              <w:rPr>
+                <w:rFonts w:eastAsia="Dotum"/>
+              </w:rPr>
+              <w:t>current</w:t>
+            </w:r>
+            <w:proofErr w:type="spellEnd"/>
+            <w:r>
+              <w:rPr>
+                <w:rFonts w:eastAsia="Dotum"/>
+              </w:rPr>
+              <w:t xml:space="preserve"> ADR </w:t>
+            </w:r>
+            <w:proofErr w:type="spellStart"/>
+            <w:r>
+              <w:rPr>
+                <w:rFonts w:eastAsia="Dotum"/>
+              </w:rPr>
+              <w:t>config</w:t>
+            </w:r>
+            <w:proofErr w:type="spellEnd"/>
           </w:p>
         </w:tc>
       </w:tr>
@@ -7858,7 +8547,7 @@
     </w:p>
     <w:p>
       <w:pPr>
-        <w:pStyle w:val="Heading2"/>
+        <w:pStyle w:val="Ttulo2"/>
         <w:rPr>
           <w:b/>
           <w:bCs/>
@@ -7880,6 +8569,7 @@
         </w:rPr>
         <w:t xml:space="preserve">TX </w:t>
       </w:r>
+      <w:proofErr w:type="spellStart"/>
       <w:r>
         <w:rPr>
           <w:b/>
@@ -7888,6 +8578,7 @@
         <w:t>Datarate</w:t>
       </w:r>
       <w:bookmarkEnd w:id="19"/>
+      <w:proofErr w:type="spellEnd"/>
     </w:p>
     <w:p/>
     <w:p>
@@ -7895,13 +8586,21 @@
         <w:ind w:firstLine="720"/>
       </w:pPr>
       <w:r>
-        <w:t>Default datarate is not used when ADR is activated.</w:t>
+        <w:t xml:space="preserve">Default </w:t>
+      </w:r>
+      <w:proofErr w:type="spellStart"/>
+      <w:r>
+        <w:t>datarate</w:t>
+      </w:r>
+      <w:proofErr w:type="spellEnd"/>
+      <w:r>
+        <w:t xml:space="preserve"> is not used when ADR is activated.</w:t>
       </w:r>
     </w:p>
     <w:p/>
     <w:tbl>
       <w:tblPr>
-        <w:tblStyle w:val="TableGrid"/>
+        <w:tblStyle w:val="Tabelacomgrade"/>
         <w:tblW w:w="0" w:type="auto"/>
         <w:jc w:val="center"/>
         <w:tblLook w:val="04A0" w:firstRow="1" w:lastRow="0" w:firstColumn="1" w:lastColumn="0" w:noHBand="0" w:noVBand="1"/>
@@ -7956,6 +8655,7 @@
                 <w:color w:val="FFFFFF" w:themeColor="background1"/>
               </w:rPr>
             </w:pPr>
+            <w:proofErr w:type="spellStart"/>
             <w:r>
               <w:rPr>
                 <w:rFonts w:eastAsia="Dotum"/>
@@ -7965,6 +8665,7 @@
               </w:rPr>
               <w:t>Parameter</w:t>
             </w:r>
+            <w:proofErr w:type="spellEnd"/>
           </w:p>
         </w:tc>
         <w:tc>
@@ -7982,6 +8683,7 @@
                 <w:color w:val="FFFFFF" w:themeColor="background1"/>
               </w:rPr>
             </w:pPr>
+            <w:proofErr w:type="spellStart"/>
             <w:r>
               <w:rPr>
                 <w:rFonts w:eastAsia="Dotum"/>
@@ -7991,6 +8693,7 @@
               </w:rPr>
               <w:t>Description</w:t>
             </w:r>
+            <w:proofErr w:type="spellEnd"/>
           </w:p>
         </w:tc>
       </w:tr>
@@ -8072,14 +8775,36 @@
               <w:rPr>
                 <w:rFonts w:eastAsia="Dotum"/>
               </w:rPr>
-              <w:t xml:space="preserve">Sets the </w:t>
-            </w:r>
-            <w:r>
-              <w:rPr>
-                <w:rFonts w:eastAsia="Dotum"/>
-              </w:rPr>
-              <w:t>default datarate</w:t>
-            </w:r>
+              <w:t xml:space="preserve">Sets </w:t>
+            </w:r>
+            <w:proofErr w:type="spellStart"/>
+            <w:r>
+              <w:rPr>
+                <w:rFonts w:eastAsia="Dotum"/>
+              </w:rPr>
+              <w:t>the</w:t>
+            </w:r>
+            <w:proofErr w:type="spellEnd"/>
+            <w:r>
+              <w:rPr>
+                <w:rFonts w:eastAsia="Dotum"/>
+              </w:rPr>
+              <w:t xml:space="preserve"> </w:t>
+            </w:r>
+            <w:r>
+              <w:rPr>
+                <w:rFonts w:eastAsia="Dotum"/>
+              </w:rPr>
+              <w:t xml:space="preserve">default </w:t>
+            </w:r>
+            <w:proofErr w:type="spellStart"/>
+            <w:r>
+              <w:rPr>
+                <w:rFonts w:eastAsia="Dotum"/>
+              </w:rPr>
+              <w:t>datarate</w:t>
+            </w:r>
+            <w:proofErr w:type="spellEnd"/>
           </w:p>
         </w:tc>
       </w:tr>
@@ -8134,11 +8859,19 @@
                 <w:u w:val="single"/>
               </w:rPr>
             </w:pPr>
-            <w:r>
-              <w:rPr>
-                <w:rFonts w:eastAsia="Dotum"/>
-              </w:rPr>
-              <w:t xml:space="preserve">Returns </w:t>
+            <w:proofErr w:type="spellStart"/>
+            <w:r>
+              <w:rPr>
+                <w:rFonts w:eastAsia="Dotum"/>
+              </w:rPr>
+              <w:t>Returns</w:t>
+            </w:r>
+            <w:proofErr w:type="spellEnd"/>
+            <w:r>
+              <w:rPr>
+                <w:rFonts w:eastAsia="Dotum"/>
+              </w:rPr>
+              <w:t xml:space="preserve"> </w:t>
             </w:r>
             <w:r>
               <w:rPr>
@@ -8152,12 +8885,14 @@
               </w:rPr>
               <w:t xml:space="preserve"> </w:t>
             </w:r>
+            <w:proofErr w:type="spellStart"/>
             <w:r>
               <w:rPr>
                 <w:rFonts w:eastAsia="Dotum"/>
               </w:rPr>
               <w:t>datarate</w:t>
             </w:r>
+            <w:proofErr w:type="spellEnd"/>
           </w:p>
         </w:tc>
       </w:tr>
@@ -8183,19 +8918,35 @@
         <w:t>1</w:t>
       </w:r>
       <w:r>
-        <w:t xml:space="preserve"> – Datarate Configurations</w:t>
+        <w:t xml:space="preserve"> – </w:t>
+      </w:r>
+      <w:proofErr w:type="spellStart"/>
+      <w:r>
+        <w:t>Datarate</w:t>
+      </w:r>
+      <w:proofErr w:type="spellEnd"/>
+      <w:r>
+        <w:t xml:space="preserve"> Configurations</w:t>
       </w:r>
       <w:r>
         <w:fldChar w:fldCharType="end"/>
       </w:r>
       <w:r>
-        <w:t xml:space="preserve"> displays the relation of Datarate with Spreading Factor and Bandwidth.</w:t>
+        <w:t xml:space="preserve"> displays the relation of </w:t>
+      </w:r>
+      <w:proofErr w:type="spellStart"/>
+      <w:r>
+        <w:t>Datarate</w:t>
+      </w:r>
+      <w:proofErr w:type="spellEnd"/>
+      <w:r>
+        <w:t xml:space="preserve"> with Spreading Factor and Bandwidth.</w:t>
       </w:r>
     </w:p>
     <w:p/>
     <w:tbl>
       <w:tblPr>
-        <w:tblStyle w:val="TableGrid"/>
+        <w:tblStyle w:val="Tabelacomgrade"/>
         <w:tblW w:w="0" w:type="auto"/>
         <w:jc w:val="center"/>
         <w:tblLook w:val="04A0" w:firstRow="1" w:lastRow="0" w:firstColumn="1" w:lastColumn="0" w:noHBand="0" w:noVBand="1"/>
@@ -8660,9 +9411,11 @@
             <w:pPr>
               <w:jc w:val="center"/>
             </w:pPr>
+            <w:proofErr w:type="spellStart"/>
             <w:r>
               <w:t>Invalid</w:t>
             </w:r>
+            <w:proofErr w:type="spellEnd"/>
           </w:p>
         </w:tc>
         <w:tc>
@@ -8717,9 +9470,11 @@
             <w:pPr>
               <w:jc w:val="center"/>
             </w:pPr>
+            <w:proofErr w:type="spellStart"/>
             <w:r>
               <w:t>Invalid</w:t>
             </w:r>
+            <w:proofErr w:type="spellEnd"/>
           </w:p>
         </w:tc>
         <w:tc>
@@ -8761,9 +9516,11 @@
             <w:pPr>
               <w:jc w:val="center"/>
             </w:pPr>
+            <w:proofErr w:type="spellStart"/>
             <w:r>
               <w:t>Invalid</w:t>
             </w:r>
+            <w:proofErr w:type="spellEnd"/>
           </w:p>
         </w:tc>
         <w:tc>
@@ -8774,9 +9531,11 @@
             <w:pPr>
               <w:jc w:val="center"/>
             </w:pPr>
+            <w:proofErr w:type="spellStart"/>
             <w:r>
               <w:t>Invalid</w:t>
             </w:r>
+            <w:proofErr w:type="spellEnd"/>
           </w:p>
         </w:tc>
         <w:tc>
@@ -8796,7 +9555,7 @@
     </w:tbl>
     <w:p>
       <w:pPr>
-        <w:pStyle w:val="Caption"/>
+        <w:pStyle w:val="Legenda"/>
       </w:pPr>
       <w:bookmarkStart w:id="20" w:name="_Toc93306287"/>
       <w:bookmarkStart w:id="21" w:name="_Ref93397932"/>
@@ -8825,7 +9584,15 @@
         <w:fldChar w:fldCharType="end"/>
       </w:r>
       <w:r>
-        <w:t xml:space="preserve"> – Datarate Configurations</w:t>
+        <w:t xml:space="preserve"> – </w:t>
+      </w:r>
+      <w:proofErr w:type="spellStart"/>
+      <w:r>
+        <w:t>Datarate</w:t>
+      </w:r>
+      <w:proofErr w:type="spellEnd"/>
+      <w:r>
+        <w:t xml:space="preserve"> Configurations</w:t>
       </w:r>
       <w:bookmarkEnd w:id="20"/>
       <w:bookmarkEnd w:id="21"/>
@@ -8833,7 +9600,7 @@
     <w:p/>
     <w:p>
       <w:pPr>
-        <w:pStyle w:val="Heading2"/>
+        <w:pStyle w:val="Ttulo2"/>
         <w:rPr>
           <w:b/>
           <w:bCs/>
@@ -8867,7 +9634,7 @@
     <w:p/>
     <w:tbl>
       <w:tblPr>
-        <w:tblStyle w:val="TableGrid"/>
+        <w:tblStyle w:val="Tabelacomgrade"/>
         <w:tblW w:w="0" w:type="auto"/>
         <w:jc w:val="center"/>
         <w:tblLook w:val="04A0" w:firstRow="1" w:lastRow="0" w:firstColumn="1" w:lastColumn="0" w:noHBand="0" w:noVBand="1"/>
@@ -8922,6 +9689,7 @@
                 <w:color w:val="FFFFFF" w:themeColor="background1"/>
               </w:rPr>
             </w:pPr>
+            <w:proofErr w:type="spellStart"/>
             <w:r>
               <w:rPr>
                 <w:rFonts w:eastAsia="Dotum"/>
@@ -8931,6 +9699,7 @@
               </w:rPr>
               <w:t>Parameter</w:t>
             </w:r>
+            <w:proofErr w:type="spellEnd"/>
           </w:p>
         </w:tc>
         <w:tc>
@@ -8948,6 +9717,7 @@
                 <w:color w:val="FFFFFF" w:themeColor="background1"/>
               </w:rPr>
             </w:pPr>
+            <w:proofErr w:type="spellStart"/>
             <w:r>
               <w:rPr>
                 <w:rFonts w:eastAsia="Dotum"/>
@@ -8957,6 +9727,7 @@
               </w:rPr>
               <w:t>Description</w:t>
             </w:r>
+            <w:proofErr w:type="spellEnd"/>
           </w:p>
         </w:tc>
       </w:tr>
@@ -9025,8 +9796,16 @@
               <w:rPr>
                 <w:rFonts w:eastAsia="Dotum"/>
               </w:rPr>
-              <w:t>Time in microssecond</w:t>
-            </w:r>
+              <w:t xml:space="preserve">Time in </w:t>
+            </w:r>
+            <w:proofErr w:type="spellStart"/>
+            <w:r>
+              <w:rPr>
+                <w:rFonts w:eastAsia="Dotum"/>
+              </w:rPr>
+              <w:t>microssecond</w:t>
+            </w:r>
+            <w:proofErr w:type="spellEnd"/>
           </w:p>
         </w:tc>
         <w:tc>
@@ -9194,8 +9973,16 @@
               <w:rPr>
                 <w:rFonts w:eastAsia="Dotum"/>
               </w:rPr>
-              <w:t>Time in microssecond</w:t>
-            </w:r>
+              <w:t xml:space="preserve">Time in </w:t>
+            </w:r>
+            <w:proofErr w:type="spellStart"/>
+            <w:r>
+              <w:rPr>
+                <w:rFonts w:eastAsia="Dotum"/>
+              </w:rPr>
+              <w:t>microssecond</w:t>
+            </w:r>
+            <w:proofErr w:type="spellEnd"/>
           </w:p>
         </w:tc>
         <w:tc>
@@ -9289,7 +10076,7 @@
     <w:p/>
     <w:p>
       <w:pPr>
-        <w:pStyle w:val="Heading2"/>
+        <w:pStyle w:val="Ttulo2"/>
         <w:rPr>
           <w:b/>
           <w:bCs/>
@@ -9317,7 +10104,7 @@
     <w:p/>
     <w:tbl>
       <w:tblPr>
-        <w:tblStyle w:val="TableGrid"/>
+        <w:tblStyle w:val="Tabelacomgrade"/>
         <w:tblW w:w="0" w:type="auto"/>
         <w:jc w:val="center"/>
         <w:tblLook w:val="04A0" w:firstRow="1" w:lastRow="0" w:firstColumn="1" w:lastColumn="0" w:noHBand="0" w:noVBand="1"/>
@@ -9372,6 +10159,7 @@
                 <w:color w:val="FFFFFF" w:themeColor="background1"/>
               </w:rPr>
             </w:pPr>
+            <w:proofErr w:type="spellStart"/>
             <w:r>
               <w:rPr>
                 <w:rFonts w:eastAsia="Dotum"/>
@@ -9381,6 +10169,7 @@
               </w:rPr>
               <w:t>Parameter</w:t>
             </w:r>
+            <w:proofErr w:type="spellEnd"/>
           </w:p>
         </w:tc>
         <w:tc>
@@ -9398,6 +10187,7 @@
                 <w:color w:val="FFFFFF" w:themeColor="background1"/>
               </w:rPr>
             </w:pPr>
+            <w:proofErr w:type="spellStart"/>
             <w:r>
               <w:rPr>
                 <w:rFonts w:eastAsia="Dotum"/>
@@ -9407,6 +10197,7 @@
               </w:rPr>
               <w:t>Description</w:t>
             </w:r>
+            <w:proofErr w:type="spellEnd"/>
           </w:p>
         </w:tc>
       </w:tr>
@@ -9463,8 +10254,16 @@
               <w:rPr>
                 <w:rFonts w:eastAsia="Dotum"/>
               </w:rPr>
-              <w:t>Time in microssecond</w:t>
-            </w:r>
+              <w:t xml:space="preserve">Time in </w:t>
+            </w:r>
+            <w:proofErr w:type="spellStart"/>
+            <w:r>
+              <w:rPr>
+                <w:rFonts w:eastAsia="Dotum"/>
+              </w:rPr>
+              <w:t>microssecond</w:t>
+            </w:r>
+            <w:proofErr w:type="spellEnd"/>
           </w:p>
         </w:tc>
         <w:tc>
@@ -9606,8 +10405,16 @@
               <w:rPr>
                 <w:rFonts w:eastAsia="Dotum"/>
               </w:rPr>
-              <w:t>Time in microssecond</w:t>
-            </w:r>
+              <w:t xml:space="preserve">Time in </w:t>
+            </w:r>
+            <w:proofErr w:type="spellStart"/>
+            <w:r>
+              <w:rPr>
+                <w:rFonts w:eastAsia="Dotum"/>
+              </w:rPr>
+              <w:t>microssecond</w:t>
+            </w:r>
+            <w:proofErr w:type="spellEnd"/>
           </w:p>
         </w:tc>
         <w:tc>
@@ -9700,7 +10507,7 @@
     </w:tbl>
     <w:p>
       <w:pPr>
-        <w:pStyle w:val="Heading2"/>
+        <w:pStyle w:val="Ttulo2"/>
         <w:numPr>
           <w:ilvl w:val="0"/>
           <w:numId w:val="0"/>
@@ -9719,7 +10526,7 @@
     <w:p/>
     <w:p>
       <w:pPr>
-        <w:pStyle w:val="Heading2"/>
+        <w:pStyle w:val="Ttulo2"/>
         <w:rPr>
           <w:b/>
           <w:bCs/>
@@ -9768,6 +10575,7 @@
         </w:rPr>
         <w:t>(Rx2Delay-Rx1Delay) &gt;= (</w:t>
       </w:r>
+      <w:proofErr w:type="spellStart"/>
       <w:r>
         <w:rPr>
           <w:b/>
@@ -9775,6 +10583,7 @@
         </w:rPr>
         <w:t>RxDuration</w:t>
       </w:r>
+      <w:proofErr w:type="spellEnd"/>
       <w:r>
         <w:t xml:space="preserve"> </w:t>
       </w:r>
@@ -9803,7 +10612,7 @@
     </w:p>
     <w:tbl>
       <w:tblPr>
-        <w:tblStyle w:val="TableGrid"/>
+        <w:tblStyle w:val="Tabelacomgrade"/>
         <w:tblW w:w="0" w:type="auto"/>
         <w:jc w:val="center"/>
         <w:tblLook w:val="04A0" w:firstRow="1" w:lastRow="0" w:firstColumn="1" w:lastColumn="0" w:noHBand="0" w:noVBand="1"/>
@@ -9858,6 +10667,7 @@
                 <w:color w:val="FFFFFF" w:themeColor="background1"/>
               </w:rPr>
             </w:pPr>
+            <w:proofErr w:type="spellStart"/>
             <w:r>
               <w:rPr>
                 <w:rFonts w:eastAsia="Dotum"/>
@@ -9867,6 +10677,7 @@
               </w:rPr>
               <w:t>Parameter</w:t>
             </w:r>
+            <w:proofErr w:type="spellEnd"/>
           </w:p>
         </w:tc>
         <w:tc>
@@ -9884,6 +10695,7 @@
                 <w:color w:val="FFFFFF" w:themeColor="background1"/>
               </w:rPr>
             </w:pPr>
+            <w:proofErr w:type="spellStart"/>
             <w:r>
               <w:rPr>
                 <w:rFonts w:eastAsia="Dotum"/>
@@ -9893,6 +10705,7 @@
               </w:rPr>
               <w:t>Description</w:t>
             </w:r>
+            <w:proofErr w:type="spellEnd"/>
           </w:p>
         </w:tc>
       </w:tr>
@@ -9961,8 +10774,16 @@
               <w:rPr>
                 <w:rFonts w:eastAsia="Dotum"/>
               </w:rPr>
-              <w:t>Time in microssecond</w:t>
-            </w:r>
+              <w:t xml:space="preserve">Time in </w:t>
+            </w:r>
+            <w:proofErr w:type="spellStart"/>
+            <w:r>
+              <w:rPr>
+                <w:rFonts w:eastAsia="Dotum"/>
+              </w:rPr>
+              <w:t>microssecond</w:t>
+            </w:r>
+            <w:proofErr w:type="spellEnd"/>
           </w:p>
         </w:tc>
         <w:tc>
@@ -10050,12 +10871,42 @@
                 <w:u w:val="single"/>
               </w:rPr>
             </w:pPr>
-            <w:r>
-              <w:rPr>
-                <w:rFonts w:eastAsia="Dotum"/>
-              </w:rPr>
-              <w:t>Returns the set duration</w:t>
-            </w:r>
+            <w:proofErr w:type="spellStart"/>
+            <w:r>
+              <w:rPr>
+                <w:rFonts w:eastAsia="Dotum"/>
+              </w:rPr>
+              <w:t>Returns</w:t>
+            </w:r>
+            <w:proofErr w:type="spellEnd"/>
+            <w:r>
+              <w:rPr>
+                <w:rFonts w:eastAsia="Dotum"/>
+              </w:rPr>
+              <w:t xml:space="preserve"> </w:t>
+            </w:r>
+            <w:proofErr w:type="spellStart"/>
+            <w:r>
+              <w:rPr>
+                <w:rFonts w:eastAsia="Dotum"/>
+              </w:rPr>
+              <w:t>the</w:t>
+            </w:r>
+            <w:proofErr w:type="spellEnd"/>
+            <w:r>
+              <w:rPr>
+                <w:rFonts w:eastAsia="Dotum"/>
+              </w:rPr>
+              <w:t xml:space="preserve"> set </w:t>
+            </w:r>
+            <w:proofErr w:type="spellStart"/>
+            <w:r>
+              <w:rPr>
+                <w:rFonts w:eastAsia="Dotum"/>
+              </w:rPr>
+              <w:t>duration</w:t>
+            </w:r>
+            <w:proofErr w:type="spellEnd"/>
           </w:p>
         </w:tc>
       </w:tr>
@@ -10063,7 +10914,7 @@
     <w:p/>
     <w:p>
       <w:pPr>
-        <w:pStyle w:val="Heading2"/>
+        <w:pStyle w:val="Ttulo2"/>
         <w:rPr>
           <w:b/>
           <w:bCs/>
@@ -10081,7 +10932,7 @@
     </w:p>
     <w:tbl>
       <w:tblPr>
-        <w:tblStyle w:val="TableGrid"/>
+        <w:tblStyle w:val="Tabelacomgrade"/>
         <w:tblW w:w="0" w:type="auto"/>
         <w:jc w:val="center"/>
         <w:tblLook w:val="04A0" w:firstRow="1" w:lastRow="0" w:firstColumn="1" w:lastColumn="0" w:noHBand="0" w:noVBand="1"/>
@@ -10136,6 +10987,7 @@
                 <w:color w:val="FFFFFF" w:themeColor="background1"/>
               </w:rPr>
             </w:pPr>
+            <w:proofErr w:type="spellStart"/>
             <w:r>
               <w:rPr>
                 <w:rFonts w:eastAsia="Dotum"/>
@@ -10145,6 +10997,7 @@
               </w:rPr>
               <w:t>Parameter</w:t>
             </w:r>
+            <w:proofErr w:type="spellEnd"/>
           </w:p>
         </w:tc>
         <w:tc>
@@ -10162,6 +11015,7 @@
                 <w:color w:val="FFFFFF" w:themeColor="background1"/>
               </w:rPr>
             </w:pPr>
+            <w:proofErr w:type="spellStart"/>
             <w:r>
               <w:rPr>
                 <w:rFonts w:eastAsia="Dotum"/>
@@ -10171,6 +11025,7 @@
               </w:rPr>
               <w:t>Description</w:t>
             </w:r>
+            <w:proofErr w:type="spellEnd"/>
           </w:p>
         </w:tc>
       </w:tr>
@@ -10318,18 +11173,48 @@
                 <w:u w:val="single"/>
               </w:rPr>
             </w:pPr>
-            <w:r>
-              <w:rPr>
-                <w:rFonts w:eastAsia="Dotum"/>
-              </w:rPr>
-              <w:t xml:space="preserve">Returns current </w:t>
-            </w:r>
-            <w:r>
-              <w:rPr>
-                <w:rFonts w:eastAsia="Dotum"/>
-              </w:rPr>
-              <w:t>TX power</w:t>
-            </w:r>
+            <w:proofErr w:type="spellStart"/>
+            <w:r>
+              <w:rPr>
+                <w:rFonts w:eastAsia="Dotum"/>
+              </w:rPr>
+              <w:t>Returns</w:t>
+            </w:r>
+            <w:proofErr w:type="spellEnd"/>
+            <w:r>
+              <w:rPr>
+                <w:rFonts w:eastAsia="Dotum"/>
+              </w:rPr>
+              <w:t xml:space="preserve"> </w:t>
+            </w:r>
+            <w:proofErr w:type="spellStart"/>
+            <w:r>
+              <w:rPr>
+                <w:rFonts w:eastAsia="Dotum"/>
+              </w:rPr>
+              <w:t>current</w:t>
+            </w:r>
+            <w:proofErr w:type="spellEnd"/>
+            <w:r>
+              <w:rPr>
+                <w:rFonts w:eastAsia="Dotum"/>
+              </w:rPr>
+              <w:t xml:space="preserve"> </w:t>
+            </w:r>
+            <w:r>
+              <w:rPr>
+                <w:rFonts w:eastAsia="Dotum"/>
+              </w:rPr>
+              <w:t xml:space="preserve">TX </w:t>
+            </w:r>
+            <w:proofErr w:type="spellStart"/>
+            <w:r>
+              <w:rPr>
+                <w:rFonts w:eastAsia="Dotum"/>
+              </w:rPr>
+              <w:t>power</w:t>
+            </w:r>
+            <w:proofErr w:type="spellEnd"/>
           </w:p>
         </w:tc>
       </w:tr>
@@ -10349,7 +11234,7 @@
     <w:p/>
     <w:p>
       <w:pPr>
-        <w:pStyle w:val="Heading2"/>
+        <w:pStyle w:val="Ttulo2"/>
         <w:rPr>
           <w:b/>
           <w:bCs/>
@@ -10377,7 +11262,7 @@
     <w:p/>
     <w:tbl>
       <w:tblPr>
-        <w:tblStyle w:val="TableGrid"/>
+        <w:tblStyle w:val="Tabelacomgrade"/>
         <w:tblW w:w="0" w:type="auto"/>
         <w:jc w:val="center"/>
         <w:tblLook w:val="04A0" w:firstRow="1" w:lastRow="0" w:firstColumn="1" w:lastColumn="0" w:noHBand="0" w:noVBand="1"/>
@@ -10432,6 +11317,7 @@
                 <w:color w:val="FFFFFF" w:themeColor="background1"/>
               </w:rPr>
             </w:pPr>
+            <w:proofErr w:type="spellStart"/>
             <w:r>
               <w:rPr>
                 <w:rFonts w:eastAsia="Dotum"/>
@@ -10441,6 +11327,7 @@
               </w:rPr>
               <w:t>Parameter</w:t>
             </w:r>
+            <w:proofErr w:type="spellEnd"/>
           </w:p>
         </w:tc>
         <w:tc>
@@ -10458,6 +11345,7 @@
                 <w:color w:val="FFFFFF" w:themeColor="background1"/>
               </w:rPr>
             </w:pPr>
+            <w:proofErr w:type="spellStart"/>
             <w:r>
               <w:rPr>
                 <w:rFonts w:eastAsia="Dotum"/>
@@ -10467,6 +11355,7 @@
               </w:rPr>
               <w:t>Description</w:t>
             </w:r>
+            <w:proofErr w:type="spellEnd"/>
           </w:p>
         </w:tc>
       </w:tr>
@@ -10600,19 +11489,71 @@
                 <w:u w:val="single"/>
               </w:rPr>
             </w:pPr>
-            <w:r>
-              <w:rPr>
-                <w:rFonts w:eastAsia="Dotum"/>
-              </w:rPr>
-              <w:t>Returns current channel mask</w:t>
-            </w:r>
+            <w:proofErr w:type="spellStart"/>
+            <w:r>
+              <w:rPr>
+                <w:rFonts w:eastAsia="Dotum"/>
+              </w:rPr>
+              <w:t>Returns</w:t>
+            </w:r>
+            <w:proofErr w:type="spellEnd"/>
+            <w:r>
+              <w:rPr>
+                <w:rFonts w:eastAsia="Dotum"/>
+              </w:rPr>
+              <w:t xml:space="preserve"> </w:t>
+            </w:r>
+            <w:proofErr w:type="spellStart"/>
+            <w:r>
+              <w:rPr>
+                <w:rFonts w:eastAsia="Dotum"/>
+              </w:rPr>
+              <w:t>current</w:t>
+            </w:r>
+            <w:proofErr w:type="spellEnd"/>
+            <w:r>
+              <w:rPr>
+                <w:rFonts w:eastAsia="Dotum"/>
+              </w:rPr>
+              <w:t xml:space="preserve"> </w:t>
+            </w:r>
+            <w:proofErr w:type="spellStart"/>
+            <w:r>
+              <w:rPr>
+                <w:rFonts w:eastAsia="Dotum"/>
+              </w:rPr>
+              <w:t>channel</w:t>
+            </w:r>
+            <w:proofErr w:type="spellEnd"/>
+            <w:r>
+              <w:rPr>
+                <w:rFonts w:eastAsia="Dotum"/>
+              </w:rPr>
+              <w:t xml:space="preserve"> </w:t>
+            </w:r>
+            <w:proofErr w:type="spellStart"/>
+            <w:r>
+              <w:rPr>
+                <w:rFonts w:eastAsia="Dotum"/>
+              </w:rPr>
+              <w:t>mask</w:t>
+            </w:r>
+            <w:proofErr w:type="spellEnd"/>
           </w:p>
         </w:tc>
       </w:tr>
     </w:tbl>
     <w:p>
       <w:r>
-        <w:t>*Maximum of 8 channels per command (e.g: AT+CHMASK=1:2:3:4:5:10:25:8)</w:t>
+        <w:t>*Maximum of 8 channels per command (</w:t>
+      </w:r>
+      <w:proofErr w:type="spellStart"/>
+      <w:r>
+        <w:t>e.g</w:t>
+      </w:r>
+      <w:proofErr w:type="spellEnd"/>
+      <w:r>
+        <w:t>: AT+CHMASK=1:2:3:4:5:10:25:8)</w:t>
       </w:r>
     </w:p>
     <w:p/>
@@ -10651,7 +11592,7 @@
     <w:p/>
     <w:tbl>
       <w:tblPr>
-        <w:tblStyle w:val="TableGrid"/>
+        <w:tblStyle w:val="Tabelacomgrade"/>
         <w:tblW w:w="0" w:type="auto"/>
         <w:jc w:val="center"/>
         <w:tblLook w:val="04A0" w:firstRow="1" w:lastRow="0" w:firstColumn="1" w:lastColumn="0" w:noHBand="0" w:noVBand="1"/>
@@ -10679,13 +11620,23 @@
                 <w:color w:val="FFFFFF" w:themeColor="background1"/>
               </w:rPr>
             </w:pPr>
+            <w:proofErr w:type="spellStart"/>
             <w:r>
               <w:rPr>
                 <w:b/>
                 <w:bCs/>
                 <w:color w:val="FFFFFF" w:themeColor="background1"/>
               </w:rPr>
-              <w:t>Channel n°</w:t>
+              <w:t>Channel</w:t>
+            </w:r>
+            <w:proofErr w:type="spellEnd"/>
+            <w:r>
+              <w:rPr>
+                <w:b/>
+                <w:bCs/>
+                <w:color w:val="FFFFFF" w:themeColor="background1"/>
+              </w:rPr>
+              <w:t xml:space="preserve"> n°</w:t>
             </w:r>
           </w:p>
         </w:tc>
@@ -14626,7 +15577,7 @@
     </w:tbl>
     <w:p>
       <w:pPr>
-        <w:pStyle w:val="Caption"/>
+        <w:pStyle w:val="Legenda"/>
       </w:pPr>
       <w:bookmarkStart w:id="27" w:name="_Toc93306288"/>
       <w:bookmarkStart w:id="28" w:name="_Ref93396014"/>
@@ -14679,7 +15630,7 @@
     <w:p/>
     <w:p>
       <w:pPr>
-        <w:pStyle w:val="Heading2"/>
+        <w:pStyle w:val="Ttulo2"/>
         <w:rPr>
           <w:b/>
           <w:bCs/>
@@ -14704,7 +15655,7 @@
     <w:p/>
     <w:tbl>
       <w:tblPr>
-        <w:tblStyle w:val="TableGrid"/>
+        <w:tblStyle w:val="Tabelacomgrade"/>
         <w:tblW w:w="0" w:type="auto"/>
         <w:jc w:val="center"/>
         <w:tblLook w:val="04A0" w:firstRow="1" w:lastRow="0" w:firstColumn="1" w:lastColumn="0" w:noHBand="0" w:noVBand="1"/>
@@ -14759,6 +15710,7 @@
                 <w:color w:val="FFFFFF" w:themeColor="background1"/>
               </w:rPr>
             </w:pPr>
+            <w:proofErr w:type="spellStart"/>
             <w:r>
               <w:rPr>
                 <w:rFonts w:eastAsia="Dotum"/>
@@ -14768,6 +15720,7 @@
               </w:rPr>
               <w:t>Parameter</w:t>
             </w:r>
+            <w:proofErr w:type="spellEnd"/>
           </w:p>
         </w:tc>
         <w:tc>
@@ -14785,6 +15738,7 @@
                 <w:color w:val="FFFFFF" w:themeColor="background1"/>
               </w:rPr>
             </w:pPr>
+            <w:proofErr w:type="spellStart"/>
             <w:r>
               <w:rPr>
                 <w:rFonts w:eastAsia="Dotum"/>
@@ -14794,6 +15748,7 @@
               </w:rPr>
               <w:t>Description</w:t>
             </w:r>
+            <w:proofErr w:type="spellEnd"/>
           </w:p>
         </w:tc>
       </w:tr>
@@ -14927,19 +15882,71 @@
                 <w:u w:val="single"/>
               </w:rPr>
             </w:pPr>
-            <w:r>
-              <w:rPr>
-                <w:rFonts w:eastAsia="Dotum"/>
-              </w:rPr>
-              <w:t>Returns current channel mask</w:t>
-            </w:r>
+            <w:proofErr w:type="spellStart"/>
+            <w:r>
+              <w:rPr>
+                <w:rFonts w:eastAsia="Dotum"/>
+              </w:rPr>
+              <w:t>Returns</w:t>
+            </w:r>
+            <w:proofErr w:type="spellEnd"/>
+            <w:r>
+              <w:rPr>
+                <w:rFonts w:eastAsia="Dotum"/>
+              </w:rPr>
+              <w:t xml:space="preserve"> </w:t>
+            </w:r>
+            <w:proofErr w:type="spellStart"/>
+            <w:r>
+              <w:rPr>
+                <w:rFonts w:eastAsia="Dotum"/>
+              </w:rPr>
+              <w:t>current</w:t>
+            </w:r>
+            <w:proofErr w:type="spellEnd"/>
+            <w:r>
+              <w:rPr>
+                <w:rFonts w:eastAsia="Dotum"/>
+              </w:rPr>
+              <w:t xml:space="preserve"> </w:t>
+            </w:r>
+            <w:proofErr w:type="spellStart"/>
+            <w:r>
+              <w:rPr>
+                <w:rFonts w:eastAsia="Dotum"/>
+              </w:rPr>
+              <w:t>channel</w:t>
+            </w:r>
+            <w:proofErr w:type="spellEnd"/>
+            <w:r>
+              <w:rPr>
+                <w:rFonts w:eastAsia="Dotum"/>
+              </w:rPr>
+              <w:t xml:space="preserve"> </w:t>
+            </w:r>
+            <w:proofErr w:type="spellStart"/>
+            <w:r>
+              <w:rPr>
+                <w:rFonts w:eastAsia="Dotum"/>
+              </w:rPr>
+              <w:t>mask</w:t>
+            </w:r>
+            <w:proofErr w:type="spellEnd"/>
           </w:p>
         </w:tc>
       </w:tr>
     </w:tbl>
     <w:p>
       <w:r>
-        <w:t>*Maximum of 8 channels per command (e.g: AT+</w:t>
+        <w:t>*Maximum of 8 channels per command (</w:t>
+      </w:r>
+      <w:proofErr w:type="spellStart"/>
+      <w:r>
+        <w:t>e.g</w:t>
+      </w:r>
+      <w:proofErr w:type="spellEnd"/>
+      <w:r>
+        <w:t>: AT+</w:t>
       </w:r>
       <w:r>
         <w:t>RMVCHMASK</w:t>
@@ -14962,7 +15969,7 @@
     <w:p/>
     <w:p>
       <w:pPr>
-        <w:pStyle w:val="Heading2"/>
+        <w:pStyle w:val="Ttulo2"/>
         <w:rPr>
           <w:b/>
           <w:bCs/>
@@ -14981,7 +15988,7 @@
     <w:p/>
     <w:tbl>
       <w:tblPr>
-        <w:tblStyle w:val="TableGrid"/>
+        <w:tblStyle w:val="Tabelacomgrade"/>
         <w:tblW w:w="0" w:type="auto"/>
         <w:jc w:val="center"/>
         <w:tblLook w:val="04A0" w:firstRow="1" w:lastRow="0" w:firstColumn="1" w:lastColumn="0" w:noHBand="0" w:noVBand="1"/>
@@ -15036,6 +16043,7 @@
                 <w:color w:val="FFFFFF" w:themeColor="background1"/>
               </w:rPr>
             </w:pPr>
+            <w:proofErr w:type="spellStart"/>
             <w:r>
               <w:rPr>
                 <w:rFonts w:eastAsia="Dotum"/>
@@ -15045,6 +16053,7 @@
               </w:rPr>
               <w:t>Parameter</w:t>
             </w:r>
+            <w:proofErr w:type="spellEnd"/>
           </w:p>
         </w:tc>
         <w:tc>
@@ -15062,6 +16071,7 @@
                 <w:color w:val="FFFFFF" w:themeColor="background1"/>
               </w:rPr>
             </w:pPr>
+            <w:proofErr w:type="spellStart"/>
             <w:r>
               <w:rPr>
                 <w:rFonts w:eastAsia="Dotum"/>
@@ -15071,6 +16081,7 @@
               </w:rPr>
               <w:t>Description</w:t>
             </w:r>
+            <w:proofErr w:type="spellEnd"/>
           </w:p>
         </w:tc>
       </w:tr>
@@ -15133,8 +16144,30 @@
               <w:rPr>
                 <w:rFonts w:eastAsia="Dotum"/>
               </w:rPr>
-              <w:t>: private mode</w:t>
-            </w:r>
+              <w:t xml:space="preserve">: </w:t>
+            </w:r>
+            <w:proofErr w:type="spellStart"/>
+            <w:r>
+              <w:rPr>
+                <w:rFonts w:eastAsia="Dotum"/>
+              </w:rPr>
+              <w:t>private</w:t>
+            </w:r>
+            <w:proofErr w:type="spellEnd"/>
+            <w:r>
+              <w:rPr>
+                <w:rFonts w:eastAsia="Dotum"/>
+              </w:rPr>
+              <w:t xml:space="preserve"> </w:t>
+            </w:r>
+            <w:proofErr w:type="spellStart"/>
+            <w:r>
+              <w:rPr>
+                <w:rFonts w:eastAsia="Dotum"/>
+              </w:rPr>
+              <w:t>mode</w:t>
+            </w:r>
+            <w:proofErr w:type="spellEnd"/>
           </w:p>
           <w:p>
             <w:pPr>
@@ -15154,8 +16187,30 @@
               <w:rPr>
                 <w:rFonts w:eastAsia="Dotum"/>
               </w:rPr>
-              <w:t>: public mode</w:t>
-            </w:r>
+              <w:t xml:space="preserve">: </w:t>
+            </w:r>
+            <w:proofErr w:type="spellStart"/>
+            <w:r>
+              <w:rPr>
+                <w:rFonts w:eastAsia="Dotum"/>
+              </w:rPr>
+              <w:t>public</w:t>
+            </w:r>
+            <w:proofErr w:type="spellEnd"/>
+            <w:r>
+              <w:rPr>
+                <w:rFonts w:eastAsia="Dotum"/>
+              </w:rPr>
+              <w:t xml:space="preserve"> </w:t>
+            </w:r>
+            <w:proofErr w:type="spellStart"/>
+            <w:r>
+              <w:rPr>
+                <w:rFonts w:eastAsia="Dotum"/>
+              </w:rPr>
+              <w:t>mode</w:t>
+            </w:r>
+            <w:proofErr w:type="spellEnd"/>
           </w:p>
         </w:tc>
         <w:tc>
@@ -15179,8 +16234,16 @@
               <w:rPr>
                 <w:rFonts w:eastAsia="Dotum"/>
               </w:rPr>
-              <w:t>network mode</w:t>
-            </w:r>
+              <w:t xml:space="preserve">network </w:t>
+            </w:r>
+            <w:proofErr w:type="spellStart"/>
+            <w:r>
+              <w:rPr>
+                <w:rFonts w:eastAsia="Dotum"/>
+              </w:rPr>
+              <w:t>mode</w:t>
+            </w:r>
+            <w:proofErr w:type="spellEnd"/>
           </w:p>
         </w:tc>
       </w:tr>
@@ -15235,18 +16298,48 @@
                 <w:u w:val="single"/>
               </w:rPr>
             </w:pPr>
-            <w:r>
-              <w:rPr>
-                <w:rFonts w:eastAsia="Dotum"/>
-              </w:rPr>
-              <w:t xml:space="preserve">Returns current </w:t>
-            </w:r>
-            <w:r>
-              <w:rPr>
-                <w:rFonts w:eastAsia="Dotum"/>
-              </w:rPr>
-              <w:t>network mode</w:t>
-            </w:r>
+            <w:proofErr w:type="spellStart"/>
+            <w:r>
+              <w:rPr>
+                <w:rFonts w:eastAsia="Dotum"/>
+              </w:rPr>
+              <w:t>Returns</w:t>
+            </w:r>
+            <w:proofErr w:type="spellEnd"/>
+            <w:r>
+              <w:rPr>
+                <w:rFonts w:eastAsia="Dotum"/>
+              </w:rPr>
+              <w:t xml:space="preserve"> </w:t>
+            </w:r>
+            <w:proofErr w:type="spellStart"/>
+            <w:r>
+              <w:rPr>
+                <w:rFonts w:eastAsia="Dotum"/>
+              </w:rPr>
+              <w:t>current</w:t>
+            </w:r>
+            <w:proofErr w:type="spellEnd"/>
+            <w:r>
+              <w:rPr>
+                <w:rFonts w:eastAsia="Dotum"/>
+              </w:rPr>
+              <w:t xml:space="preserve"> </w:t>
+            </w:r>
+            <w:r>
+              <w:rPr>
+                <w:rFonts w:eastAsia="Dotum"/>
+              </w:rPr>
+              <w:t xml:space="preserve">network </w:t>
+            </w:r>
+            <w:proofErr w:type="spellStart"/>
+            <w:r>
+              <w:rPr>
+                <w:rFonts w:eastAsia="Dotum"/>
+              </w:rPr>
+              <w:t>mode</w:t>
+            </w:r>
+            <w:proofErr w:type="spellEnd"/>
           </w:p>
         </w:tc>
       </w:tr>
@@ -15254,7 +16347,7 @@
     <w:p/>
     <w:p>
       <w:pPr>
-        <w:pStyle w:val="Heading1"/>
+        <w:pStyle w:val="Ttulo1"/>
       </w:pPr>
       <w:bookmarkStart w:id="31" w:name="_Toc93306481"/>
       <w:r>
@@ -15265,7 +16358,7 @@
     <w:p/>
     <w:p>
       <w:pPr>
-        <w:pStyle w:val="Heading2"/>
+        <w:pStyle w:val="Ttulo2"/>
         <w:rPr>
           <w:b/>
           <w:bCs/>
@@ -15330,7 +16423,7 @@
     </w:p>
     <w:tbl>
       <w:tblPr>
-        <w:tblStyle w:val="TableGrid"/>
+        <w:tblStyle w:val="Tabelacomgrade"/>
         <w:tblW w:w="0" w:type="auto"/>
         <w:jc w:val="center"/>
         <w:tblLook w:val="04A0" w:firstRow="1" w:lastRow="0" w:firstColumn="1" w:lastColumn="0" w:noHBand="0" w:noVBand="1"/>
@@ -15385,6 +16478,7 @@
                 <w:color w:val="FFFFFF" w:themeColor="background1"/>
               </w:rPr>
             </w:pPr>
+            <w:proofErr w:type="spellStart"/>
             <w:r>
               <w:rPr>
                 <w:rFonts w:eastAsia="Dotum"/>
@@ -15394,6 +16488,7 @@
               </w:rPr>
               <w:t>Parameter</w:t>
             </w:r>
+            <w:proofErr w:type="spellEnd"/>
           </w:p>
         </w:tc>
         <w:tc>
@@ -15411,6 +16506,7 @@
                 <w:color w:val="FFFFFF" w:themeColor="background1"/>
               </w:rPr>
             </w:pPr>
+            <w:proofErr w:type="spellStart"/>
             <w:r>
               <w:rPr>
                 <w:rFonts w:eastAsia="Dotum"/>
@@ -15420,6 +16516,7 @@
               </w:rPr>
               <w:t>Description</w:t>
             </w:r>
+            <w:proofErr w:type="spellEnd"/>
           </w:p>
         </w:tc>
       </w:tr>
@@ -15445,7 +16542,19 @@
               <w:rPr>
                 <w:rFonts w:eastAsia="Dotum"/>
               </w:rPr>
-              <w:t>AT+JOIN=&lt;</w:t>
+              <w:t>AT+</w:t>
+            </w:r>
+            <w:r>
+              <w:rPr>
+                <w:rFonts w:eastAsia="Dotum"/>
+              </w:rPr>
+              <w:t>NKW</w:t>
+            </w:r>
+            <w:r>
+              <w:rPr>
+                <w:rFonts w:eastAsia="Dotum"/>
+              </w:rPr>
+              <w:t>JOIN=&lt;</w:t>
             </w:r>
             <w:r>
               <w:rPr>
@@ -15485,12 +16594,42 @@
                 <w:rFonts w:eastAsia="Dotum"/>
               </w:rPr>
             </w:pPr>
-            <w:r>
-              <w:rPr>
-                <w:rFonts w:eastAsia="Dotum"/>
-              </w:rPr>
-              <w:t>Sends a join request</w:t>
-            </w:r>
+            <w:proofErr w:type="spellStart"/>
+            <w:r>
+              <w:rPr>
+                <w:rFonts w:eastAsia="Dotum"/>
+              </w:rPr>
+              <w:t>Sends</w:t>
+            </w:r>
+            <w:proofErr w:type="spellEnd"/>
+            <w:r>
+              <w:rPr>
+                <w:rFonts w:eastAsia="Dotum"/>
+              </w:rPr>
+              <w:t xml:space="preserve"> a </w:t>
+            </w:r>
+            <w:proofErr w:type="spellStart"/>
+            <w:r>
+              <w:rPr>
+                <w:rFonts w:eastAsia="Dotum"/>
+              </w:rPr>
+              <w:t>join</w:t>
+            </w:r>
+            <w:proofErr w:type="spellEnd"/>
+            <w:r>
+              <w:rPr>
+                <w:rFonts w:eastAsia="Dotum"/>
+              </w:rPr>
+              <w:t xml:space="preserve"> </w:t>
+            </w:r>
+            <w:proofErr w:type="spellStart"/>
+            <w:r>
+              <w:rPr>
+                <w:rFonts w:eastAsia="Dotum"/>
+              </w:rPr>
+              <w:t>request</w:t>
+            </w:r>
+            <w:proofErr w:type="spellEnd"/>
           </w:p>
         </w:tc>
       </w:tr>
@@ -15516,7 +16655,19 @@
               <w:rPr>
                 <w:rFonts w:eastAsia="Dotum"/>
               </w:rPr>
-              <w:t>AT+JOIN?</w:t>
+              <w:t>AT+</w:t>
+            </w:r>
+            <w:r>
+              <w:rPr>
+                <w:rFonts w:eastAsia="Dotum"/>
+              </w:rPr>
+              <w:t>NWK</w:t>
+            </w:r>
+            <w:r>
+              <w:rPr>
+                <w:rFonts w:eastAsia="Dotum"/>
+              </w:rPr>
+              <w:t>JOIN?</w:t>
             </w:r>
           </w:p>
         </w:tc>
@@ -15545,11 +16696,33 @@
                 <w:u w:val="single"/>
               </w:rPr>
             </w:pPr>
-            <w:r>
-              <w:rPr>
-                <w:rFonts w:eastAsia="Dotum"/>
-              </w:rPr>
-              <w:t>Return join status</w:t>
+            <w:proofErr w:type="spellStart"/>
+            <w:r>
+              <w:rPr>
+                <w:rFonts w:eastAsia="Dotum"/>
+              </w:rPr>
+              <w:t>Return</w:t>
+            </w:r>
+            <w:proofErr w:type="spellEnd"/>
+            <w:r>
+              <w:rPr>
+                <w:rFonts w:eastAsia="Dotum"/>
+              </w:rPr>
+              <w:t xml:space="preserve"> </w:t>
+            </w:r>
+            <w:proofErr w:type="spellStart"/>
+            <w:r>
+              <w:rPr>
+                <w:rFonts w:eastAsia="Dotum"/>
+              </w:rPr>
+              <w:t>join</w:t>
+            </w:r>
+            <w:proofErr w:type="spellEnd"/>
+            <w:r>
+              <w:rPr>
+                <w:rFonts w:eastAsia="Dotum"/>
+              </w:rPr>
+              <w:t xml:space="preserve"> status</w:t>
             </w:r>
           </w:p>
         </w:tc>
@@ -15557,7 +16730,7 @@
     </w:tbl>
     <w:p>
       <w:pPr>
-        <w:pStyle w:val="Heading2"/>
+        <w:pStyle w:val="Ttulo2"/>
         <w:numPr>
           <w:ilvl w:val="0"/>
           <w:numId w:val="0"/>
@@ -15572,7 +16745,7 @@
     </w:p>
     <w:p>
       <w:pPr>
-        <w:pStyle w:val="Heading2"/>
+        <w:pStyle w:val="Ttulo2"/>
         <w:rPr>
           <w:b/>
           <w:bCs/>
@@ -15609,7 +16782,7 @@
     <w:p/>
     <w:tbl>
       <w:tblPr>
-        <w:tblStyle w:val="TableGrid"/>
+        <w:tblStyle w:val="Tabelacomgrade"/>
         <w:tblW w:w="0" w:type="auto"/>
         <w:jc w:val="center"/>
         <w:tblLook w:val="04A0" w:firstRow="1" w:lastRow="0" w:firstColumn="1" w:lastColumn="0" w:noHBand="0" w:noVBand="1"/>
@@ -15665,6 +16838,7 @@
                 <w:color w:val="FFFFFF" w:themeColor="background1"/>
               </w:rPr>
             </w:pPr>
+            <w:proofErr w:type="spellStart"/>
             <w:r>
               <w:rPr>
                 <w:rFonts w:eastAsia="Dotum"/>
@@ -15674,6 +16848,7 @@
               </w:rPr>
               <w:t>Parameter</w:t>
             </w:r>
+            <w:proofErr w:type="spellEnd"/>
           </w:p>
         </w:tc>
         <w:tc>
@@ -15691,6 +16866,7 @@
                 <w:color w:val="FFFFFF" w:themeColor="background1"/>
               </w:rPr>
             </w:pPr>
+            <w:proofErr w:type="spellStart"/>
             <w:r>
               <w:rPr>
                 <w:rFonts w:eastAsia="Dotum"/>
@@ -15700,6 +16876,7 @@
               </w:rPr>
               <w:t>Description</w:t>
             </w:r>
+            <w:proofErr w:type="spellEnd"/>
           </w:p>
         </w:tc>
       </w:tr>
@@ -15756,7 +16933,21 @@
               <w:rPr>
                 <w:rFonts w:eastAsia="Dotum"/>
               </w:rPr>
-              <w:t>1-242 bytes payload*</w:t>
+              <w:t xml:space="preserve">1-242 bytes </w:t>
+            </w:r>
+            <w:proofErr w:type="spellStart"/>
+            <w:r>
+              <w:rPr>
+                <w:rFonts w:eastAsia="Dotum"/>
+              </w:rPr>
+              <w:t>payload</w:t>
+            </w:r>
+            <w:proofErr w:type="spellEnd"/>
+            <w:r>
+              <w:rPr>
+                <w:rFonts w:eastAsia="Dotum"/>
+              </w:rPr>
+              <w:t>*</w:t>
             </w:r>
           </w:p>
         </w:tc>
@@ -15772,12 +16963,28 @@
                 <w:u w:val="single"/>
               </w:rPr>
             </w:pPr>
-            <w:r>
-              <w:rPr>
-                <w:rFonts w:eastAsia="Dotum"/>
-              </w:rPr>
-              <w:t>Sends a packet</w:t>
-            </w:r>
+            <w:proofErr w:type="spellStart"/>
+            <w:r>
+              <w:rPr>
+                <w:rFonts w:eastAsia="Dotum"/>
+              </w:rPr>
+              <w:t>Sends</w:t>
+            </w:r>
+            <w:proofErr w:type="spellEnd"/>
+            <w:r>
+              <w:rPr>
+                <w:rFonts w:eastAsia="Dotum"/>
+              </w:rPr>
+              <w:t xml:space="preserve"> a </w:t>
+            </w:r>
+            <w:proofErr w:type="spellStart"/>
+            <w:r>
+              <w:rPr>
+                <w:rFonts w:eastAsia="Dotum"/>
+              </w:rPr>
+              <w:t>packet</w:t>
+            </w:r>
+            <w:proofErr w:type="spellEnd"/>
           </w:p>
         </w:tc>
       </w:tr>
@@ -15787,7 +16994,15 @@
         <w:t>*</w:t>
       </w:r>
       <w:r>
-        <w:t>Payload size is dependent on current Datarate, refer to item</w:t>
+        <w:t xml:space="preserve">Payload size is dependent on current </w:t>
+      </w:r>
+      <w:proofErr w:type="spellStart"/>
+      <w:r>
+        <w:t>Datarate</w:t>
+      </w:r>
+      <w:proofErr w:type="spellEnd"/>
+      <w:r>
+        <w:t>, refer to item</w:t>
       </w:r>
       <w:r>
         <w:t xml:space="preserve"> </w:t>
@@ -15834,7 +17049,7 @@
     </w:p>
     <w:p>
       <w:pPr>
-        <w:pStyle w:val="Heading2"/>
+        <w:pStyle w:val="Ttulo2"/>
         <w:rPr>
           <w:b/>
           <w:bCs/>
@@ -15853,25 +17068,13 @@
         <w:ind w:firstLine="720"/>
       </w:pPr>
       <w:r>
-        <w:t xml:space="preserve">Sends an uplink to the network server containing a </w:t>
-      </w:r>
-      <w:r>
-        <w:t xml:space="preserve">hexadecimal </w:t>
-      </w:r>
-      <w:r>
-        <w:t>user payloa</w:t>
-      </w:r>
-      <w:r>
-        <w:t>d</w:t>
-      </w:r>
-      <w:r>
-        <w:t>. Automatically opens both RX windows to expect a downlink.</w:t>
+        <w:t>Sends an uplink to the network server containing a hexadecimal user payload. Automatically opens both RX windows to expect a downlink.</w:t>
       </w:r>
     </w:p>
     <w:p/>
     <w:tbl>
       <w:tblPr>
-        <w:tblStyle w:val="TableGrid"/>
+        <w:tblStyle w:val="Tabelacomgrade"/>
         <w:tblW w:w="0" w:type="auto"/>
         <w:jc w:val="center"/>
         <w:tblLook w:val="04A0" w:firstRow="1" w:lastRow="0" w:firstColumn="1" w:lastColumn="0" w:noHBand="0" w:noVBand="1"/>
@@ -15926,6 +17129,7 @@
                 <w:color w:val="FFFFFF" w:themeColor="background1"/>
               </w:rPr>
             </w:pPr>
+            <w:proofErr w:type="spellStart"/>
             <w:r>
               <w:rPr>
                 <w:rFonts w:eastAsia="Dotum"/>
@@ -15935,6 +17139,7 @@
               </w:rPr>
               <w:t>Parameter</w:t>
             </w:r>
+            <w:proofErr w:type="spellEnd"/>
           </w:p>
         </w:tc>
         <w:tc>
@@ -15952,6 +17157,7 @@
                 <w:color w:val="FFFFFF" w:themeColor="background1"/>
               </w:rPr>
             </w:pPr>
+            <w:proofErr w:type="spellStart"/>
             <w:r>
               <w:rPr>
                 <w:rFonts w:eastAsia="Dotum"/>
@@ -15961,6 +17167,7 @@
               </w:rPr>
               <w:t>Description</w:t>
             </w:r>
+            <w:proofErr w:type="spellEnd"/>
           </w:p>
         </w:tc>
       </w:tr>
@@ -15986,19 +17193,7 @@
               <w:rPr>
                 <w:rFonts w:eastAsia="Dotum"/>
               </w:rPr>
-              <w:t>AT+SEND</w:t>
-            </w:r>
-            <w:r>
-              <w:rPr>
-                <w:rFonts w:eastAsia="Dotum"/>
-              </w:rPr>
-              <w:t>HEX</w:t>
-            </w:r>
-            <w:r>
-              <w:rPr>
-                <w:rFonts w:eastAsia="Dotum"/>
-              </w:rPr>
-              <w:t>=&lt;</w:t>
+              <w:t>AT+SENDHEX=&lt;</w:t>
             </w:r>
             <w:r>
               <w:rPr>
@@ -16029,7 +17224,21 @@
               <w:rPr>
                 <w:rFonts w:eastAsia="Dotum"/>
               </w:rPr>
-              <w:t>1-242 bytes payload*</w:t>
+              <w:t xml:space="preserve">1-242 bytes </w:t>
+            </w:r>
+            <w:proofErr w:type="spellStart"/>
+            <w:r>
+              <w:rPr>
+                <w:rFonts w:eastAsia="Dotum"/>
+              </w:rPr>
+              <w:t>payload</w:t>
+            </w:r>
+            <w:proofErr w:type="spellEnd"/>
+            <w:r>
+              <w:rPr>
+                <w:rFonts w:eastAsia="Dotum"/>
+              </w:rPr>
+              <w:t>*</w:t>
             </w:r>
           </w:p>
         </w:tc>
@@ -16045,19 +17254,43 @@
                 <w:u w:val="single"/>
               </w:rPr>
             </w:pPr>
-            <w:r>
-              <w:rPr>
-                <w:rFonts w:eastAsia="Dotum"/>
-              </w:rPr>
-              <w:t>Sends a packet</w:t>
-            </w:r>
+            <w:proofErr w:type="spellStart"/>
+            <w:r>
+              <w:rPr>
+                <w:rFonts w:eastAsia="Dotum"/>
+              </w:rPr>
+              <w:t>Sends</w:t>
+            </w:r>
+            <w:proofErr w:type="spellEnd"/>
+            <w:r>
+              <w:rPr>
+                <w:rFonts w:eastAsia="Dotum"/>
+              </w:rPr>
+              <w:t xml:space="preserve"> a </w:t>
+            </w:r>
+            <w:proofErr w:type="spellStart"/>
+            <w:r>
+              <w:rPr>
+                <w:rFonts w:eastAsia="Dotum"/>
+              </w:rPr>
+              <w:t>packet</w:t>
+            </w:r>
+            <w:proofErr w:type="spellEnd"/>
           </w:p>
         </w:tc>
       </w:tr>
     </w:tbl>
     <w:p>
       <w:r>
-        <w:t xml:space="preserve">*Payload size is dependent on current Datarate, refer to item </w:t>
+        <w:t xml:space="preserve">*Payload size is dependent on current </w:t>
+      </w:r>
+      <w:proofErr w:type="spellStart"/>
+      <w:r>
+        <w:t>Datarate</w:t>
+      </w:r>
+      <w:proofErr w:type="spellEnd"/>
+      <w:r>
+        <w:t xml:space="preserve">, refer to item </w:t>
       </w:r>
       <w:r>
         <w:fldChar w:fldCharType="begin"/>
@@ -16099,7 +17332,7 @@
     <w:p/>
     <w:p>
       <w:pPr>
-        <w:pStyle w:val="Heading2"/>
+        <w:pStyle w:val="Ttulo2"/>
         <w:rPr>
           <w:b/>
           <w:bCs/>
@@ -16152,7 +17385,7 @@
     </w:p>
     <w:tbl>
       <w:tblPr>
-        <w:tblStyle w:val="TableGrid"/>
+        <w:tblStyle w:val="Tabelacomgrade"/>
         <w:tblW w:w="0" w:type="auto"/>
         <w:jc w:val="center"/>
         <w:tblLook w:val="04A0" w:firstRow="1" w:lastRow="0" w:firstColumn="1" w:lastColumn="0" w:noHBand="0" w:noVBand="1"/>
@@ -16207,6 +17440,7 @@
                 <w:color w:val="FFFFFF" w:themeColor="background1"/>
               </w:rPr>
             </w:pPr>
+            <w:proofErr w:type="spellStart"/>
             <w:r>
               <w:rPr>
                 <w:rFonts w:eastAsia="Dotum"/>
@@ -16216,6 +17450,7 @@
               </w:rPr>
               <w:t>Parameter</w:t>
             </w:r>
+            <w:proofErr w:type="spellEnd"/>
           </w:p>
         </w:tc>
         <w:tc>
@@ -16233,6 +17468,7 @@
                 <w:color w:val="FFFFFF" w:themeColor="background1"/>
               </w:rPr>
             </w:pPr>
+            <w:proofErr w:type="spellStart"/>
             <w:r>
               <w:rPr>
                 <w:rFonts w:eastAsia="Dotum"/>
@@ -16242,6 +17478,7 @@
               </w:rPr>
               <w:t>Description</w:t>
             </w:r>
+            <w:proofErr w:type="spellEnd"/>
           </w:p>
         </w:tc>
       </w:tr>
@@ -16311,7 +17548,7 @@
     </w:tbl>
     <w:p>
       <w:pPr>
-        <w:pStyle w:val="Heading2"/>
+        <w:pStyle w:val="Ttulo2"/>
         <w:numPr>
           <w:ilvl w:val="0"/>
           <w:numId w:val="0"/>
@@ -16327,7 +17564,7 @@
     </w:p>
     <w:p>
       <w:pPr>
-        <w:pStyle w:val="Heading2"/>
+        <w:pStyle w:val="Ttulo2"/>
         <w:rPr>
           <w:b/>
           <w:bCs/>
@@ -16357,7 +17594,7 @@
     </w:p>
     <w:tbl>
       <w:tblPr>
-        <w:tblStyle w:val="TableGrid"/>
+        <w:tblStyle w:val="Tabelacomgrade"/>
         <w:tblW w:w="0" w:type="auto"/>
         <w:jc w:val="center"/>
         <w:tblLook w:val="04A0" w:firstRow="1" w:lastRow="0" w:firstColumn="1" w:lastColumn="0" w:noHBand="0" w:noVBand="1"/>
@@ -16412,6 +17649,7 @@
                 <w:color w:val="FFFFFF" w:themeColor="background1"/>
               </w:rPr>
             </w:pPr>
+            <w:proofErr w:type="spellStart"/>
             <w:r>
               <w:rPr>
                 <w:rFonts w:eastAsia="Dotum"/>
@@ -16421,6 +17659,7 @@
               </w:rPr>
               <w:t>Parameter</w:t>
             </w:r>
+            <w:proofErr w:type="spellEnd"/>
           </w:p>
         </w:tc>
         <w:tc>
@@ -16438,6 +17677,7 @@
                 <w:color w:val="FFFFFF" w:themeColor="background1"/>
               </w:rPr>
             </w:pPr>
+            <w:proofErr w:type="spellStart"/>
             <w:r>
               <w:rPr>
                 <w:rFonts w:eastAsia="Dotum"/>
@@ -16447,6 +17687,7 @@
               </w:rPr>
               <w:t>Description</w:t>
             </w:r>
+            <w:proofErr w:type="spellEnd"/>
           </w:p>
         </w:tc>
       </w:tr>
@@ -16517,7 +17758,7 @@
     <w:p/>
     <w:p>
       <w:pPr>
-        <w:pStyle w:val="Heading1"/>
+        <w:pStyle w:val="Ttulo1"/>
       </w:pPr>
       <w:r>
         <w:t>Max Payload</w:t>
@@ -16552,13 +17793,21 @@
         <w:fldChar w:fldCharType="end"/>
       </w:r>
       <w:r>
-        <w:t xml:space="preserve"> displays the maximum payload allowed for each datarate of each region (value in bytes).</w:t>
+        <w:t xml:space="preserve"> displays the maximum payload allowed for each </w:t>
+      </w:r>
+      <w:proofErr w:type="spellStart"/>
+      <w:r>
+        <w:t>datarate</w:t>
+      </w:r>
+      <w:proofErr w:type="spellEnd"/>
+      <w:r>
+        <w:t xml:space="preserve"> of each region (value in bytes).</w:t>
       </w:r>
     </w:p>
     <w:p/>
     <w:tbl>
       <w:tblPr>
-        <w:tblStyle w:val="TableGrid"/>
+        <w:tblStyle w:val="Tabelacomgrade"/>
         <w:tblW w:w="0" w:type="auto"/>
         <w:jc w:val="center"/>
         <w:tblLook w:val="04A0" w:firstRow="1" w:lastRow="0" w:firstColumn="1" w:lastColumn="0" w:noHBand="0" w:noVBand="1"/>
@@ -16588,6 +17837,7 @@
                 <w:color w:val="FFFFFF" w:themeColor="background1"/>
               </w:rPr>
             </w:pPr>
+            <w:proofErr w:type="spellStart"/>
             <w:r>
               <w:rPr>
                 <w:b/>
@@ -16596,6 +17846,7 @@
               </w:rPr>
               <w:t>Datarate</w:t>
             </w:r>
+            <w:proofErr w:type="spellEnd"/>
           </w:p>
         </w:tc>
         <w:tc>
@@ -17013,9 +18264,11 @@
             <w:pPr>
               <w:jc w:val="center"/>
             </w:pPr>
+            <w:proofErr w:type="spellStart"/>
             <w:r>
               <w:t>Invalid</w:t>
             </w:r>
+            <w:proofErr w:type="spellEnd"/>
           </w:p>
         </w:tc>
       </w:tr>
@@ -17071,9 +18324,11 @@
             <w:pPr>
               <w:jc w:val="center"/>
             </w:pPr>
+            <w:proofErr w:type="spellStart"/>
             <w:r>
               <w:t>Invalid</w:t>
             </w:r>
+            <w:proofErr w:type="spellEnd"/>
           </w:p>
         </w:tc>
       </w:tr>
@@ -17103,9 +18358,11 @@
             <w:pPr>
               <w:jc w:val="center"/>
             </w:pPr>
+            <w:proofErr w:type="spellStart"/>
             <w:r>
               <w:t>Invalid</w:t>
             </w:r>
+            <w:proofErr w:type="spellEnd"/>
           </w:p>
         </w:tc>
         <w:tc>
@@ -17129,16 +18386,18 @@
             <w:pPr>
               <w:jc w:val="center"/>
             </w:pPr>
+            <w:proofErr w:type="spellStart"/>
             <w:r>
               <w:t>Invalid</w:t>
             </w:r>
+            <w:proofErr w:type="spellEnd"/>
           </w:p>
         </w:tc>
       </w:tr>
     </w:tbl>
     <w:p>
       <w:pPr>
-        <w:pStyle w:val="Caption"/>
+        <w:pStyle w:val="Legenda"/>
       </w:pPr>
       <w:bookmarkStart w:id="37" w:name="_Toc93306289"/>
       <w:bookmarkStart w:id="38" w:name="_Ref93398048"/>
@@ -17180,7 +18439,7 @@
     <w:p/>
     <w:p>
       <w:pPr>
-        <w:pStyle w:val="Heading1"/>
+        <w:pStyle w:val="Ttulo1"/>
       </w:pPr>
       <w:bookmarkStart w:id="39" w:name="_Toc93306486"/>
       <w:r>
@@ -17241,7 +18500,7 @@
     </w:p>
     <w:tbl>
       <w:tblPr>
-        <w:tblStyle w:val="TableGrid"/>
+        <w:tblStyle w:val="Tabelacomgrade"/>
         <w:tblW w:w="0" w:type="auto"/>
         <w:tblLook w:val="04A0" w:firstRow="1" w:lastRow="0" w:firstColumn="1" w:lastColumn="0" w:noHBand="0" w:noVBand="1"/>
       </w:tblPr>
@@ -17264,6 +18523,7 @@
                 <w:color w:val="FFFFFF" w:themeColor="background1"/>
               </w:rPr>
             </w:pPr>
+            <w:proofErr w:type="spellStart"/>
             <w:r>
               <w:rPr>
                 <w:b/>
@@ -17272,6 +18532,7 @@
               </w:rPr>
               <w:t>Parameter</w:t>
             </w:r>
+            <w:proofErr w:type="spellEnd"/>
           </w:p>
         </w:tc>
         <w:tc>
@@ -17288,6 +18549,7 @@
                 <w:color w:val="FFFFFF" w:themeColor="background1"/>
               </w:rPr>
             </w:pPr>
+            <w:proofErr w:type="spellStart"/>
             <w:r>
               <w:rPr>
                 <w:b/>
@@ -17296,6 +18558,7 @@
               </w:rPr>
               <w:t>Value</w:t>
             </w:r>
+            <w:proofErr w:type="spellEnd"/>
           </w:p>
         </w:tc>
       </w:tr>
@@ -17305,9 +18568,11 @@
             <w:tcW w:w="4813" w:type="dxa"/>
           </w:tcPr>
           <w:p>
+            <w:proofErr w:type="spellStart"/>
             <w:r>
               <w:t>DevEUI</w:t>
             </w:r>
+            <w:proofErr w:type="spellEnd"/>
           </w:p>
         </w:tc>
         <w:tc>
@@ -17327,9 +18592,11 @@
             <w:tcW w:w="4813" w:type="dxa"/>
           </w:tcPr>
           <w:p>
+            <w:proofErr w:type="spellStart"/>
             <w:r>
               <w:t>DevAddr</w:t>
             </w:r>
+            <w:proofErr w:type="spellEnd"/>
           </w:p>
         </w:tc>
         <w:tc>
@@ -17349,9 +18616,11 @@
             <w:tcW w:w="4813" w:type="dxa"/>
           </w:tcPr>
           <w:p>
+            <w:proofErr w:type="spellStart"/>
             <w:r>
               <w:t>AppSkey</w:t>
             </w:r>
+            <w:proofErr w:type="spellEnd"/>
           </w:p>
         </w:tc>
         <w:tc>
@@ -17377,9 +18646,11 @@
             <w:tcW w:w="4813" w:type="dxa"/>
           </w:tcPr>
           <w:p>
+            <w:proofErr w:type="spellStart"/>
             <w:r>
               <w:t>NwkSkey</w:t>
             </w:r>
+            <w:proofErr w:type="spellEnd"/>
           </w:p>
         </w:tc>
         <w:tc>
@@ -17399,9 +18670,11 @@
             <w:tcW w:w="4813" w:type="dxa"/>
           </w:tcPr>
           <w:p>
+            <w:proofErr w:type="spellStart"/>
             <w:r>
               <w:t>AppEUI</w:t>
             </w:r>
+            <w:proofErr w:type="spellEnd"/>
           </w:p>
         </w:tc>
         <w:tc>
@@ -17421,9 +18694,11 @@
             <w:tcW w:w="4813" w:type="dxa"/>
           </w:tcPr>
           <w:p>
+            <w:proofErr w:type="spellStart"/>
             <w:r>
               <w:t>AppKey</w:t>
             </w:r>
+            <w:proofErr w:type="spellEnd"/>
           </w:p>
         </w:tc>
         <w:tc>
@@ -17444,8 +18719,13 @@
           </w:tcPr>
           <w:p>
             <w:r>
-              <w:t>Active Channels</w:t>
-            </w:r>
+              <w:t xml:space="preserve">Active </w:t>
+            </w:r>
+            <w:proofErr w:type="spellStart"/>
+            <w:r>
+              <w:t>Channels</w:t>
+            </w:r>
+            <w:proofErr w:type="spellEnd"/>
           </w:p>
         </w:tc>
         <w:tc>
@@ -17466,8 +18746,13 @@
           </w:tcPr>
           <w:p>
             <w:r>
-              <w:t>Join Configuration</w:t>
-            </w:r>
+              <w:t xml:space="preserve">Join </w:t>
+            </w:r>
+            <w:proofErr w:type="spellStart"/>
+            <w:r>
+              <w:t>Configuration</w:t>
+            </w:r>
+            <w:proofErr w:type="spellEnd"/>
           </w:p>
         </w:tc>
         <w:tc>
@@ -17510,8 +18795,13 @@
           </w:tcPr>
           <w:p>
             <w:r>
-              <w:t>Network Mode</w:t>
-            </w:r>
+              <w:t xml:space="preserve">Network </w:t>
+            </w:r>
+            <w:proofErr w:type="spellStart"/>
+            <w:r>
+              <w:t>Mode</w:t>
+            </w:r>
+            <w:proofErr w:type="spellEnd"/>
           </w:p>
         </w:tc>
         <w:tc>
@@ -17532,8 +18822,13 @@
           </w:tcPr>
           <w:p>
             <w:r>
-              <w:t>Default Datarate</w:t>
-            </w:r>
+              <w:t xml:space="preserve">Default </w:t>
+            </w:r>
+            <w:proofErr w:type="spellStart"/>
+            <w:r>
+              <w:t>Datarate</w:t>
+            </w:r>
+            <w:proofErr w:type="spellEnd"/>
           </w:p>
         </w:tc>
         <w:tc>
@@ -17646,9 +18941,27 @@
             <w:tcW w:w="4813" w:type="dxa"/>
           </w:tcPr>
           <w:p>
-            <w:r>
-              <w:t>Rx Window Size</w:t>
-            </w:r>
+            <w:proofErr w:type="spellStart"/>
+            <w:r>
+              <w:t>Rx</w:t>
+            </w:r>
+            <w:proofErr w:type="spellEnd"/>
+            <w:r>
+              <w:t xml:space="preserve"> </w:t>
+            </w:r>
+            <w:proofErr w:type="spellStart"/>
+            <w:r>
+              <w:t>Window</w:t>
+            </w:r>
+            <w:proofErr w:type="spellEnd"/>
+            <w:r>
+              <w:t xml:space="preserve"> </w:t>
+            </w:r>
+            <w:proofErr w:type="spellStart"/>
+            <w:r>
+              <w:t>Size</w:t>
+            </w:r>
+            <w:proofErr w:type="spellEnd"/>
           </w:p>
         </w:tc>
         <w:tc>
@@ -17668,8 +18981,13 @@
             <w:tcW w:w="4813" w:type="dxa"/>
           </w:tcPr>
           <w:p>
-            <w:r>
-              <w:t>Tx Power</w:t>
+            <w:proofErr w:type="spellStart"/>
+            <w:r>
+              <w:t>Tx</w:t>
+            </w:r>
+            <w:proofErr w:type="spellEnd"/>
+            <w:r>
+              <w:t xml:space="preserve"> Power</w:t>
             </w:r>
           </w:p>
         </w:tc>
@@ -17690,9 +19008,11 @@
             <w:tcW w:w="4813" w:type="dxa"/>
           </w:tcPr>
           <w:p>
+            <w:proofErr w:type="spellStart"/>
             <w:r>
               <w:t>Region</w:t>
             </w:r>
+            <w:proofErr w:type="spellEnd"/>
           </w:p>
         </w:tc>
         <w:tc>
@@ -17709,7 +19029,7 @@
     </w:tbl>
     <w:p>
       <w:pPr>
-        <w:pStyle w:val="Caption"/>
+        <w:pStyle w:val="Legenda"/>
       </w:pPr>
       <w:bookmarkStart w:id="40" w:name="_Toc93306290"/>
       <w:bookmarkStart w:id="41" w:name="_Ref93395756"/>
@@ -17750,7 +19070,7 @@
     </w:p>
     <w:p>
       <w:pPr>
-        <w:pStyle w:val="Heading1"/>
+        <w:pStyle w:val="Ttulo1"/>
       </w:pPr>
       <w:bookmarkStart w:id="42" w:name="_Toc93306487"/>
       <w:r>
@@ -18004,7 +19324,7 @@
     <w:p/>
     <w:p>
       <w:pPr>
-        <w:pStyle w:val="Heading2"/>
+        <w:pStyle w:val="Ttulo2"/>
         <w:rPr>
           <w:b/>
           <w:bCs/>
@@ -18028,7 +19348,7 @@
     </w:p>
     <w:tbl>
       <w:tblPr>
-        <w:tblStyle w:val="TableGrid"/>
+        <w:tblStyle w:val="Tabelacomgrade"/>
         <w:tblW w:w="0" w:type="auto"/>
         <w:tblLook w:val="04A0" w:firstRow="1" w:lastRow="0" w:firstColumn="1" w:lastColumn="0" w:noHBand="0" w:noVBand="1"/>
       </w:tblPr>
@@ -18051,6 +19371,7 @@
                 <w:color w:val="FFFFFF" w:themeColor="background1"/>
               </w:rPr>
             </w:pPr>
+            <w:proofErr w:type="spellStart"/>
             <w:r>
               <w:rPr>
                 <w:b/>
@@ -18059,6 +19380,7 @@
               </w:rPr>
               <w:t>Code</w:t>
             </w:r>
+            <w:proofErr w:type="spellEnd"/>
           </w:p>
         </w:tc>
         <w:tc>
@@ -18075,6 +19397,7 @@
                 <w:color w:val="FFFFFF" w:themeColor="background1"/>
               </w:rPr>
             </w:pPr>
+            <w:proofErr w:type="spellStart"/>
             <w:r>
               <w:rPr>
                 <w:b/>
@@ -18083,6 +19406,7 @@
               </w:rPr>
               <w:t>Description</w:t>
             </w:r>
+            <w:proofErr w:type="spellEnd"/>
           </w:p>
         </w:tc>
       </w:tr>
@@ -18109,8 +19433,13 @@
               <w:jc w:val="center"/>
             </w:pPr>
             <w:r>
-              <w:t>No errors</w:t>
-            </w:r>
+              <w:t xml:space="preserve">No </w:t>
+            </w:r>
+            <w:proofErr w:type="spellStart"/>
+            <w:r>
+              <w:t>errors</w:t>
+            </w:r>
+            <w:proofErr w:type="spellEnd"/>
           </w:p>
         </w:tc>
       </w:tr>
@@ -18136,9 +19465,19 @@
             <w:pPr>
               <w:jc w:val="center"/>
             </w:pPr>
-            <w:r>
-              <w:t>Invalid command</w:t>
-            </w:r>
+            <w:proofErr w:type="spellStart"/>
+            <w:r>
+              <w:t>Invalid</w:t>
+            </w:r>
+            <w:proofErr w:type="spellEnd"/>
+            <w:r>
+              <w:t xml:space="preserve"> </w:t>
+            </w:r>
+            <w:proofErr w:type="spellStart"/>
+            <w:r>
+              <w:t>command</w:t>
+            </w:r>
+            <w:proofErr w:type="spellEnd"/>
           </w:p>
         </w:tc>
       </w:tr>
@@ -18164,9 +19503,19 @@
             <w:pPr>
               <w:jc w:val="center"/>
             </w:pPr>
-            <w:r>
-              <w:t>Parameter missing</w:t>
-            </w:r>
+            <w:proofErr w:type="spellStart"/>
+            <w:r>
+              <w:t>Parameter</w:t>
+            </w:r>
+            <w:proofErr w:type="spellEnd"/>
+            <w:r>
+              <w:t xml:space="preserve"> </w:t>
+            </w:r>
+            <w:proofErr w:type="spellStart"/>
+            <w:r>
+              <w:t>missing</w:t>
+            </w:r>
+            <w:proofErr w:type="spellEnd"/>
           </w:p>
         </w:tc>
       </w:tr>
@@ -18192,8 +19541,13 @@
             <w:pPr>
               <w:jc w:val="center"/>
             </w:pPr>
-            <w:r>
-              <w:t>Parameter overflow</w:t>
+            <w:proofErr w:type="spellStart"/>
+            <w:r>
+              <w:t>Parameter</w:t>
+            </w:r>
+            <w:proofErr w:type="spellEnd"/>
+            <w:r>
+              <w:t xml:space="preserve"> overflow</w:t>
             </w:r>
           </w:p>
         </w:tc>
@@ -18220,8 +19574,21 @@
             <w:pPr>
               <w:jc w:val="center"/>
             </w:pPr>
-            <w:r>
-              <w:t>Invalid command header</w:t>
+            <w:proofErr w:type="spellStart"/>
+            <w:r>
+              <w:t>Invalid</w:t>
+            </w:r>
+            <w:proofErr w:type="spellEnd"/>
+            <w:r>
+              <w:t xml:space="preserve"> </w:t>
+            </w:r>
+            <w:proofErr w:type="spellStart"/>
+            <w:r>
+              <w:t>command</w:t>
+            </w:r>
+            <w:proofErr w:type="spellEnd"/>
+            <w:r>
+              <w:t xml:space="preserve"> header</w:t>
             </w:r>
           </w:p>
         </w:tc>
@@ -18248,16 +19615,26 @@
             <w:pPr>
               <w:jc w:val="center"/>
             </w:pPr>
-            <w:r>
-              <w:t>Expected hexadecimal value</w:t>
-            </w:r>
+            <w:proofErr w:type="spellStart"/>
+            <w:r>
+              <w:t>Expected</w:t>
+            </w:r>
+            <w:proofErr w:type="spellEnd"/>
+            <w:r>
+              <w:t xml:space="preserve"> hexadecimal </w:t>
+            </w:r>
+            <w:proofErr w:type="spellStart"/>
+            <w:r>
+              <w:t>value</w:t>
+            </w:r>
+            <w:proofErr w:type="spellEnd"/>
           </w:p>
         </w:tc>
       </w:tr>
     </w:tbl>
     <w:p>
       <w:pPr>
-        <w:pStyle w:val="Caption"/>
+        <w:pStyle w:val="Legenda"/>
       </w:pPr>
       <w:bookmarkStart w:id="44" w:name="_Toc93306291"/>
       <w:r>
@@ -18293,7 +19670,7 @@
     <w:p/>
     <w:p>
       <w:pPr>
-        <w:pStyle w:val="Heading2"/>
+        <w:pStyle w:val="Ttulo2"/>
         <w:numPr>
           <w:ilvl w:val="1"/>
           <w:numId w:val="18"/>
@@ -18322,7 +19699,7 @@
     <w:p/>
     <w:tbl>
       <w:tblPr>
-        <w:tblStyle w:val="TableGrid"/>
+        <w:tblStyle w:val="Tabelacomgrade"/>
         <w:tblW w:w="0" w:type="auto"/>
         <w:tblLook w:val="04A0" w:firstRow="1" w:lastRow="0" w:firstColumn="1" w:lastColumn="0" w:noHBand="0" w:noVBand="1"/>
       </w:tblPr>
@@ -18345,6 +19722,7 @@
                 <w:color w:val="FFFFFF" w:themeColor="background1"/>
               </w:rPr>
             </w:pPr>
+            <w:proofErr w:type="spellStart"/>
             <w:r>
               <w:rPr>
                 <w:b/>
@@ -18353,6 +19731,7 @@
               </w:rPr>
               <w:t>Code</w:t>
             </w:r>
+            <w:proofErr w:type="spellEnd"/>
           </w:p>
         </w:tc>
         <w:tc>
@@ -18369,6 +19748,7 @@
                 <w:color w:val="FFFFFF" w:themeColor="background1"/>
               </w:rPr>
             </w:pPr>
+            <w:proofErr w:type="spellStart"/>
             <w:r>
               <w:rPr>
                 <w:b/>
@@ -18377,6 +19757,7 @@
               </w:rPr>
               <w:t>Description</w:t>
             </w:r>
+            <w:proofErr w:type="spellEnd"/>
           </w:p>
         </w:tc>
       </w:tr>
@@ -18403,8 +19784,13 @@
               <w:jc w:val="center"/>
             </w:pPr>
             <w:r>
-              <w:t>No errors</w:t>
-            </w:r>
+              <w:t xml:space="preserve">No </w:t>
+            </w:r>
+            <w:proofErr w:type="spellStart"/>
+            <w:r>
+              <w:t>errors</w:t>
+            </w:r>
+            <w:proofErr w:type="spellEnd"/>
           </w:p>
         </w:tc>
       </w:tr>
@@ -18431,8 +19817,29 @@
               <w:jc w:val="center"/>
             </w:pPr>
             <w:r>
-              <w:t>Command max size violated</w:t>
-            </w:r>
+              <w:t xml:space="preserve">Command </w:t>
+            </w:r>
+            <w:proofErr w:type="spellStart"/>
+            <w:r>
+              <w:t>max</w:t>
+            </w:r>
+            <w:proofErr w:type="spellEnd"/>
+            <w:r>
+              <w:t xml:space="preserve"> </w:t>
+            </w:r>
+            <w:proofErr w:type="spellStart"/>
+            <w:r>
+              <w:t>size</w:t>
+            </w:r>
+            <w:proofErr w:type="spellEnd"/>
+            <w:r>
+              <w:t xml:space="preserve"> </w:t>
+            </w:r>
+            <w:proofErr w:type="spellStart"/>
+            <w:r>
+              <w:t>violated</w:t>
+            </w:r>
+            <w:proofErr w:type="spellEnd"/>
           </w:p>
         </w:tc>
       </w:tr>
@@ -18458,16 +19865,26 @@
             <w:pPr>
               <w:jc w:val="center"/>
             </w:pPr>
-            <w:r>
-              <w:t>Empty command</w:t>
-            </w:r>
+            <w:proofErr w:type="spellStart"/>
+            <w:r>
+              <w:t>Empty</w:t>
+            </w:r>
+            <w:proofErr w:type="spellEnd"/>
+            <w:r>
+              <w:t xml:space="preserve"> </w:t>
+            </w:r>
+            <w:proofErr w:type="spellStart"/>
+            <w:r>
+              <w:t>command</w:t>
+            </w:r>
+            <w:proofErr w:type="spellEnd"/>
           </w:p>
         </w:tc>
       </w:tr>
     </w:tbl>
     <w:p>
       <w:pPr>
-        <w:pStyle w:val="Caption"/>
+        <w:pStyle w:val="Legenda"/>
       </w:pPr>
       <w:bookmarkStart w:id="46" w:name="_Toc93306292"/>
       <w:r>
@@ -18502,7 +19919,7 @@
     <w:p/>
     <w:p>
       <w:pPr>
-        <w:pStyle w:val="Heading2"/>
+        <w:pStyle w:val="Ttulo2"/>
         <w:numPr>
           <w:ilvl w:val="1"/>
           <w:numId w:val="19"/>
@@ -18544,7 +19961,7 @@
     <w:p/>
     <w:tbl>
       <w:tblPr>
-        <w:tblStyle w:val="TableGrid"/>
+        <w:tblStyle w:val="Tabelacomgrade"/>
         <w:tblW w:w="0" w:type="auto"/>
         <w:tblLook w:val="04A0" w:firstRow="1" w:lastRow="0" w:firstColumn="1" w:lastColumn="0" w:noHBand="0" w:noVBand="1"/>
       </w:tblPr>
@@ -18567,6 +19984,7 @@
                 <w:color w:val="FFFFFF" w:themeColor="background1"/>
               </w:rPr>
             </w:pPr>
+            <w:proofErr w:type="spellStart"/>
             <w:r>
               <w:rPr>
                 <w:b/>
@@ -18575,6 +19993,7 @@
               </w:rPr>
               <w:t>Code</w:t>
             </w:r>
+            <w:proofErr w:type="spellEnd"/>
           </w:p>
         </w:tc>
         <w:tc>
@@ -18591,6 +20010,7 @@
                 <w:color w:val="FFFFFF" w:themeColor="background1"/>
               </w:rPr>
             </w:pPr>
+            <w:proofErr w:type="spellStart"/>
             <w:r>
               <w:rPr>
                 <w:b/>
@@ -18599,6 +20019,7 @@
               </w:rPr>
               <w:t>Description</w:t>
             </w:r>
+            <w:proofErr w:type="spellEnd"/>
           </w:p>
         </w:tc>
       </w:tr>
@@ -18625,8 +20046,13 @@
               <w:jc w:val="center"/>
             </w:pPr>
             <w:r>
-              <w:t>No errors</w:t>
-            </w:r>
+              <w:t xml:space="preserve">No </w:t>
+            </w:r>
+            <w:proofErr w:type="spellStart"/>
+            <w:r>
+              <w:t>errors</w:t>
+            </w:r>
+            <w:proofErr w:type="spellEnd"/>
           </w:p>
         </w:tc>
       </w:tr>
@@ -18652,9 +20078,19 @@
             <w:pPr>
               <w:jc w:val="center"/>
             </w:pPr>
-            <w:r>
-              <w:t>Invalid region</w:t>
-            </w:r>
+            <w:proofErr w:type="spellStart"/>
+            <w:r>
+              <w:t>Invalid</w:t>
+            </w:r>
+            <w:proofErr w:type="spellEnd"/>
+            <w:r>
+              <w:t xml:space="preserve"> </w:t>
+            </w:r>
+            <w:proofErr w:type="spellStart"/>
+            <w:r>
+              <w:t>region</w:t>
+            </w:r>
+            <w:proofErr w:type="spellEnd"/>
           </w:p>
         </w:tc>
       </w:tr>
@@ -18680,8 +20116,29 @@
             <w:pPr>
               <w:jc w:val="center"/>
             </w:pPr>
-            <w:r>
-              <w:t>Invalid Rx Window configuration¹</w:t>
+            <w:proofErr w:type="spellStart"/>
+            <w:r>
+              <w:t>Invalid</w:t>
+            </w:r>
+            <w:proofErr w:type="spellEnd"/>
+            <w:r>
+              <w:t xml:space="preserve"> </w:t>
+            </w:r>
+            <w:proofErr w:type="spellStart"/>
+            <w:r>
+              <w:t>Rx</w:t>
+            </w:r>
+            <w:proofErr w:type="spellEnd"/>
+            <w:r>
+              <w:t xml:space="preserve"> </w:t>
+            </w:r>
+            <w:proofErr w:type="spellStart"/>
+            <w:r>
+              <w:t>Window</w:t>
+            </w:r>
+            <w:proofErr w:type="spellEnd"/>
+            <w:r>
+              <w:t xml:space="preserve"> configuration¹</w:t>
             </w:r>
           </w:p>
         </w:tc>
@@ -18709,8 +20166,21 @@
               <w:jc w:val="center"/>
             </w:pPr>
             <w:r>
-              <w:t>Network already joined</w:t>
-            </w:r>
+              <w:t xml:space="preserve">Network </w:t>
+            </w:r>
+            <w:proofErr w:type="spellStart"/>
+            <w:r>
+              <w:t>already</w:t>
+            </w:r>
+            <w:proofErr w:type="spellEnd"/>
+            <w:r>
+              <w:t xml:space="preserve"> </w:t>
+            </w:r>
+            <w:proofErr w:type="spellStart"/>
+            <w:r>
+              <w:t>joined</w:t>
+            </w:r>
+            <w:proofErr w:type="spellEnd"/>
           </w:p>
         </w:tc>
       </w:tr>
@@ -18736,9 +20206,27 @@
             <w:pPr>
               <w:jc w:val="center"/>
             </w:pPr>
-            <w:r>
-              <w:t>Invalid payload size</w:t>
-            </w:r>
+            <w:proofErr w:type="spellStart"/>
+            <w:r>
+              <w:t>Invalid</w:t>
+            </w:r>
+            <w:proofErr w:type="spellEnd"/>
+            <w:r>
+              <w:t xml:space="preserve"> </w:t>
+            </w:r>
+            <w:proofErr w:type="spellStart"/>
+            <w:r>
+              <w:t>payload</w:t>
+            </w:r>
+            <w:proofErr w:type="spellEnd"/>
+            <w:r>
+              <w:t xml:space="preserve"> </w:t>
+            </w:r>
+            <w:proofErr w:type="spellStart"/>
+            <w:r>
+              <w:t>size</w:t>
+            </w:r>
+            <w:proofErr w:type="spellEnd"/>
           </w:p>
         </w:tc>
       </w:tr>
@@ -18764,8 +20252,21 @@
             <w:pPr>
               <w:jc w:val="center"/>
             </w:pPr>
-            <w:r>
-              <w:t>Invalid payload+FOPTS size²</w:t>
+            <w:proofErr w:type="spellStart"/>
+            <w:r>
+              <w:t>Invalid</w:t>
+            </w:r>
+            <w:proofErr w:type="spellEnd"/>
+            <w:r>
+              <w:t xml:space="preserve"> </w:t>
+            </w:r>
+            <w:proofErr w:type="spellStart"/>
+            <w:r>
+              <w:t>payload+FOPTS</w:t>
+            </w:r>
+            <w:proofErr w:type="spellEnd"/>
+            <w:r>
+              <w:t xml:space="preserve"> size²</w:t>
             </w:r>
           </w:p>
         </w:tc>
@@ -18793,7 +20294,15 @@
               <w:jc w:val="center"/>
             </w:pPr>
             <w:r>
-              <w:t>No new Rx Data</w:t>
+              <w:t xml:space="preserve">No new </w:t>
+            </w:r>
+            <w:proofErr w:type="spellStart"/>
+            <w:r>
+              <w:t>Rx</w:t>
+            </w:r>
+            <w:proofErr w:type="spellEnd"/>
+            <w:r>
+              <w:t xml:space="preserve"> Data</w:t>
             </w:r>
           </w:p>
         </w:tc>
@@ -18820,8 +20329,21 @@
             <w:pPr>
               <w:jc w:val="center"/>
             </w:pPr>
-            <w:r>
-              <w:t xml:space="preserve">LoRaWAN stack </w:t>
+            <w:proofErr w:type="spellStart"/>
+            <w:r>
+              <w:t>LoRaWAN</w:t>
+            </w:r>
+            <w:proofErr w:type="spellEnd"/>
+            <w:r>
+              <w:t xml:space="preserve"> </w:t>
+            </w:r>
+            <w:proofErr w:type="spellStart"/>
+            <w:r>
+              <w:t>stack</w:t>
+            </w:r>
+            <w:proofErr w:type="spellEnd"/>
+            <w:r>
+              <w:t xml:space="preserve"> </w:t>
             </w:r>
             <w:r>
               <w:t>error</w:t>
@@ -18857,8 +20379,13 @@
             <w:pPr>
               <w:jc w:val="center"/>
             </w:pPr>
-            <w:r>
-              <w:t>Tx Timeout</w:t>
+            <w:proofErr w:type="spellStart"/>
+            <w:r>
+              <w:t>Tx</w:t>
+            </w:r>
+            <w:proofErr w:type="spellEnd"/>
+            <w:r>
+              <w:t xml:space="preserve"> Timeout</w:t>
             </w:r>
           </w:p>
         </w:tc>
@@ -18866,7 +20393,7 @@
     </w:tbl>
     <w:p>
       <w:pPr>
-        <w:pStyle w:val="Caption"/>
+        <w:pStyle w:val="Legenda"/>
       </w:pPr>
       <w:bookmarkStart w:id="48" w:name="_Toc93306293"/>
       <w:r>
@@ -18920,8 +20447,13 @@
       </w:r>
     </w:p>
     <w:p>
-      <w:r>
-        <w:t xml:space="preserve">Eg: </w:t>
+      <w:proofErr w:type="spellStart"/>
+      <w:r>
+        <w:t>Eg</w:t>
+      </w:r>
+      <w:proofErr w:type="spellEnd"/>
+      <w:r>
+        <w:t xml:space="preserve">: </w:t>
       </w:r>
       <w:r>
         <w:br/>
@@ -18934,9 +20466,11 @@
       </w:r>
     </w:p>
     <w:p>
+      <w:proofErr w:type="spellStart"/>
       <w:r>
         <w:t>RxDuration</w:t>
       </w:r>
+      <w:proofErr w:type="spellEnd"/>
       <w:r>
         <w:t xml:space="preserve"> = 850.</w:t>
       </w:r>
@@ -18946,8 +20480,13 @@
       <w:r>
         <w:t>(Rx2Delay-Rx1Delay) &gt;= (</w:t>
       </w:r>
-      <w:r>
-        <w:t xml:space="preserve">RxDuration </w:t>
+      <w:proofErr w:type="spellStart"/>
+      <w:r>
+        <w:t>RxDuration</w:t>
+      </w:r>
+      <w:proofErr w:type="spellEnd"/>
+      <w:r>
+        <w:t xml:space="preserve"> </w:t>
       </w:r>
       <w:r>
         <w:t xml:space="preserve">+100) </w:t>
@@ -18962,8 +20501,13 @@
     </w:p>
     <w:p/>
     <w:p>
-      <w:r>
-        <w:t xml:space="preserve">Eg: </w:t>
+      <w:proofErr w:type="spellStart"/>
+      <w:r>
+        <w:t>Eg</w:t>
+      </w:r>
+      <w:proofErr w:type="spellEnd"/>
+      <w:r>
+        <w:t xml:space="preserve">: </w:t>
       </w:r>
       <w:r>
         <w:br/>
@@ -18976,8 +20520,13 @@
       </w:r>
     </w:p>
     <w:p>
-      <w:r>
-        <w:t xml:space="preserve">RxDuration </w:t>
+      <w:proofErr w:type="spellStart"/>
+      <w:r>
+        <w:t>RxDuration</w:t>
+      </w:r>
+      <w:proofErr w:type="spellEnd"/>
+      <w:r>
+        <w:t xml:space="preserve"> </w:t>
       </w:r>
       <w:r>
         <w:t>= 1500.</w:t>
@@ -18988,8 +20537,13 @@
       <w:r>
         <w:t>(Rx2Delay-Rx1Delay) &gt;= (</w:t>
       </w:r>
-      <w:r>
-        <w:t xml:space="preserve">RxDuration </w:t>
+      <w:proofErr w:type="spellStart"/>
+      <w:r>
+        <w:t>RxDuration</w:t>
+      </w:r>
+      <w:proofErr w:type="spellEnd"/>
+      <w:r>
+        <w:t xml:space="preserve"> </w:t>
       </w:r>
       <w:r>
         <w:t xml:space="preserve">+100) </w:t>
@@ -19072,7 +20626,7 @@
 </file>
 
 <file path=word/endnotes.xml><?xml version="1.0" encoding="utf-8"?>
-<w:endnotes xmlns:wpc="http://schemas.microsoft.com/office/word/2010/wordprocessingCanvas" xmlns:cx="http://schemas.microsoft.com/office/drawing/2014/chartex" xmlns:cx1="http://schemas.microsoft.com/office/drawing/2015/9/8/chartex" xmlns:cx2="http://schemas.microsoft.com/office/drawing/2015/10/21/chartex" xmlns:cx3="http://schemas.microsoft.com/office/drawing/2016/5/9/chartex" xmlns:cx4="http://schemas.microsoft.com/office/drawing/2016/5/10/chartex" xmlns:cx5="http://schemas.microsoft.com/office/drawing/2016/5/11/chartex" xmlns:cx6="http://schemas.microsoft.com/office/drawing/2016/5/12/chartex" xmlns:cx7="http://schemas.microsoft.com/office/drawing/2016/5/13/chartex" xmlns:cx8="http://schemas.microsoft.com/office/drawing/2016/5/14/chartex" xmlns:mc="http://schemas.openxmlformats.org/markup-compatibility/2006" xmlns:aink="http://schemas.microsoft.com/office/drawing/2016/ink" xmlns:am3d="http://schemas.microsoft.com/office/drawing/2017/model3d" xmlns:o="urn:schemas-microsoft-com:office:office" xmlns:r="http://schemas.openxmlformats.org/officeDocument/2006/relationships" xmlns:m="http://schemas.openxmlformats.org/officeDocument/2006/math" xmlns:v="urn:schemas-microsoft-com:vml" xmlns:wp14="http://schemas.microsoft.com/office/word/2010/wordprocessingDrawing" xmlns:wp="http://schemas.openxmlformats.org/drawingml/2006/wordprocessingDrawing" xmlns:w10="urn:schemas-microsoft-com:office:word" xmlns:w="http://schemas.openxmlformats.org/wordprocessingml/2006/main" xmlns:w14="http://schemas.microsoft.com/office/word/2010/wordml" xmlns:w15="http://schemas.microsoft.com/office/word/2012/wordml" xmlns:w16cex="http://schemas.microsoft.com/office/word/2018/wordml/cex" xmlns:w16cid="http://schemas.microsoft.com/office/word/2016/wordml/cid" xmlns:w16="http://schemas.microsoft.com/office/word/2018/wordml" xmlns:w16sdtdh="http://schemas.microsoft.com/office/word/2020/wordml/sdtdatahash" xmlns:w16se="http://schemas.microsoft.com/office/word/2015/wordml/symex" xmlns:wpg="http://schemas.microsoft.com/office/word/2010/wordprocessingGroup" xmlns:wpi="http://schemas.microsoft.com/office/word/2010/wordprocessingInk" xmlns:wne="http://schemas.microsoft.com/office/word/2006/wordml" xmlns:wps="http://schemas.microsoft.com/office/word/2010/wordprocessingShape" mc:Ignorable="w14 w15 w16se w16cid w16 w16cex w16sdtdh wp14">
+<w:endnotes xmlns:wpc="http://schemas.microsoft.com/office/word/2010/wordprocessingCanvas" xmlns:cx="http://schemas.microsoft.com/office/drawing/2014/chartex" xmlns:cx1="http://schemas.microsoft.com/office/drawing/2015/9/8/chartex" xmlns:cx2="http://schemas.microsoft.com/office/drawing/2015/10/21/chartex" xmlns:cx3="http://schemas.microsoft.com/office/drawing/2016/5/9/chartex" xmlns:cx4="http://schemas.microsoft.com/office/drawing/2016/5/10/chartex" xmlns:cx5="http://schemas.microsoft.com/office/drawing/2016/5/11/chartex" xmlns:cx6="http://schemas.microsoft.com/office/drawing/2016/5/12/chartex" xmlns:cx7="http://schemas.microsoft.com/office/drawing/2016/5/13/chartex" xmlns:cx8="http://schemas.microsoft.com/office/drawing/2016/5/14/chartex" xmlns:mc="http://schemas.openxmlformats.org/markup-compatibility/2006" xmlns:aink="http://schemas.microsoft.com/office/drawing/2016/ink" xmlns:am3d="http://schemas.microsoft.com/office/drawing/2017/model3d" xmlns:o="urn:schemas-microsoft-com:office:office" xmlns:oel="http://schemas.microsoft.com/office/2019/extlst" xmlns:r="http://schemas.openxmlformats.org/officeDocument/2006/relationships" xmlns:m="http://schemas.openxmlformats.org/officeDocument/2006/math" xmlns:v="urn:schemas-microsoft-com:vml" xmlns:wp14="http://schemas.microsoft.com/office/word/2010/wordprocessingDrawing" xmlns:wp="http://schemas.openxmlformats.org/drawingml/2006/wordprocessingDrawing" xmlns:w10="urn:schemas-microsoft-com:office:word" xmlns:w="http://schemas.openxmlformats.org/wordprocessingml/2006/main" xmlns:w14="http://schemas.microsoft.com/office/word/2010/wordml" xmlns:w15="http://schemas.microsoft.com/office/word/2012/wordml" xmlns:w16cex="http://schemas.microsoft.com/office/word/2018/wordml/cex" xmlns:w16cid="http://schemas.microsoft.com/office/word/2016/wordml/cid" xmlns:w16="http://schemas.microsoft.com/office/word/2018/wordml" xmlns:w16du="http://schemas.microsoft.com/office/word/2023/wordml/word16du" xmlns:w16sdtdh="http://schemas.microsoft.com/office/word/2020/wordml/sdtdatahash" xmlns:w16se="http://schemas.microsoft.com/office/word/2015/wordml/symex" xmlns:wpg="http://schemas.microsoft.com/office/word/2010/wordprocessingGroup" xmlns:wpi="http://schemas.microsoft.com/office/word/2010/wordprocessingInk" xmlns:wne="http://schemas.microsoft.com/office/word/2006/wordml" xmlns:wps="http://schemas.microsoft.com/office/word/2010/wordprocessingShape" mc:Ignorable="w14 w15 w16se w16cid w16 w16cex w16sdtdh w16du wp14">
   <w:endnote w:type="separator" w:id="-1">
     <w:p>
       <w:r>
@@ -19091,7 +20645,7 @@
 </file>
 
 <file path=word/footer1.xml><?xml version="1.0" encoding="utf-8"?>
-<w:ftr xmlns:wpc="http://schemas.microsoft.com/office/word/2010/wordprocessingCanvas" xmlns:cx="http://schemas.microsoft.com/office/drawing/2014/chartex" xmlns:cx1="http://schemas.microsoft.com/office/drawing/2015/9/8/chartex" xmlns:cx2="http://schemas.microsoft.com/office/drawing/2015/10/21/chartex" xmlns:cx3="http://schemas.microsoft.com/office/drawing/2016/5/9/chartex" xmlns:cx4="http://schemas.microsoft.com/office/drawing/2016/5/10/chartex" xmlns:cx5="http://schemas.microsoft.com/office/drawing/2016/5/11/chartex" xmlns:cx6="http://schemas.microsoft.com/office/drawing/2016/5/12/chartex" xmlns:cx7="http://schemas.microsoft.com/office/drawing/2016/5/13/chartex" xmlns:cx8="http://schemas.microsoft.com/office/drawing/2016/5/14/chartex" xmlns:mc="http://schemas.openxmlformats.org/markup-compatibility/2006" xmlns:aink="http://schemas.microsoft.com/office/drawing/2016/ink" xmlns:am3d="http://schemas.microsoft.com/office/drawing/2017/model3d" xmlns:o="urn:schemas-microsoft-com:office:office" xmlns:r="http://schemas.openxmlformats.org/officeDocument/2006/relationships" xmlns:m="http://schemas.openxmlformats.org/officeDocument/2006/math" xmlns:v="urn:schemas-microsoft-com:vml" xmlns:wp14="http://schemas.microsoft.com/office/word/2010/wordprocessingDrawing" xmlns:wp="http://schemas.openxmlformats.org/drawingml/2006/wordprocessingDrawing" xmlns:w10="urn:schemas-microsoft-com:office:word" xmlns:w="http://schemas.openxmlformats.org/wordprocessingml/2006/main" xmlns:w14="http://schemas.microsoft.com/office/word/2010/wordml" xmlns:w15="http://schemas.microsoft.com/office/word/2012/wordml" xmlns:w16cex="http://schemas.microsoft.com/office/word/2018/wordml/cex" xmlns:w16cid="http://schemas.microsoft.com/office/word/2016/wordml/cid" xmlns:w16="http://schemas.microsoft.com/office/word/2018/wordml" xmlns:w16sdtdh="http://schemas.microsoft.com/office/word/2020/wordml/sdtdatahash" xmlns:w16se="http://schemas.microsoft.com/office/word/2015/wordml/symex" xmlns:wpg="http://schemas.microsoft.com/office/word/2010/wordprocessingGroup" xmlns:wpi="http://schemas.microsoft.com/office/word/2010/wordprocessingInk" xmlns:wne="http://schemas.microsoft.com/office/word/2006/wordml" xmlns:wps="http://schemas.microsoft.com/office/word/2010/wordprocessingShape" mc:Ignorable="w14 w15 w16se w16cid w16 w16cex w16sdtdh wp14">
+<w:ftr xmlns:wpc="http://schemas.microsoft.com/office/word/2010/wordprocessingCanvas" xmlns:cx="http://schemas.microsoft.com/office/drawing/2014/chartex" xmlns:cx1="http://schemas.microsoft.com/office/drawing/2015/9/8/chartex" xmlns:cx2="http://schemas.microsoft.com/office/drawing/2015/10/21/chartex" xmlns:cx3="http://schemas.microsoft.com/office/drawing/2016/5/9/chartex" xmlns:cx4="http://schemas.microsoft.com/office/drawing/2016/5/10/chartex" xmlns:cx5="http://schemas.microsoft.com/office/drawing/2016/5/11/chartex" xmlns:cx6="http://schemas.microsoft.com/office/drawing/2016/5/12/chartex" xmlns:cx7="http://schemas.microsoft.com/office/drawing/2016/5/13/chartex" xmlns:cx8="http://schemas.microsoft.com/office/drawing/2016/5/14/chartex" xmlns:mc="http://schemas.openxmlformats.org/markup-compatibility/2006" xmlns:aink="http://schemas.microsoft.com/office/drawing/2016/ink" xmlns:am3d="http://schemas.microsoft.com/office/drawing/2017/model3d" xmlns:o="urn:schemas-microsoft-com:office:office" xmlns:oel="http://schemas.microsoft.com/office/2019/extlst" xmlns:r="http://schemas.openxmlformats.org/officeDocument/2006/relationships" xmlns:m="http://schemas.openxmlformats.org/officeDocument/2006/math" xmlns:v="urn:schemas-microsoft-com:vml" xmlns:wp14="http://schemas.microsoft.com/office/word/2010/wordprocessingDrawing" xmlns:wp="http://schemas.openxmlformats.org/drawingml/2006/wordprocessingDrawing" xmlns:w10="urn:schemas-microsoft-com:office:word" xmlns:w="http://schemas.openxmlformats.org/wordprocessingml/2006/main" xmlns:w14="http://schemas.microsoft.com/office/word/2010/wordml" xmlns:w15="http://schemas.microsoft.com/office/word/2012/wordml" xmlns:w16cex="http://schemas.microsoft.com/office/word/2018/wordml/cex" xmlns:w16cid="http://schemas.microsoft.com/office/word/2016/wordml/cid" xmlns:w16="http://schemas.microsoft.com/office/word/2018/wordml" xmlns:w16du="http://schemas.microsoft.com/office/word/2023/wordml/word16du" xmlns:w16sdtdh="http://schemas.microsoft.com/office/word/2020/wordml/sdtdatahash" xmlns:w16se="http://schemas.microsoft.com/office/word/2015/wordml/symex" xmlns:wpg="http://schemas.microsoft.com/office/word/2010/wordprocessingGroup" xmlns:wpi="http://schemas.microsoft.com/office/word/2010/wordprocessingInk" xmlns:wne="http://schemas.microsoft.com/office/word/2006/wordml" xmlns:wps="http://schemas.microsoft.com/office/word/2010/wordprocessingShape" mc:Ignorable="w14 w15 w16se w16cid w16 w16cex w16sdtdh w16du wp14">
   <w:tbl>
     <w:tblPr>
       <w:tblW w:w="5000" w:type="pct"/>
@@ -19114,7 +20668,6 @@
           <w:dataBinding w:prefixMappings="xmlns:ns0='http://schemas.openxmlformats.org/officeDocument/2006/extended-properties' " w:xpath="/ns0:Properties[1]/ns0:Company[1]" w:storeItemID="{6668398D-A668-4E3E-A5EB-62B293D839F1}"/>
           <w:text/>
         </w:sdtPr>
-        <w:sdtEndPr/>
         <w:sdtContent>
           <w:tc>
             <w:tcPr>
@@ -19124,7 +20677,7 @@
             </w:tcPr>
             <w:p>
               <w:pPr>
-                <w:pStyle w:val="NoSpacing"/>
+                <w:pStyle w:val="SemEspaamento"/>
                 <w:rPr>
                   <w:rFonts w:asciiTheme="majorHAnsi" w:eastAsia="Calibri" w:hAnsiTheme="majorHAnsi" w:cstheme="majorHAnsi"/>
                 </w:rPr>
@@ -19133,7 +20686,21 @@
                 <w:rPr>
                   <w:rFonts w:asciiTheme="majorHAnsi" w:eastAsia="Calibri" w:hAnsiTheme="majorHAnsi" w:cstheme="majorHAnsi"/>
                 </w:rPr>
-                <w:t>HT Micron Semicondutores S.A.</w:t>
+                <w:t xml:space="preserve">HT Micron </w:t>
+              </w:r>
+              <w:proofErr w:type="spellStart"/>
+              <w:r>
+                <w:rPr>
+                  <w:rFonts w:asciiTheme="majorHAnsi" w:eastAsia="Calibri" w:hAnsiTheme="majorHAnsi" w:cstheme="majorHAnsi"/>
+                </w:rPr>
+                <w:t>Semicondutores</w:t>
+              </w:r>
+              <w:proofErr w:type="spellEnd"/>
+              <w:r>
+                <w:rPr>
+                  <w:rFonts w:asciiTheme="majorHAnsi" w:eastAsia="Calibri" w:hAnsiTheme="majorHAnsi" w:cstheme="majorHAnsi"/>
+                </w:rPr>
+                <w:t xml:space="preserve"> S.A.</w:t>
               </w:r>
             </w:p>
           </w:tc>
@@ -19151,7 +20718,6 @@
           <w:dataBinding w:prefixMappings="xmlns:ns0='http://purl.org/dc/elements/1.1/' xmlns:ns1='http://schemas.openxmlformats.org/package/2006/metadata/core-properties' " w:xpath="/ns1:coreProperties[1]/ns0:description[1]" w:storeItemID="{6C3C8BC8-F283-45AE-878A-BAB7291924A1}"/>
           <w:text w:multiLine="1"/>
         </w:sdtPr>
-        <w:sdtEndPr/>
         <w:sdtContent>
           <w:tc>
             <w:tcPr>
@@ -19161,7 +20727,7 @@
             </w:tcPr>
             <w:p>
               <w:pPr>
-                <w:pStyle w:val="NoSpacing"/>
+                <w:pStyle w:val="SemEspaamento"/>
                 <w:jc w:val="center"/>
                 <w:rPr>
                   <w:rFonts w:asciiTheme="majorHAnsi" w:eastAsia="Calibri" w:hAnsiTheme="majorHAnsi" w:cstheme="majorHAnsi"/>
@@ -19185,7 +20751,7 @@
         </w:tcPr>
         <w:p>
           <w:pPr>
-            <w:pStyle w:val="NoSpacing"/>
+            <w:pStyle w:val="SemEspaamento"/>
             <w:jc w:val="right"/>
             <w:rPr>
               <w:rFonts w:asciiTheme="majorHAnsi" w:eastAsia="Calibri" w:hAnsiTheme="majorHAnsi" w:cstheme="majorHAnsi"/>
@@ -19265,14 +20831,14 @@
   </w:tbl>
   <w:p>
     <w:pPr>
-      <w:pStyle w:val="Footer"/>
+      <w:pStyle w:val="Rodap"/>
     </w:pPr>
   </w:p>
 </w:ftr>
 </file>
 
 <file path=word/footnotes.xml><?xml version="1.0" encoding="utf-8"?>
-<w:footnotes xmlns:wpc="http://schemas.microsoft.com/office/word/2010/wordprocessingCanvas" xmlns:cx="http://schemas.microsoft.com/office/drawing/2014/chartex" xmlns:cx1="http://schemas.microsoft.com/office/drawing/2015/9/8/chartex" xmlns:cx2="http://schemas.microsoft.com/office/drawing/2015/10/21/chartex" xmlns:cx3="http://schemas.microsoft.com/office/drawing/2016/5/9/chartex" xmlns:cx4="http://schemas.microsoft.com/office/drawing/2016/5/10/chartex" xmlns:cx5="http://schemas.microsoft.com/office/drawing/2016/5/11/chartex" xmlns:cx6="http://schemas.microsoft.com/office/drawing/2016/5/12/chartex" xmlns:cx7="http://schemas.microsoft.com/office/drawing/2016/5/13/chartex" xmlns:cx8="http://schemas.microsoft.com/office/drawing/2016/5/14/chartex" xmlns:mc="http://schemas.openxmlformats.org/markup-compatibility/2006" xmlns:aink="http://schemas.microsoft.com/office/drawing/2016/ink" xmlns:am3d="http://schemas.microsoft.com/office/drawing/2017/model3d" xmlns:o="urn:schemas-microsoft-com:office:office" xmlns:r="http://schemas.openxmlformats.org/officeDocument/2006/relationships" xmlns:m="http://schemas.openxmlformats.org/officeDocument/2006/math" xmlns:v="urn:schemas-microsoft-com:vml" xmlns:wp14="http://schemas.microsoft.com/office/word/2010/wordprocessingDrawing" xmlns:wp="http://schemas.openxmlformats.org/drawingml/2006/wordprocessingDrawing" xmlns:w10="urn:schemas-microsoft-com:office:word" xmlns:w="http://schemas.openxmlformats.org/wordprocessingml/2006/main" xmlns:w14="http://schemas.microsoft.com/office/word/2010/wordml" xmlns:w15="http://schemas.microsoft.com/office/word/2012/wordml" xmlns:w16cex="http://schemas.microsoft.com/office/word/2018/wordml/cex" xmlns:w16cid="http://schemas.microsoft.com/office/word/2016/wordml/cid" xmlns:w16="http://schemas.microsoft.com/office/word/2018/wordml" xmlns:w16sdtdh="http://schemas.microsoft.com/office/word/2020/wordml/sdtdatahash" xmlns:w16se="http://schemas.microsoft.com/office/word/2015/wordml/symex" xmlns:wpg="http://schemas.microsoft.com/office/word/2010/wordprocessingGroup" xmlns:wpi="http://schemas.microsoft.com/office/word/2010/wordprocessingInk" xmlns:wne="http://schemas.microsoft.com/office/word/2006/wordml" xmlns:wps="http://schemas.microsoft.com/office/word/2010/wordprocessingShape" mc:Ignorable="w14 w15 w16se w16cid w16 w16cex w16sdtdh wp14">
+<w:footnotes xmlns:wpc="http://schemas.microsoft.com/office/word/2010/wordprocessingCanvas" xmlns:cx="http://schemas.microsoft.com/office/drawing/2014/chartex" xmlns:cx1="http://schemas.microsoft.com/office/drawing/2015/9/8/chartex" xmlns:cx2="http://schemas.microsoft.com/office/drawing/2015/10/21/chartex" xmlns:cx3="http://schemas.microsoft.com/office/drawing/2016/5/9/chartex" xmlns:cx4="http://schemas.microsoft.com/office/drawing/2016/5/10/chartex" xmlns:cx5="http://schemas.microsoft.com/office/drawing/2016/5/11/chartex" xmlns:cx6="http://schemas.microsoft.com/office/drawing/2016/5/12/chartex" xmlns:cx7="http://schemas.microsoft.com/office/drawing/2016/5/13/chartex" xmlns:cx8="http://schemas.microsoft.com/office/drawing/2016/5/14/chartex" xmlns:mc="http://schemas.openxmlformats.org/markup-compatibility/2006" xmlns:aink="http://schemas.microsoft.com/office/drawing/2016/ink" xmlns:am3d="http://schemas.microsoft.com/office/drawing/2017/model3d" xmlns:o="urn:schemas-microsoft-com:office:office" xmlns:oel="http://schemas.microsoft.com/office/2019/extlst" xmlns:r="http://schemas.openxmlformats.org/officeDocument/2006/relationships" xmlns:m="http://schemas.openxmlformats.org/officeDocument/2006/math" xmlns:v="urn:schemas-microsoft-com:vml" xmlns:wp14="http://schemas.microsoft.com/office/word/2010/wordprocessingDrawing" xmlns:wp="http://schemas.openxmlformats.org/drawingml/2006/wordprocessingDrawing" xmlns:w10="urn:schemas-microsoft-com:office:word" xmlns:w="http://schemas.openxmlformats.org/wordprocessingml/2006/main" xmlns:w14="http://schemas.microsoft.com/office/word/2010/wordml" xmlns:w15="http://schemas.microsoft.com/office/word/2012/wordml" xmlns:w16cex="http://schemas.microsoft.com/office/word/2018/wordml/cex" xmlns:w16cid="http://schemas.microsoft.com/office/word/2016/wordml/cid" xmlns:w16="http://schemas.microsoft.com/office/word/2018/wordml" xmlns:w16du="http://schemas.microsoft.com/office/word/2023/wordml/word16du" xmlns:w16sdtdh="http://schemas.microsoft.com/office/word/2020/wordml/sdtdatahash" xmlns:w16se="http://schemas.microsoft.com/office/word/2015/wordml/symex" xmlns:wpg="http://schemas.microsoft.com/office/word/2010/wordprocessingGroup" xmlns:wpi="http://schemas.microsoft.com/office/word/2010/wordprocessingInk" xmlns:wne="http://schemas.microsoft.com/office/word/2006/wordml" xmlns:wps="http://schemas.microsoft.com/office/word/2010/wordprocessingShape" mc:Ignorable="w14 w15 w16se w16cid w16 w16cex w16sdtdh w16du wp14">
   <w:footnote w:type="separator" w:id="-1">
     <w:p>
       <w:r>
@@ -19291,7 +20857,7 @@
 </file>
 
 <file path=word/header1.xml><?xml version="1.0" encoding="utf-8"?>
-<w:hdr xmlns:wpc="http://schemas.microsoft.com/office/word/2010/wordprocessingCanvas" xmlns:cx="http://schemas.microsoft.com/office/drawing/2014/chartex" xmlns:cx1="http://schemas.microsoft.com/office/drawing/2015/9/8/chartex" xmlns:cx2="http://schemas.microsoft.com/office/drawing/2015/10/21/chartex" xmlns:cx3="http://schemas.microsoft.com/office/drawing/2016/5/9/chartex" xmlns:cx4="http://schemas.microsoft.com/office/drawing/2016/5/10/chartex" xmlns:cx5="http://schemas.microsoft.com/office/drawing/2016/5/11/chartex" xmlns:cx6="http://schemas.microsoft.com/office/drawing/2016/5/12/chartex" xmlns:cx7="http://schemas.microsoft.com/office/drawing/2016/5/13/chartex" xmlns:cx8="http://schemas.microsoft.com/office/drawing/2016/5/14/chartex" xmlns:mc="http://schemas.openxmlformats.org/markup-compatibility/2006" xmlns:aink="http://schemas.microsoft.com/office/drawing/2016/ink" xmlns:am3d="http://schemas.microsoft.com/office/drawing/2017/model3d" xmlns:o="urn:schemas-microsoft-com:office:office" xmlns:r="http://schemas.openxmlformats.org/officeDocument/2006/relationships" xmlns:m="http://schemas.openxmlformats.org/officeDocument/2006/math" xmlns:v="urn:schemas-microsoft-com:vml" xmlns:wp14="http://schemas.microsoft.com/office/word/2010/wordprocessingDrawing" xmlns:wp="http://schemas.openxmlformats.org/drawingml/2006/wordprocessingDrawing" xmlns:w10="urn:schemas-microsoft-com:office:word" xmlns:w="http://schemas.openxmlformats.org/wordprocessingml/2006/main" xmlns:w14="http://schemas.microsoft.com/office/word/2010/wordml" xmlns:w15="http://schemas.microsoft.com/office/word/2012/wordml" xmlns:w16cex="http://schemas.microsoft.com/office/word/2018/wordml/cex" xmlns:w16cid="http://schemas.microsoft.com/office/word/2016/wordml/cid" xmlns:w16="http://schemas.microsoft.com/office/word/2018/wordml" xmlns:w16sdtdh="http://schemas.microsoft.com/office/word/2020/wordml/sdtdatahash" xmlns:w16se="http://schemas.microsoft.com/office/word/2015/wordml/symex" xmlns:wpg="http://schemas.microsoft.com/office/word/2010/wordprocessingGroup" xmlns:wpi="http://schemas.microsoft.com/office/word/2010/wordprocessingInk" xmlns:wne="http://schemas.microsoft.com/office/word/2006/wordml" xmlns:wps="http://schemas.microsoft.com/office/word/2010/wordprocessingShape" mc:Ignorable="w14 w15 w16se w16cid w16 w16cex w16sdtdh wp14">
+<w:hdr xmlns:wpc="http://schemas.microsoft.com/office/word/2010/wordprocessingCanvas" xmlns:cx="http://schemas.microsoft.com/office/drawing/2014/chartex" xmlns:cx1="http://schemas.microsoft.com/office/drawing/2015/9/8/chartex" xmlns:cx2="http://schemas.microsoft.com/office/drawing/2015/10/21/chartex" xmlns:cx3="http://schemas.microsoft.com/office/drawing/2016/5/9/chartex" xmlns:cx4="http://schemas.microsoft.com/office/drawing/2016/5/10/chartex" xmlns:cx5="http://schemas.microsoft.com/office/drawing/2016/5/11/chartex" xmlns:cx6="http://schemas.microsoft.com/office/drawing/2016/5/12/chartex" xmlns:cx7="http://schemas.microsoft.com/office/drawing/2016/5/13/chartex" xmlns:cx8="http://schemas.microsoft.com/office/drawing/2016/5/14/chartex" xmlns:mc="http://schemas.openxmlformats.org/markup-compatibility/2006" xmlns:aink="http://schemas.microsoft.com/office/drawing/2016/ink" xmlns:am3d="http://schemas.microsoft.com/office/drawing/2017/model3d" xmlns:o="urn:schemas-microsoft-com:office:office" xmlns:oel="http://schemas.microsoft.com/office/2019/extlst" xmlns:r="http://schemas.openxmlformats.org/officeDocument/2006/relationships" xmlns:m="http://schemas.openxmlformats.org/officeDocument/2006/math" xmlns:v="urn:schemas-microsoft-com:vml" xmlns:wp14="http://schemas.microsoft.com/office/word/2010/wordprocessingDrawing" xmlns:wp="http://schemas.openxmlformats.org/drawingml/2006/wordprocessingDrawing" xmlns:w10="urn:schemas-microsoft-com:office:word" xmlns:w="http://schemas.openxmlformats.org/wordprocessingml/2006/main" xmlns:w14="http://schemas.microsoft.com/office/word/2010/wordml" xmlns:w15="http://schemas.microsoft.com/office/word/2012/wordml" xmlns:w16cex="http://schemas.microsoft.com/office/word/2018/wordml/cex" xmlns:w16cid="http://schemas.microsoft.com/office/word/2016/wordml/cid" xmlns:w16="http://schemas.microsoft.com/office/word/2018/wordml" xmlns:w16du="http://schemas.microsoft.com/office/word/2023/wordml/word16du" xmlns:w16sdtdh="http://schemas.microsoft.com/office/word/2020/wordml/sdtdatahash" xmlns:w16se="http://schemas.microsoft.com/office/word/2015/wordml/symex" xmlns:wpg="http://schemas.microsoft.com/office/word/2010/wordprocessingGroup" xmlns:wpi="http://schemas.microsoft.com/office/word/2010/wordprocessingInk" xmlns:wne="http://schemas.microsoft.com/office/word/2006/wordml" xmlns:wps="http://schemas.microsoft.com/office/word/2010/wordprocessingShape" mc:Ignorable="w14 w15 w16se w16cid w16 w16cex w16sdtdh w16du wp14">
   <w:tbl>
     <w:tblPr>
       <w:tblW w:w="5000" w:type="pct"/>
@@ -19325,7 +20891,7 @@
         </w:tcPr>
         <w:p>
           <w:pPr>
-            <w:pStyle w:val="NoSpacing"/>
+            <w:pStyle w:val="SemEspaamento"/>
             <w:jc w:val="center"/>
             <w:rPr>
               <w:rFonts w:asciiTheme="majorHAnsi" w:hAnsiTheme="majorHAnsi" w:cstheme="majorHAnsi"/>
@@ -19341,7 +20907,6 @@
                 <w:docPartUnique/>
               </w:docPartObj>
             </w:sdtPr>
-            <w:sdtEndPr/>
             <w:sdtContent/>
           </w:sdt>
           <w:r>
@@ -19419,7 +20984,6 @@
           <w:dataBinding w:prefixMappings="xmlns:ns0='http://purl.org/dc/elements/1.1/' xmlns:ns1='http://schemas.openxmlformats.org/package/2006/metadata/core-properties' " w:xpath="/ns1:coreProperties[1]/ns0:title[1]" w:storeItemID="{6C3C8BC8-F283-45AE-878A-BAB7291924A1}"/>
           <w:text/>
         </w:sdtPr>
-        <w:sdtEndPr/>
         <w:sdtContent>
           <w:tc>
             <w:tcPr>
@@ -19430,7 +20994,7 @@
             </w:tcPr>
             <w:p>
               <w:pPr>
-                <w:pStyle w:val="NoSpacing"/>
+                <w:pStyle w:val="SemEspaamento"/>
                 <w:jc w:val="center"/>
                 <w:rPr>
                   <w:rFonts w:asciiTheme="majorHAnsi" w:hAnsiTheme="majorHAnsi" w:cstheme="majorHAnsi"/>
@@ -19446,8 +21010,42 @@
                   <w:szCs w:val="40"/>
                   <w:lang w:val="pt-BR"/>
                 </w:rPr>
-                <w:t>AT-Commands Specification</w:t>
+                <w:t>AT-</w:t>
               </w:r>
+              <w:proofErr w:type="spellStart"/>
+              <w:r>
+                <w:rPr>
+                  <w:rFonts w:asciiTheme="majorHAnsi" w:hAnsiTheme="majorHAnsi" w:cstheme="majorHAnsi"/>
+                  <w:b/>
+                  <w:sz w:val="40"/>
+                  <w:szCs w:val="40"/>
+                  <w:lang w:val="pt-BR"/>
+                </w:rPr>
+                <w:t>Commands</w:t>
+              </w:r>
+              <w:proofErr w:type="spellEnd"/>
+              <w:r>
+                <w:rPr>
+                  <w:rFonts w:asciiTheme="majorHAnsi" w:hAnsiTheme="majorHAnsi" w:cstheme="majorHAnsi"/>
+                  <w:b/>
+                  <w:sz w:val="40"/>
+                  <w:szCs w:val="40"/>
+                  <w:lang w:val="pt-BR"/>
+                </w:rPr>
+                <w:t xml:space="preserve"> </w:t>
+              </w:r>
+              <w:proofErr w:type="spellStart"/>
+              <w:r>
+                <w:rPr>
+                  <w:rFonts w:asciiTheme="majorHAnsi" w:hAnsiTheme="majorHAnsi" w:cstheme="majorHAnsi"/>
+                  <w:b/>
+                  <w:sz w:val="40"/>
+                  <w:szCs w:val="40"/>
+                  <w:lang w:val="pt-BR"/>
+                </w:rPr>
+                <w:t>Specification</w:t>
+              </w:r>
+              <w:proofErr w:type="spellEnd"/>
             </w:p>
           </w:tc>
         </w:sdtContent>
@@ -19469,7 +21067,6 @@
           <w:dataBinding w:prefixMappings="xmlns:ns0='http://purl.org/dc/elements/1.1/' xmlns:ns1='http://schemas.openxmlformats.org/package/2006/metadata/core-properties' " w:xpath="/ns1:coreProperties[1]/ns1:keywords[1]" w:storeItemID="{6C3C8BC8-F283-45AE-878A-BAB7291924A1}"/>
           <w:text/>
         </w:sdtPr>
-        <w:sdtEndPr/>
         <w:sdtContent>
           <w:tc>
             <w:tcPr>
@@ -19479,7 +21076,7 @@
             </w:tcPr>
             <w:p>
               <w:pPr>
-                <w:pStyle w:val="NoSpacing"/>
+                <w:pStyle w:val="SemEspaamento"/>
                 <w:jc w:val="center"/>
                 <w:rPr>
                   <w:rFonts w:asciiTheme="majorHAnsi" w:hAnsiTheme="majorHAnsi" w:cstheme="majorHAnsi"/>
@@ -19489,7 +21086,7 @@
               </w:pPr>
               <w:r>
                 <w:rPr>
-                  <w:rStyle w:val="PlaceholderText"/>
+                  <w:rStyle w:val="TextodoEspaoReservado"/>
                 </w:rPr>
                 <w:t>[Palavras-chave]</w:t>
               </w:r>
@@ -19511,7 +21108,7 @@
         </w:tcPr>
         <w:p>
           <w:pPr>
-            <w:pStyle w:val="NoSpacing"/>
+            <w:pStyle w:val="SemEspaamento"/>
             <w:jc w:val="center"/>
             <w:rPr>
               <w:rFonts w:asciiTheme="majorHAnsi" w:hAnsiTheme="majorHAnsi" w:cstheme="majorHAnsi"/>
@@ -19535,7 +21132,6 @@
           <w:dataBinding w:prefixMappings="xmlns:ns0='http://purl.org/dc/elements/1.1/' xmlns:ns1='http://schemas.openxmlformats.org/package/2006/metadata/core-properties' " w:xpath="/ns1:coreProperties[1]/ns1:category[1]" w:storeItemID="{6C3C8BC8-F283-45AE-878A-BAB7291924A1}"/>
           <w:text/>
         </w:sdtPr>
-        <w:sdtEndPr/>
         <w:sdtContent>
           <w:tc>
             <w:tcPr>
@@ -19545,7 +21141,7 @@
             </w:tcPr>
             <w:p>
               <w:pPr>
-                <w:pStyle w:val="NoSpacing"/>
+                <w:pStyle w:val="SemEspaamento"/>
                 <w:jc w:val="center"/>
                 <w:rPr>
                   <w:rFonts w:asciiTheme="majorHAnsi" w:hAnsiTheme="majorHAnsi" w:cstheme="majorHAnsi"/>
@@ -19583,7 +21179,6 @@
             <w:calendar w:val="gregorian"/>
           </w:date>
         </w:sdtPr>
-        <w:sdtEndPr/>
         <w:sdtContent>
           <w:tc>
             <w:tcPr>
@@ -19593,7 +21188,7 @@
             </w:tcPr>
             <w:p>
               <w:pPr>
-                <w:pStyle w:val="NoSpacing"/>
+                <w:pStyle w:val="SemEspaamento"/>
                 <w:jc w:val="center"/>
                 <w:rPr>
                   <w:rFonts w:asciiTheme="majorHAnsi" w:hAnsiTheme="majorHAnsi" w:cstheme="majorHAnsi"/>
@@ -19627,7 +21222,6 @@
           <w:dataBinding w:prefixMappings="xmlns:ns0='http://purl.org/dc/elements/1.1/' xmlns:ns1='http://schemas.openxmlformats.org/package/2006/metadata/core-properties' " w:xpath="/ns1:coreProperties[1]/ns1:contentStatus[1]" w:storeItemID="{6C3C8BC8-F283-45AE-878A-BAB7291924A1}"/>
           <w:text/>
         </w:sdtPr>
-        <w:sdtEndPr/>
         <w:sdtContent>
           <w:tc>
             <w:tcPr>
@@ -19637,7 +21231,7 @@
             </w:tcPr>
             <w:p>
               <w:pPr>
-                <w:pStyle w:val="NoSpacing"/>
+                <w:pStyle w:val="SemEspaamento"/>
                 <w:jc w:val="center"/>
                 <w:rPr>
                   <w:rFonts w:asciiTheme="majorHAnsi" w:hAnsiTheme="majorHAnsi" w:cstheme="majorHAnsi"/>
@@ -19659,14 +21253,14 @@
   </w:tbl>
   <w:p>
     <w:pPr>
-      <w:pStyle w:val="NoSpacing"/>
+      <w:pStyle w:val="SemEspaamento"/>
     </w:pPr>
   </w:p>
 </w:hdr>
 </file>
 
 <file path=word/numbering.xml><?xml version="1.0" encoding="utf-8"?>
-<w:numbering xmlns:wpc="http://schemas.microsoft.com/office/word/2010/wordprocessingCanvas" xmlns:cx="http://schemas.microsoft.com/office/drawing/2014/chartex" xmlns:cx1="http://schemas.microsoft.com/office/drawing/2015/9/8/chartex" xmlns:cx2="http://schemas.microsoft.com/office/drawing/2015/10/21/chartex" xmlns:cx3="http://schemas.microsoft.com/office/drawing/2016/5/9/chartex" xmlns:cx4="http://schemas.microsoft.com/office/drawing/2016/5/10/chartex" xmlns:cx5="http://schemas.microsoft.com/office/drawing/2016/5/11/chartex" xmlns:cx6="http://schemas.microsoft.com/office/drawing/2016/5/12/chartex" xmlns:cx7="http://schemas.microsoft.com/office/drawing/2016/5/13/chartex" xmlns:cx8="http://schemas.microsoft.com/office/drawing/2016/5/14/chartex" xmlns:mc="http://schemas.openxmlformats.org/markup-compatibility/2006" xmlns:aink="http://schemas.microsoft.com/office/drawing/2016/ink" xmlns:am3d="http://schemas.microsoft.com/office/drawing/2017/model3d" xmlns:o="urn:schemas-microsoft-com:office:office" xmlns:r="http://schemas.openxmlformats.org/officeDocument/2006/relationships" xmlns:m="http://schemas.openxmlformats.org/officeDocument/2006/math" xmlns:v="urn:schemas-microsoft-com:vml" xmlns:wp14="http://schemas.microsoft.com/office/word/2010/wordprocessingDrawing" xmlns:wp="http://schemas.openxmlformats.org/drawingml/2006/wordprocessingDrawing" xmlns:w10="urn:schemas-microsoft-com:office:word" xmlns:w="http://schemas.openxmlformats.org/wordprocessingml/2006/main" xmlns:w14="http://schemas.microsoft.com/office/word/2010/wordml" xmlns:w15="http://schemas.microsoft.com/office/word/2012/wordml" xmlns:w16cex="http://schemas.microsoft.com/office/word/2018/wordml/cex" xmlns:w16cid="http://schemas.microsoft.com/office/word/2016/wordml/cid" xmlns:w16="http://schemas.microsoft.com/office/word/2018/wordml" xmlns:w16sdtdh="http://schemas.microsoft.com/office/word/2020/wordml/sdtdatahash" xmlns:w16se="http://schemas.microsoft.com/office/word/2015/wordml/symex" xmlns:wpg="http://schemas.microsoft.com/office/word/2010/wordprocessingGroup" xmlns:wpi="http://schemas.microsoft.com/office/word/2010/wordprocessingInk" xmlns:wne="http://schemas.microsoft.com/office/word/2006/wordml" xmlns:wps="http://schemas.microsoft.com/office/word/2010/wordprocessingShape" mc:Ignorable="w14 w15 w16se w16cid w16 w16cex w16sdtdh wp14">
+<w:numbering xmlns:wpc="http://schemas.microsoft.com/office/word/2010/wordprocessingCanvas" xmlns:cx="http://schemas.microsoft.com/office/drawing/2014/chartex" xmlns:cx1="http://schemas.microsoft.com/office/drawing/2015/9/8/chartex" xmlns:cx2="http://schemas.microsoft.com/office/drawing/2015/10/21/chartex" xmlns:cx3="http://schemas.microsoft.com/office/drawing/2016/5/9/chartex" xmlns:cx4="http://schemas.microsoft.com/office/drawing/2016/5/10/chartex" xmlns:cx5="http://schemas.microsoft.com/office/drawing/2016/5/11/chartex" xmlns:cx6="http://schemas.microsoft.com/office/drawing/2016/5/12/chartex" xmlns:cx7="http://schemas.microsoft.com/office/drawing/2016/5/13/chartex" xmlns:cx8="http://schemas.microsoft.com/office/drawing/2016/5/14/chartex" xmlns:mc="http://schemas.openxmlformats.org/markup-compatibility/2006" xmlns:aink="http://schemas.microsoft.com/office/drawing/2016/ink" xmlns:am3d="http://schemas.microsoft.com/office/drawing/2017/model3d" xmlns:o="urn:schemas-microsoft-com:office:office" xmlns:oel="http://schemas.microsoft.com/office/2019/extlst" xmlns:r="http://schemas.openxmlformats.org/officeDocument/2006/relationships" xmlns:m="http://schemas.openxmlformats.org/officeDocument/2006/math" xmlns:v="urn:schemas-microsoft-com:vml" xmlns:wp14="http://schemas.microsoft.com/office/word/2010/wordprocessingDrawing" xmlns:wp="http://schemas.openxmlformats.org/drawingml/2006/wordprocessingDrawing" xmlns:w10="urn:schemas-microsoft-com:office:word" xmlns:w="http://schemas.openxmlformats.org/wordprocessingml/2006/main" xmlns:w14="http://schemas.microsoft.com/office/word/2010/wordml" xmlns:w15="http://schemas.microsoft.com/office/word/2012/wordml" xmlns:w16cex="http://schemas.microsoft.com/office/word/2018/wordml/cex" xmlns:w16cid="http://schemas.microsoft.com/office/word/2016/wordml/cid" xmlns:w16="http://schemas.microsoft.com/office/word/2018/wordml" xmlns:w16du="http://schemas.microsoft.com/office/word/2023/wordml/word16du" xmlns:w16sdtdh="http://schemas.microsoft.com/office/word/2020/wordml/sdtdatahash" xmlns:w16se="http://schemas.microsoft.com/office/word/2015/wordml/symex" xmlns:wpg="http://schemas.microsoft.com/office/word/2010/wordprocessingGroup" xmlns:wpi="http://schemas.microsoft.com/office/word/2010/wordprocessingInk" xmlns:wne="http://schemas.microsoft.com/office/word/2006/wordml" xmlns:wps="http://schemas.microsoft.com/office/word/2010/wordprocessingShape" mc:Ignorable="w14 w15 w16se w16cid w16 w16cex w16sdtdh w16du wp14">
   <w:abstractNum w:abstractNumId="0" w15:restartNumberingAfterBreak="0">
     <w:nsid w:val="010121D3"/>
     <w:multiLevelType w:val="hybridMultilevel"/>
@@ -20524,7 +22118,7 @@
     <w:lvl w:ilvl="5">
       <w:start w:val="1"/>
       <w:numFmt w:val="decimal"/>
-      <w:pStyle w:val="Heading6"/>
+      <w:pStyle w:val="Ttulo6"/>
       <w:lvlText w:val="%1.%2.%3.%4.%5.%6"/>
       <w:lvlJc w:val="left"/>
       <w:pPr>
@@ -20534,7 +22128,7 @@
     <w:lvl w:ilvl="6">
       <w:start w:val="1"/>
       <w:numFmt w:val="decimal"/>
-      <w:pStyle w:val="Heading7"/>
+      <w:pStyle w:val="Ttulo7"/>
       <w:lvlText w:val="%1.%2.%3.%4.%5.%6.%7"/>
       <w:lvlJc w:val="left"/>
       <w:pPr>
@@ -20544,7 +22138,7 @@
     <w:lvl w:ilvl="7">
       <w:start w:val="1"/>
       <w:numFmt w:val="decimal"/>
-      <w:pStyle w:val="Heading8"/>
+      <w:pStyle w:val="Ttulo8"/>
       <w:lvlText w:val="%1.%2.%3.%4.%5.%6.%7.%8"/>
       <w:lvlJc w:val="left"/>
       <w:pPr>
@@ -20554,7 +22148,7 @@
     <w:lvl w:ilvl="8">
       <w:start w:val="1"/>
       <w:numFmt w:val="decimal"/>
-      <w:pStyle w:val="Heading9"/>
+      <w:pStyle w:val="Ttulo9"/>
       <w:lvlText w:val="%1.%2.%3.%4.%5.%6.%7.%8.%9"/>
       <w:lvlJc w:val="left"/>
       <w:pPr>
@@ -20570,7 +22164,7 @@
     <w:lvl w:ilvl="0">
       <w:start w:val="1"/>
       <w:numFmt w:val="decimal"/>
-      <w:pStyle w:val="Heading1"/>
+      <w:pStyle w:val="Ttulo1"/>
       <w:suff w:val="space"/>
       <w:lvlText w:val="%1."/>
       <w:lvlJc w:val="left"/>
@@ -20584,7 +22178,7 @@
     <w:lvl w:ilvl="1">
       <w:start w:val="1"/>
       <w:numFmt w:val="decimal"/>
-      <w:pStyle w:val="Heading2"/>
+      <w:pStyle w:val="Ttulo2"/>
       <w:suff w:val="space"/>
       <w:lvlText w:val="%1.%2."/>
       <w:lvlJc w:val="left"/>
@@ -20598,7 +22192,7 @@
     <w:lvl w:ilvl="2">
       <w:start w:val="1"/>
       <w:numFmt w:val="decimal"/>
-      <w:pStyle w:val="Heading3"/>
+      <w:pStyle w:val="Ttulo3"/>
       <w:suff w:val="space"/>
       <w:lvlText w:val="%1.%2.%3."/>
       <w:lvlJc w:val="left"/>
@@ -20612,7 +22206,7 @@
     <w:lvl w:ilvl="3">
       <w:start w:val="1"/>
       <w:numFmt w:val="decimal"/>
-      <w:pStyle w:val="Heading4"/>
+      <w:pStyle w:val="Ttulo4"/>
       <w:suff w:val="space"/>
       <w:lvlText w:val="%1.%2.%3.%4."/>
       <w:lvlJc w:val="left"/>
@@ -20626,7 +22220,7 @@
     <w:lvl w:ilvl="4">
       <w:start w:val="1"/>
       <w:numFmt w:val="decimal"/>
-      <w:pStyle w:val="Heading5"/>
+      <w:pStyle w:val="Ttulo5"/>
       <w:suff w:val="space"/>
       <w:lvlText w:val="%1.%2.%3.%4.%5."/>
       <w:lvlJc w:val="left"/>
@@ -21755,22 +23349,22 @@
       </w:rPr>
     </w:lvl>
   </w:abstractNum>
-  <w:num w:numId="1">
+  <w:num w:numId="1" w16cid:durableId="52045421">
     <w:abstractNumId w:val="16"/>
   </w:num>
-  <w:num w:numId="2">
+  <w:num w:numId="2" w16cid:durableId="224992957">
     <w:abstractNumId w:val="8"/>
   </w:num>
-  <w:num w:numId="3">
+  <w:num w:numId="3" w16cid:durableId="1225725485">
     <w:abstractNumId w:val="9"/>
   </w:num>
-  <w:num w:numId="4">
+  <w:num w:numId="4" w16cid:durableId="813790805">
     <w:abstractNumId w:val="5"/>
     <w:lvlOverride w:ilvl="0">
       <w:lvl w:ilvl="0">
         <w:start w:val="1"/>
         <w:numFmt w:val="decimal"/>
-        <w:pStyle w:val="Heading1"/>
+        <w:pStyle w:val="Ttulo1"/>
         <w:suff w:val="space"/>
         <w:lvlText w:val="%1."/>
         <w:lvlJc w:val="left"/>
@@ -21786,7 +23380,7 @@
       <w:lvl w:ilvl="1">
         <w:start w:val="1"/>
         <w:numFmt w:val="decimal"/>
-        <w:pStyle w:val="Heading2"/>
+        <w:pStyle w:val="Ttulo2"/>
         <w:suff w:val="space"/>
         <w:lvlText w:val="%1.%2."/>
         <w:lvlJc w:val="left"/>
@@ -21802,7 +23396,7 @@
       <w:lvl w:ilvl="2">
         <w:start w:val="1"/>
         <w:numFmt w:val="decimal"/>
-        <w:pStyle w:val="Heading3"/>
+        <w:pStyle w:val="Ttulo3"/>
         <w:suff w:val="space"/>
         <w:lvlText w:val="%1.%2.%3."/>
         <w:lvlJc w:val="left"/>
@@ -21818,7 +23412,7 @@
       <w:lvl w:ilvl="3">
         <w:start w:val="1"/>
         <w:numFmt w:val="decimal"/>
-        <w:pStyle w:val="Heading4"/>
+        <w:pStyle w:val="Ttulo4"/>
         <w:suff w:val="space"/>
         <w:lvlText w:val="%1.%2.%3.%4."/>
         <w:lvlJc w:val="left"/>
@@ -21834,7 +23428,7 @@
       <w:lvl w:ilvl="4">
         <w:start w:val="1"/>
         <w:numFmt w:val="decimal"/>
-        <w:pStyle w:val="Heading5"/>
+        <w:pStyle w:val="Ttulo5"/>
         <w:suff w:val="space"/>
         <w:lvlText w:val="%1.%2.%3.%4.%5."/>
         <w:lvlJc w:val="left"/>
@@ -21907,49 +23501,49 @@
       </w:lvl>
     </w:lvlOverride>
   </w:num>
-  <w:num w:numId="5">
+  <w:num w:numId="5" w16cid:durableId="396827607">
     <w:abstractNumId w:val="17"/>
   </w:num>
-  <w:num w:numId="6">
+  <w:num w:numId="6" w16cid:durableId="2115706708">
     <w:abstractNumId w:val="14"/>
   </w:num>
-  <w:num w:numId="7">
+  <w:num w:numId="7" w16cid:durableId="68626434">
     <w:abstractNumId w:val="6"/>
   </w:num>
-  <w:num w:numId="8">
+  <w:num w:numId="8" w16cid:durableId="1622683437">
     <w:abstractNumId w:val="0"/>
   </w:num>
-  <w:num w:numId="9">
+  <w:num w:numId="9" w16cid:durableId="2105805887">
     <w:abstractNumId w:val="12"/>
   </w:num>
-  <w:num w:numId="10">
+  <w:num w:numId="10" w16cid:durableId="1153374850">
     <w:abstractNumId w:val="10"/>
   </w:num>
-  <w:num w:numId="11">
+  <w:num w:numId="11" w16cid:durableId="1654872373">
     <w:abstractNumId w:val="19"/>
   </w:num>
-  <w:num w:numId="12">
+  <w:num w:numId="12" w16cid:durableId="455956133">
     <w:abstractNumId w:val="13"/>
   </w:num>
-  <w:num w:numId="13">
+  <w:num w:numId="13" w16cid:durableId="151525691">
     <w:abstractNumId w:val="1"/>
   </w:num>
-  <w:num w:numId="14">
+  <w:num w:numId="14" w16cid:durableId="1962222357">
     <w:abstractNumId w:val="2"/>
   </w:num>
-  <w:num w:numId="15">
+  <w:num w:numId="15" w16cid:durableId="833495357">
     <w:abstractNumId w:val="18"/>
   </w:num>
-  <w:num w:numId="16">
+  <w:num w:numId="16" w16cid:durableId="1086265260">
     <w:abstractNumId w:val="7"/>
   </w:num>
-  <w:num w:numId="17">
+  <w:num w:numId="17" w16cid:durableId="1266310210">
     <w:abstractNumId w:val="5"/>
     <w:lvlOverride w:ilvl="0">
       <w:lvl w:ilvl="0">
         <w:start w:val="1"/>
         <w:numFmt w:val="decimal"/>
-        <w:pStyle w:val="Heading1"/>
+        <w:pStyle w:val="Ttulo1"/>
         <w:suff w:val="space"/>
         <w:lvlText w:val="%1."/>
         <w:lvlJc w:val="left"/>
@@ -21965,7 +23559,7 @@
       <w:lvl w:ilvl="1">
         <w:start w:val="1"/>
         <w:numFmt w:val="decimal"/>
-        <w:pStyle w:val="Heading2"/>
+        <w:pStyle w:val="Ttulo2"/>
         <w:suff w:val="space"/>
         <w:lvlText w:val="%1.%2."/>
         <w:lvlJc w:val="left"/>
@@ -21981,7 +23575,7 @@
       <w:lvl w:ilvl="2">
         <w:start w:val="1"/>
         <w:numFmt w:val="decimal"/>
-        <w:pStyle w:val="Heading3"/>
+        <w:pStyle w:val="Ttulo3"/>
         <w:suff w:val="space"/>
         <w:lvlText w:val="%1.%2.%3."/>
         <w:lvlJc w:val="left"/>
@@ -21997,7 +23591,7 @@
       <w:lvl w:ilvl="3">
         <w:start w:val="1"/>
         <w:numFmt w:val="decimal"/>
-        <w:pStyle w:val="Heading4"/>
+        <w:pStyle w:val="Ttulo4"/>
         <w:suff w:val="space"/>
         <w:lvlText w:val="%1.%2.%3.%4."/>
         <w:lvlJc w:val="left"/>
@@ -22013,7 +23607,7 @@
       <w:lvl w:ilvl="4">
         <w:start w:val="1"/>
         <w:numFmt w:val="decimal"/>
-        <w:pStyle w:val="Heading5"/>
+        <w:pStyle w:val="Ttulo5"/>
         <w:suff w:val="space"/>
         <w:lvlText w:val="%1.%2.%3.%4.%5."/>
         <w:lvlJc w:val="left"/>
@@ -22086,13 +23680,13 @@
       </w:lvl>
     </w:lvlOverride>
   </w:num>
-  <w:num w:numId="18">
+  <w:num w:numId="18" w16cid:durableId="926036887">
     <w:abstractNumId w:val="5"/>
     <w:lvlOverride w:ilvl="0">
       <w:lvl w:ilvl="0">
         <w:start w:val="1"/>
         <w:numFmt w:val="decimal"/>
-        <w:pStyle w:val="Heading1"/>
+        <w:pStyle w:val="Ttulo1"/>
         <w:suff w:val="space"/>
         <w:lvlText w:val="%1."/>
         <w:lvlJc w:val="left"/>
@@ -22108,7 +23702,7 @@
       <w:lvl w:ilvl="1">
         <w:start w:val="1"/>
         <w:numFmt w:val="decimal"/>
-        <w:pStyle w:val="Heading2"/>
+        <w:pStyle w:val="Ttulo2"/>
         <w:suff w:val="space"/>
         <w:lvlText w:val="%1.%2."/>
         <w:lvlJc w:val="left"/>
@@ -22124,7 +23718,7 @@
       <w:lvl w:ilvl="2">
         <w:start w:val="1"/>
         <w:numFmt w:val="decimal"/>
-        <w:pStyle w:val="Heading3"/>
+        <w:pStyle w:val="Ttulo3"/>
         <w:suff w:val="space"/>
         <w:lvlText w:val="%1.%2.%3."/>
         <w:lvlJc w:val="left"/>
@@ -22140,7 +23734,7 @@
       <w:lvl w:ilvl="3">
         <w:start w:val="1"/>
         <w:numFmt w:val="decimal"/>
-        <w:pStyle w:val="Heading4"/>
+        <w:pStyle w:val="Ttulo4"/>
         <w:suff w:val="space"/>
         <w:lvlText w:val="%1.%2.%3.%4."/>
         <w:lvlJc w:val="left"/>
@@ -22156,7 +23750,7 @@
       <w:lvl w:ilvl="4">
         <w:start w:val="1"/>
         <w:numFmt w:val="decimal"/>
-        <w:pStyle w:val="Heading5"/>
+        <w:pStyle w:val="Ttulo5"/>
         <w:suff w:val="space"/>
         <w:lvlText w:val="%1.%2.%3.%4.%5."/>
         <w:lvlJc w:val="left"/>
@@ -22229,14 +23823,14 @@
       </w:lvl>
     </w:lvlOverride>
   </w:num>
-  <w:num w:numId="19">
+  <w:num w:numId="19" w16cid:durableId="999846174">
     <w:abstractNumId w:val="5"/>
     <w:lvlOverride w:ilvl="0">
       <w:startOverride w:val="1"/>
       <w:lvl w:ilvl="0">
         <w:start w:val="1"/>
         <w:numFmt w:val="decimal"/>
-        <w:pStyle w:val="Heading1"/>
+        <w:pStyle w:val="Ttulo1"/>
         <w:suff w:val="space"/>
         <w:lvlText w:val="%1."/>
         <w:lvlJc w:val="left"/>
@@ -22253,7 +23847,7 @@
       <w:lvl w:ilvl="1">
         <w:start w:val="1"/>
         <w:numFmt w:val="decimal"/>
-        <w:pStyle w:val="Heading2"/>
+        <w:pStyle w:val="Ttulo2"/>
         <w:suff w:val="space"/>
         <w:lvlText w:val="%1.%2."/>
         <w:lvlJc w:val="left"/>
@@ -22270,7 +23864,7 @@
       <w:lvl w:ilvl="2">
         <w:start w:val="1"/>
         <w:numFmt w:val="decimal"/>
-        <w:pStyle w:val="Heading3"/>
+        <w:pStyle w:val="Ttulo3"/>
         <w:suff w:val="space"/>
         <w:lvlText w:val="%1.%2.%3."/>
         <w:lvlJc w:val="left"/>
@@ -22287,7 +23881,7 @@
       <w:lvl w:ilvl="3">
         <w:start w:val="1"/>
         <w:numFmt w:val="decimal"/>
-        <w:pStyle w:val="Heading4"/>
+        <w:pStyle w:val="Ttulo4"/>
         <w:suff w:val="space"/>
         <w:lvlText w:val="%1.%2.%3.%4."/>
         <w:lvlJc w:val="left"/>
@@ -22304,7 +23898,7 @@
       <w:lvl w:ilvl="4">
         <w:start w:val="1"/>
         <w:numFmt w:val="decimal"/>
-        <w:pStyle w:val="Heading5"/>
+        <w:pStyle w:val="Ttulo5"/>
         <w:suff w:val="space"/>
         <w:lvlText w:val="%1.%2.%3.%4.%5."/>
         <w:lvlJc w:val="left"/>
@@ -22381,20 +23975,20 @@
       </w:lvl>
     </w:lvlOverride>
   </w:num>
-  <w:num w:numId="20">
+  <w:num w:numId="20" w16cid:durableId="221407033">
     <w:abstractNumId w:val="11"/>
   </w:num>
-  <w:num w:numId="21">
+  <w:num w:numId="21" w16cid:durableId="697391577">
     <w:abstractNumId w:val="3"/>
   </w:num>
-  <w:num w:numId="22">
+  <w:num w:numId="22" w16cid:durableId="227344729">
     <w:abstractNumId w:val="5"/>
     <w:lvlOverride w:ilvl="0">
       <w:startOverride w:val="1"/>
       <w:lvl w:ilvl="0">
         <w:start w:val="1"/>
         <w:numFmt w:val="decimal"/>
-        <w:pStyle w:val="Heading1"/>
+        <w:pStyle w:val="Ttulo1"/>
         <w:suff w:val="space"/>
         <w:lvlText w:val="%1."/>
         <w:lvlJc w:val="left"/>
@@ -22411,7 +24005,7 @@
       <w:lvl w:ilvl="1">
         <w:start w:val="1"/>
         <w:numFmt w:val="decimal"/>
-        <w:pStyle w:val="Heading2"/>
+        <w:pStyle w:val="Ttulo2"/>
         <w:suff w:val="space"/>
         <w:lvlText w:val="%1.%2."/>
         <w:lvlJc w:val="left"/>
@@ -22428,7 +24022,7 @@
       <w:lvl w:ilvl="2">
         <w:start w:val="1"/>
         <w:numFmt w:val="decimal"/>
-        <w:pStyle w:val="Heading3"/>
+        <w:pStyle w:val="Ttulo3"/>
         <w:suff w:val="space"/>
         <w:lvlText w:val="%1.%2.%3."/>
         <w:lvlJc w:val="left"/>
@@ -22445,7 +24039,7 @@
       <w:lvl w:ilvl="3">
         <w:start w:val="1"/>
         <w:numFmt w:val="decimal"/>
-        <w:pStyle w:val="Heading4"/>
+        <w:pStyle w:val="Ttulo4"/>
         <w:suff w:val="space"/>
         <w:lvlText w:val="%1.%2.%3.%4."/>
         <w:lvlJc w:val="left"/>
@@ -22462,7 +24056,7 @@
       <w:lvl w:ilvl="4">
         <w:start w:val="1"/>
         <w:numFmt w:val="decimal"/>
-        <w:pStyle w:val="Heading5"/>
+        <w:pStyle w:val="Ttulo5"/>
         <w:suff w:val="space"/>
         <w:lvlText w:val="%1.%2.%3.%4.%5."/>
         <w:lvlJc w:val="left"/>
@@ -22539,10 +24133,10 @@
       </w:lvl>
     </w:lvlOverride>
   </w:num>
-  <w:num w:numId="23">
+  <w:num w:numId="23" w16cid:durableId="1408114092">
     <w:abstractNumId w:val="4"/>
   </w:num>
-  <w:num w:numId="24">
+  <w:num w:numId="24" w16cid:durableId="1938755950">
     <w:abstractNumId w:val="15"/>
   </w:num>
   <w:numIdMacAtCleanup w:val="6"/>
@@ -22550,7 +24144,7 @@
 </file>
 
 <file path=word/styles.xml><?xml version="1.0" encoding="utf-8"?>
-<w:styles xmlns:mc="http://schemas.openxmlformats.org/markup-compatibility/2006" xmlns:r="http://schemas.openxmlformats.org/officeDocument/2006/relationships" xmlns:w="http://schemas.openxmlformats.org/wordprocessingml/2006/main" xmlns:w14="http://schemas.microsoft.com/office/word/2010/wordml" xmlns:w15="http://schemas.microsoft.com/office/word/2012/wordml" xmlns:w16cex="http://schemas.microsoft.com/office/word/2018/wordml/cex" xmlns:w16cid="http://schemas.microsoft.com/office/word/2016/wordml/cid" xmlns:w16="http://schemas.microsoft.com/office/word/2018/wordml" xmlns:w16sdtdh="http://schemas.microsoft.com/office/word/2020/wordml/sdtdatahash" xmlns:w16se="http://schemas.microsoft.com/office/word/2015/wordml/symex" mc:Ignorable="w14 w15 w16se w16cid w16 w16cex w16sdtdh">
+<w:styles xmlns:mc="http://schemas.openxmlformats.org/markup-compatibility/2006" xmlns:r="http://schemas.openxmlformats.org/officeDocument/2006/relationships" xmlns:w="http://schemas.openxmlformats.org/wordprocessingml/2006/main" xmlns:w14="http://schemas.microsoft.com/office/word/2010/wordml" xmlns:w15="http://schemas.microsoft.com/office/word/2012/wordml" xmlns:w16cex="http://schemas.microsoft.com/office/word/2018/wordml/cex" xmlns:w16cid="http://schemas.microsoft.com/office/word/2016/wordml/cid" xmlns:w16="http://schemas.microsoft.com/office/word/2018/wordml" xmlns:w16du="http://schemas.microsoft.com/office/word/2023/wordml/word16du" xmlns:w16sdtdh="http://schemas.microsoft.com/office/word/2020/wordml/sdtdatahash" xmlns:w16se="http://schemas.microsoft.com/office/word/2015/wordml/symex" mc:Ignorable="w14 w15 w16se w16cid w16 w16cex w16sdtdh w16du">
   <w:docDefaults>
     <w:rPrDefault>
       <w:rPr>
@@ -22949,11 +24543,11 @@
       <w:sz w:val="22"/>
     </w:rPr>
   </w:style>
-  <w:style w:type="paragraph" w:styleId="Heading1">
+  <w:style w:type="paragraph" w:styleId="Ttulo1">
     <w:name w:val="heading 1"/>
     <w:basedOn w:val="Normal"/>
     <w:next w:val="Normal"/>
-    <w:link w:val="Heading1Char"/>
+    <w:link w:val="Ttulo1Char"/>
     <w:uiPriority w:val="9"/>
     <w:qFormat/>
     <w:rsid w:val="009327E8"/>
@@ -22973,11 +24567,11 @@
       <w:szCs w:val="32"/>
     </w:rPr>
   </w:style>
-  <w:style w:type="paragraph" w:styleId="Heading2">
+  <w:style w:type="paragraph" w:styleId="Ttulo2">
     <w:name w:val="heading 2"/>
-    <w:basedOn w:val="ListParagraph"/>
+    <w:basedOn w:val="PargrafodaLista"/>
     <w:next w:val="Normal"/>
-    <w:link w:val="Heading2Char"/>
+    <w:link w:val="Ttulo2Char"/>
     <w:uiPriority w:val="9"/>
     <w:unhideWhenUsed/>
     <w:qFormat/>
@@ -22994,11 +24588,11 @@
       <w:sz w:val="28"/>
     </w:rPr>
   </w:style>
-  <w:style w:type="paragraph" w:styleId="Heading3">
+  <w:style w:type="paragraph" w:styleId="Ttulo3">
     <w:name w:val="heading 3"/>
-    <w:basedOn w:val="ListParagraph"/>
+    <w:basedOn w:val="PargrafodaLista"/>
     <w:next w:val="Normal"/>
-    <w:link w:val="Heading3Char"/>
+    <w:link w:val="Ttulo3Char"/>
     <w:uiPriority w:val="9"/>
     <w:unhideWhenUsed/>
     <w:qFormat/>
@@ -23015,11 +24609,11 @@
       <w:sz w:val="24"/>
     </w:rPr>
   </w:style>
-  <w:style w:type="paragraph" w:styleId="Heading4">
+  <w:style w:type="paragraph" w:styleId="Ttulo4">
     <w:name w:val="heading 4"/>
-    <w:basedOn w:val="ListParagraph"/>
+    <w:basedOn w:val="PargrafodaLista"/>
     <w:next w:val="Normal"/>
-    <w:link w:val="Heading4Char"/>
+    <w:link w:val="Ttulo4Char"/>
     <w:uiPriority w:val="9"/>
     <w:unhideWhenUsed/>
     <w:qFormat/>
@@ -23039,11 +24633,11 @@
       <w:rFonts w:asciiTheme="majorHAnsi" w:hAnsiTheme="majorHAnsi"/>
     </w:rPr>
   </w:style>
-  <w:style w:type="paragraph" w:styleId="Heading5">
+  <w:style w:type="paragraph" w:styleId="Ttulo5">
     <w:name w:val="heading 5"/>
-    <w:basedOn w:val="ListParagraph"/>
+    <w:basedOn w:val="PargrafodaLista"/>
     <w:next w:val="Normal"/>
-    <w:link w:val="Heading5Char"/>
+    <w:link w:val="Ttulo5Char"/>
     <w:uiPriority w:val="9"/>
     <w:unhideWhenUsed/>
     <w:qFormat/>
@@ -23064,11 +24658,11 @@
       <w:i/>
     </w:rPr>
   </w:style>
-  <w:style w:type="paragraph" w:styleId="Heading6">
+  <w:style w:type="paragraph" w:styleId="Ttulo6">
     <w:name w:val="heading 6"/>
     <w:basedOn w:val="Normal"/>
     <w:next w:val="Normal"/>
-    <w:link w:val="Heading6Char"/>
+    <w:link w:val="Ttulo6Char"/>
     <w:uiPriority w:val="9"/>
     <w:semiHidden/>
     <w:unhideWhenUsed/>
@@ -23091,11 +24685,11 @@
       <w:szCs w:val="21"/>
     </w:rPr>
   </w:style>
-  <w:style w:type="paragraph" w:styleId="Heading7">
+  <w:style w:type="paragraph" w:styleId="Ttulo7">
     <w:name w:val="heading 7"/>
     <w:basedOn w:val="Normal"/>
     <w:next w:val="Normal"/>
-    <w:link w:val="Heading7Char"/>
+    <w:link w:val="Ttulo7Char"/>
     <w:uiPriority w:val="9"/>
     <w:semiHidden/>
     <w:unhideWhenUsed/>
@@ -23120,11 +24714,11 @@
       <w:szCs w:val="21"/>
     </w:rPr>
   </w:style>
-  <w:style w:type="paragraph" w:styleId="Heading8">
+  <w:style w:type="paragraph" w:styleId="Ttulo8">
     <w:name w:val="heading 8"/>
     <w:basedOn w:val="Normal"/>
     <w:next w:val="Normal"/>
-    <w:link w:val="Heading8Char"/>
+    <w:link w:val="Ttulo8Char"/>
     <w:uiPriority w:val="9"/>
     <w:semiHidden/>
     <w:unhideWhenUsed/>
@@ -23147,11 +24741,11 @@
       <w:color w:val="44546A"/>
     </w:rPr>
   </w:style>
-  <w:style w:type="paragraph" w:styleId="Heading9">
+  <w:style w:type="paragraph" w:styleId="Ttulo9">
     <w:name w:val="heading 9"/>
     <w:basedOn w:val="Normal"/>
     <w:next w:val="Normal"/>
-    <w:link w:val="Heading9Char"/>
+    <w:link w:val="Ttulo9Char"/>
     <w:uiPriority w:val="9"/>
     <w:semiHidden/>
     <w:unhideWhenUsed/>
@@ -23176,13 +24770,13 @@
       <w:color w:val="44546A"/>
     </w:rPr>
   </w:style>
-  <w:style w:type="character" w:default="1" w:styleId="DefaultParagraphFont">
+  <w:style w:type="character" w:default="1" w:styleId="Fontepargpadro">
     <w:name w:val="Default Paragraph Font"/>
     <w:uiPriority w:val="1"/>
     <w:semiHidden/>
     <w:unhideWhenUsed/>
   </w:style>
-  <w:style w:type="table" w:default="1" w:styleId="TableNormal">
+  <w:style w:type="table" w:default="1" w:styleId="Tabelanormal">
     <w:name w:val="Normal Table"/>
     <w:uiPriority w:val="99"/>
     <w:semiHidden/>
@@ -23197,7 +24791,7 @@
       </w:tblCellMar>
     </w:tblPr>
   </w:style>
-  <w:style w:type="numbering" w:default="1" w:styleId="NoList">
+  <w:style w:type="numbering" w:default="1" w:styleId="Semlista">
     <w:name w:val="No List"/>
     <w:uiPriority w:val="99"/>
     <w:semiHidden/>
@@ -23941,10 +25535,10 @@
       <w:lang w:eastAsia="ko-KR"/>
     </w:rPr>
   </w:style>
-  <w:style w:type="paragraph" w:styleId="BalloonText">
+  <w:style w:type="paragraph" w:styleId="Textodebalo">
     <w:name w:val="Balloon Text"/>
     <w:basedOn w:val="Normal"/>
-    <w:link w:val="BalloonTextChar"/>
+    <w:link w:val="TextodebaloChar"/>
     <w:uiPriority w:val="99"/>
     <w:semiHidden/>
     <w:unhideWhenUsed/>
@@ -23956,9 +25550,9 @@
       <w:lang w:val="x-none" w:eastAsia="x-none"/>
     </w:rPr>
   </w:style>
-  <w:style w:type="character" w:customStyle="1" w:styleId="BalloonTextChar">
-    <w:name w:val="Balloon Text Char"/>
-    <w:link w:val="BalloonText"/>
+  <w:style w:type="character" w:customStyle="1" w:styleId="TextodebaloChar">
+    <w:name w:val="Texto de balão Char"/>
+    <w:link w:val="Textodebalo"/>
     <w:uiPriority w:val="99"/>
     <w:semiHidden/>
     <w:rsid w:val="002902CC"/>
@@ -23968,10 +25562,10 @@
       <w:szCs w:val="16"/>
     </w:rPr>
   </w:style>
-  <w:style w:type="paragraph" w:styleId="Header">
+  <w:style w:type="paragraph" w:styleId="Cabealho">
     <w:name w:val="header"/>
     <w:basedOn w:val="Normal"/>
-    <w:link w:val="HeaderChar"/>
+    <w:link w:val="CabealhoChar"/>
     <w:uiPriority w:val="99"/>
     <w:unhideWhenUsed/>
     <w:rsid w:val="00CE4CAD"/>
@@ -23985,9 +25579,9 @@
       <w:lang w:val="x-none" w:eastAsia="x-none"/>
     </w:rPr>
   </w:style>
-  <w:style w:type="character" w:customStyle="1" w:styleId="HeaderChar">
-    <w:name w:val="Header Char"/>
-    <w:link w:val="Header"/>
+  <w:style w:type="character" w:customStyle="1" w:styleId="CabealhoChar">
+    <w:name w:val="Cabeçalho Char"/>
+    <w:link w:val="Cabealho"/>
     <w:uiPriority w:val="99"/>
     <w:rsid w:val="00CE4CAD"/>
     <w:rPr>
@@ -23995,10 +25589,10 @@
       <w:szCs w:val="22"/>
     </w:rPr>
   </w:style>
-  <w:style w:type="paragraph" w:styleId="Footer">
+  <w:style w:type="paragraph" w:styleId="Rodap">
     <w:name w:val="footer"/>
     <w:basedOn w:val="Normal"/>
-    <w:link w:val="FooterChar"/>
+    <w:link w:val="RodapChar"/>
     <w:uiPriority w:val="99"/>
     <w:unhideWhenUsed/>
     <w:rsid w:val="00CE4CAD"/>
@@ -24012,9 +25606,9 @@
       <w:lang w:val="x-none" w:eastAsia="x-none"/>
     </w:rPr>
   </w:style>
-  <w:style w:type="character" w:customStyle="1" w:styleId="FooterChar">
-    <w:name w:val="Footer Char"/>
-    <w:link w:val="Footer"/>
+  <w:style w:type="character" w:customStyle="1" w:styleId="RodapChar">
+    <w:name w:val="Rodapé Char"/>
+    <w:link w:val="Rodap"/>
     <w:uiPriority w:val="99"/>
     <w:rsid w:val="00CE4CAD"/>
     <w:rPr>
@@ -24022,9 +25616,9 @@
       <w:szCs w:val="22"/>
     </w:rPr>
   </w:style>
-  <w:style w:type="table" w:styleId="TableGrid">
+  <w:style w:type="table" w:styleId="Tabelacomgrade">
     <w:name w:val="Table Grid"/>
-    <w:basedOn w:val="TableNormal"/>
+    <w:basedOn w:val="Tabelanormal"/>
     <w:uiPriority w:val="39"/>
     <w:rsid w:val="00CE4CAD"/>
     <w:rPr>
@@ -24044,11 +25638,11 @@
       </w:tblBorders>
     </w:tblPr>
   </w:style>
-  <w:style w:type="paragraph" w:styleId="Date">
+  <w:style w:type="paragraph" w:styleId="Data">
     <w:name w:val="Date"/>
     <w:basedOn w:val="Normal"/>
     <w:next w:val="Normal"/>
-    <w:link w:val="DateChar"/>
+    <w:link w:val="DataChar"/>
     <w:uiPriority w:val="99"/>
     <w:semiHidden/>
     <w:unhideWhenUsed/>
@@ -24057,9 +25651,9 @@
       <w:lang w:val="x-none" w:eastAsia="x-none"/>
     </w:rPr>
   </w:style>
-  <w:style w:type="character" w:customStyle="1" w:styleId="DateChar">
-    <w:name w:val="Date Char"/>
-    <w:link w:val="Date"/>
+  <w:style w:type="character" w:customStyle="1" w:styleId="DataChar">
+    <w:name w:val="Data Char"/>
+    <w:link w:val="Data"/>
     <w:uiPriority w:val="99"/>
     <w:semiHidden/>
     <w:rsid w:val="00632D09"/>
@@ -24083,7 +25677,7 @@
       <w:szCs w:val="24"/>
     </w:rPr>
   </w:style>
-  <w:style w:type="paragraph" w:styleId="ListParagraph">
+  <w:style w:type="paragraph" w:styleId="PargrafodaLista">
     <w:name w:val="List Paragraph"/>
     <w:basedOn w:val="Normal"/>
     <w:uiPriority w:val="34"/>
@@ -24094,9 +25688,9 @@
       <w:contextualSpacing/>
     </w:pPr>
   </w:style>
-  <w:style w:type="table" w:styleId="LightShading-Accent1">
+  <w:style w:type="table" w:styleId="SombreamentoClaro-nfase1">
     <w:name w:val="Light Shading Accent 1"/>
-    <w:basedOn w:val="TableNormal"/>
+    <w:basedOn w:val="Tabelanormal"/>
     <w:uiPriority w:val="60"/>
     <w:rsid w:val="002753CA"/>
     <w:rPr>
@@ -24187,9 +25781,9 @@
       </w:tcPr>
     </w:tblStylePr>
   </w:style>
-  <w:style w:type="character" w:customStyle="1" w:styleId="Heading3Char">
-    <w:name w:val="Heading 3 Char"/>
-    <w:link w:val="Heading3"/>
+  <w:style w:type="character" w:customStyle="1" w:styleId="Ttulo3Char">
+    <w:name w:val="Título 3 Char"/>
+    <w:link w:val="Ttulo3"/>
     <w:uiPriority w:val="9"/>
     <w:rsid w:val="003710B3"/>
     <w:rPr>
@@ -24211,7 +25805,7 @@
       <w:lang w:val="pt-BR" w:eastAsia="pt-BR"/>
     </w:rPr>
   </w:style>
-  <w:style w:type="character" w:styleId="Strong">
+  <w:style w:type="character" w:styleId="Forte">
     <w:name w:val="Strong"/>
     <w:uiPriority w:val="22"/>
     <w:qFormat/>
@@ -24253,10 +25847,10 @@
       <w:lang w:val="pt-BR" w:eastAsia="pt-BR"/>
     </w:rPr>
   </w:style>
-  <w:style w:type="paragraph" w:styleId="BodyText">
+  <w:style w:type="paragraph" w:styleId="Corpodetexto">
     <w:name w:val="Body Text"/>
     <w:basedOn w:val="Normal"/>
-    <w:link w:val="BodyTextChar"/>
+    <w:link w:val="CorpodetextoChar"/>
     <w:semiHidden/>
     <w:rsid w:val="009D1CB8"/>
     <w:pPr>
@@ -24268,9 +25862,9 @@
       <w:lang w:val="x-none" w:eastAsia="pt-BR"/>
     </w:rPr>
   </w:style>
-  <w:style w:type="character" w:customStyle="1" w:styleId="BodyTextChar">
-    <w:name w:val="Body Text Char"/>
-    <w:link w:val="BodyText"/>
+  <w:style w:type="character" w:customStyle="1" w:styleId="CorpodetextoChar">
+    <w:name w:val="Corpo de texto Char"/>
+    <w:link w:val="Corpodetexto"/>
     <w:semiHidden/>
     <w:rsid w:val="009D1CB8"/>
     <w:rPr>
@@ -24283,7 +25877,7 @@
     <w:name w:val="radewrongword"/>
     <w:rsid w:val="006B0A25"/>
   </w:style>
-  <w:style w:type="paragraph" w:styleId="Caption">
+  <w:style w:type="paragraph" w:styleId="Legenda">
     <w:name w:val="caption"/>
     <w:basedOn w:val="Normal"/>
     <w:next w:val="Normal"/>
@@ -24304,7 +25898,7 @@
       <w:spacing w:val="6"/>
     </w:rPr>
   </w:style>
-  <w:style w:type="character" w:styleId="Emphasis">
+  <w:style w:type="character" w:styleId="nfase">
     <w:name w:val="Emphasis"/>
     <w:uiPriority w:val="20"/>
     <w:qFormat/>
@@ -24314,7 +25908,7 @@
       <w:iCs/>
     </w:rPr>
   </w:style>
-  <w:style w:type="character" w:styleId="BookTitle">
+  <w:style w:type="character" w:styleId="TtulodoLivro">
     <w:name w:val="Book Title"/>
     <w:uiPriority w:val="33"/>
     <w:rsid w:val="004A19AA"/>
@@ -24326,7 +25920,7 @@
   </w:style>
   <w:style w:type="paragraph" w:customStyle="1" w:styleId="EstiloGiovani">
     <w:name w:val="Estilo Giovani"/>
-    <w:basedOn w:val="Heading1"/>
+    <w:basedOn w:val="Ttulo1"/>
     <w:link w:val="EstiloGiovaniChar"/>
     <w:rsid w:val="008E21E7"/>
     <w:pPr>
@@ -24341,9 +25935,9 @@
       <w:sz w:val="26"/>
     </w:rPr>
   </w:style>
-  <w:style w:type="character" w:customStyle="1" w:styleId="Heading1Char">
-    <w:name w:val="Heading 1 Char"/>
-    <w:link w:val="Heading1"/>
+  <w:style w:type="character" w:customStyle="1" w:styleId="Ttulo1Char">
+    <w:name w:val="Título 1 Char"/>
+    <w:link w:val="Ttulo1"/>
     <w:uiPriority w:val="9"/>
     <w:rsid w:val="009327E8"/>
     <w:rPr>
@@ -24379,9 +25973,9 @@
       <w:szCs w:val="32"/>
     </w:rPr>
   </w:style>
-  <w:style w:type="paragraph" w:styleId="TOCHeading">
+  <w:style w:type="paragraph" w:styleId="CabealhodoSumrio">
     <w:name w:val="TOC Heading"/>
-    <w:basedOn w:val="Heading1"/>
+    <w:basedOn w:val="Ttulo1"/>
     <w:next w:val="Normal"/>
     <w:uiPriority w:val="39"/>
     <w:unhideWhenUsed/>
@@ -24391,7 +25985,7 @@
       <w:outlineLvl w:val="9"/>
     </w:pPr>
   </w:style>
-  <w:style w:type="paragraph" w:styleId="TOC1">
+  <w:style w:type="paragraph" w:styleId="Sumrio1">
     <w:name w:val="toc 1"/>
     <w:basedOn w:val="Normal"/>
     <w:next w:val="Normal"/>
@@ -24411,7 +26005,7 @@
       <w:caps/>
     </w:rPr>
   </w:style>
-  <w:style w:type="paragraph" w:styleId="TOC2">
+  <w:style w:type="paragraph" w:styleId="Sumrio2">
     <w:name w:val="toc 2"/>
     <w:basedOn w:val="Normal"/>
     <w:next w:val="Normal"/>
@@ -24426,7 +26020,7 @@
       <w:smallCaps/>
     </w:rPr>
   </w:style>
-  <w:style w:type="paragraph" w:styleId="TOC3">
+  <w:style w:type="paragraph" w:styleId="Sumrio3">
     <w:name w:val="toc 3"/>
     <w:basedOn w:val="Normal"/>
     <w:next w:val="Normal"/>
@@ -24442,7 +26036,7 @@
       <w:iCs/>
     </w:rPr>
   </w:style>
-  <w:style w:type="paragraph" w:styleId="TOC4">
+  <w:style w:type="paragraph" w:styleId="Sumrio4">
     <w:name w:val="toc 4"/>
     <w:basedOn w:val="Normal"/>
     <w:next w:val="Normal"/>
@@ -24458,7 +26052,7 @@
       <w:szCs w:val="18"/>
     </w:rPr>
   </w:style>
-  <w:style w:type="paragraph" w:styleId="TOC5">
+  <w:style w:type="paragraph" w:styleId="Sumrio5">
     <w:name w:val="toc 5"/>
     <w:basedOn w:val="Normal"/>
     <w:next w:val="Normal"/>
@@ -24474,7 +26068,7 @@
       <w:szCs w:val="18"/>
     </w:rPr>
   </w:style>
-  <w:style w:type="paragraph" w:styleId="TOC6">
+  <w:style w:type="paragraph" w:styleId="Sumrio6">
     <w:name w:val="toc 6"/>
     <w:basedOn w:val="Normal"/>
     <w:next w:val="Normal"/>
@@ -24490,7 +26084,7 @@
       <w:szCs w:val="18"/>
     </w:rPr>
   </w:style>
-  <w:style w:type="paragraph" w:styleId="TOC7">
+  <w:style w:type="paragraph" w:styleId="Sumrio7">
     <w:name w:val="toc 7"/>
     <w:basedOn w:val="Normal"/>
     <w:next w:val="Normal"/>
@@ -24506,7 +26100,7 @@
       <w:szCs w:val="18"/>
     </w:rPr>
   </w:style>
-  <w:style w:type="paragraph" w:styleId="TOC8">
+  <w:style w:type="paragraph" w:styleId="Sumrio8">
     <w:name w:val="toc 8"/>
     <w:basedOn w:val="Normal"/>
     <w:next w:val="Normal"/>
@@ -24522,7 +26116,7 @@
       <w:szCs w:val="18"/>
     </w:rPr>
   </w:style>
-  <w:style w:type="paragraph" w:styleId="TOC9">
+  <w:style w:type="paragraph" w:styleId="Sumrio9">
     <w:name w:val="toc 9"/>
     <w:basedOn w:val="Normal"/>
     <w:next w:val="Normal"/>
@@ -24538,9 +26132,9 @@
       <w:szCs w:val="18"/>
     </w:rPr>
   </w:style>
-  <w:style w:type="character" w:customStyle="1" w:styleId="Heading2Char">
-    <w:name w:val="Heading 2 Char"/>
-    <w:link w:val="Heading2"/>
+  <w:style w:type="character" w:customStyle="1" w:styleId="Ttulo2Char">
+    <w:name w:val="Título 2 Char"/>
+    <w:link w:val="Ttulo2"/>
     <w:uiPriority w:val="9"/>
     <w:rsid w:val="003710B3"/>
     <w:rPr>
@@ -24548,9 +26142,9 @@
       <w:sz w:val="28"/>
     </w:rPr>
   </w:style>
-  <w:style w:type="character" w:customStyle="1" w:styleId="Heading4Char">
-    <w:name w:val="Heading 4 Char"/>
-    <w:link w:val="Heading4"/>
+  <w:style w:type="character" w:customStyle="1" w:styleId="Ttulo4Char">
+    <w:name w:val="Título 4 Char"/>
+    <w:link w:val="Ttulo4"/>
     <w:uiPriority w:val="9"/>
     <w:rsid w:val="003710B3"/>
     <w:rPr>
@@ -24558,9 +26152,9 @@
       <w:sz w:val="22"/>
     </w:rPr>
   </w:style>
-  <w:style w:type="character" w:customStyle="1" w:styleId="Heading5Char">
-    <w:name w:val="Heading 5 Char"/>
-    <w:link w:val="Heading5"/>
+  <w:style w:type="character" w:customStyle="1" w:styleId="Ttulo5Char">
+    <w:name w:val="Título 5 Char"/>
+    <w:link w:val="Ttulo5"/>
     <w:uiPriority w:val="9"/>
     <w:rsid w:val="003710B3"/>
     <w:rPr>
@@ -24569,9 +26163,9 @@
       <w:sz w:val="22"/>
     </w:rPr>
   </w:style>
-  <w:style w:type="character" w:customStyle="1" w:styleId="Heading6Char">
-    <w:name w:val="Heading 6 Char"/>
-    <w:link w:val="Heading6"/>
+  <w:style w:type="character" w:customStyle="1" w:styleId="Ttulo6Char">
+    <w:name w:val="Título 6 Char"/>
+    <w:link w:val="Ttulo6"/>
     <w:uiPriority w:val="9"/>
     <w:semiHidden/>
     <w:rsid w:val="00A63678"/>
@@ -24583,9 +26177,9 @@
       <w:szCs w:val="21"/>
     </w:rPr>
   </w:style>
-  <w:style w:type="character" w:customStyle="1" w:styleId="Heading7Char">
-    <w:name w:val="Heading 7 Char"/>
-    <w:link w:val="Heading7"/>
+  <w:style w:type="character" w:customStyle="1" w:styleId="Ttulo7Char">
+    <w:name w:val="Título 7 Char"/>
+    <w:link w:val="Ttulo7"/>
     <w:uiPriority w:val="9"/>
     <w:semiHidden/>
     <w:rsid w:val="004A19AA"/>
@@ -24598,9 +26192,9 @@
       <w:szCs w:val="21"/>
     </w:rPr>
   </w:style>
-  <w:style w:type="character" w:customStyle="1" w:styleId="Heading8Char">
-    <w:name w:val="Heading 8 Char"/>
-    <w:link w:val="Heading8"/>
+  <w:style w:type="character" w:customStyle="1" w:styleId="Ttulo8Char">
+    <w:name w:val="Título 8 Char"/>
+    <w:link w:val="Ttulo8"/>
     <w:uiPriority w:val="9"/>
     <w:semiHidden/>
     <w:rsid w:val="004A19AA"/>
@@ -24612,9 +26206,9 @@
       <w:sz w:val="22"/>
     </w:rPr>
   </w:style>
-  <w:style w:type="character" w:customStyle="1" w:styleId="Heading9Char">
-    <w:name w:val="Heading 9 Char"/>
-    <w:link w:val="Heading9"/>
+  <w:style w:type="character" w:customStyle="1" w:styleId="Ttulo9Char">
+    <w:name w:val="Título 9 Char"/>
+    <w:link w:val="Ttulo9"/>
     <w:uiPriority w:val="9"/>
     <w:semiHidden/>
     <w:rsid w:val="004A19AA"/>
@@ -24628,11 +26222,11 @@
       <w:sz w:val="22"/>
     </w:rPr>
   </w:style>
-  <w:style w:type="paragraph" w:styleId="Title">
+  <w:style w:type="paragraph" w:styleId="Ttulo">
     <w:name w:val="Title"/>
     <w:basedOn w:val="Normal"/>
     <w:next w:val="Normal"/>
-    <w:link w:val="TitleChar"/>
+    <w:link w:val="TtuloChar"/>
     <w:uiPriority w:val="10"/>
     <w:qFormat/>
     <w:rsid w:val="003710B3"/>
@@ -24647,9 +26241,9 @@
       <w:szCs w:val="56"/>
     </w:rPr>
   </w:style>
-  <w:style w:type="character" w:customStyle="1" w:styleId="TitleChar">
-    <w:name w:val="Title Char"/>
-    <w:link w:val="Title"/>
+  <w:style w:type="character" w:customStyle="1" w:styleId="TtuloChar">
+    <w:name w:val="Título Char"/>
+    <w:link w:val="Ttulo"/>
     <w:uiPriority w:val="10"/>
     <w:rsid w:val="003710B3"/>
     <w:rPr>
@@ -24660,11 +26254,11 @@
       <w:szCs w:val="56"/>
     </w:rPr>
   </w:style>
-  <w:style w:type="paragraph" w:styleId="Subtitle">
+  <w:style w:type="paragraph" w:styleId="Subttulo">
     <w:name w:val="Subtitle"/>
     <w:basedOn w:val="Normal"/>
     <w:next w:val="Normal"/>
-    <w:link w:val="SubtitleChar"/>
+    <w:link w:val="SubttuloChar"/>
     <w:uiPriority w:val="11"/>
     <w:qFormat/>
     <w:rsid w:val="004A19AA"/>
@@ -24679,9 +26273,9 @@
       <w:szCs w:val="24"/>
     </w:rPr>
   </w:style>
-  <w:style w:type="character" w:customStyle="1" w:styleId="SubtitleChar">
-    <w:name w:val="Subtitle Char"/>
-    <w:link w:val="Subtitle"/>
+  <w:style w:type="character" w:customStyle="1" w:styleId="SubttuloChar">
+    <w:name w:val="Subtítulo Char"/>
+    <w:link w:val="Subttulo"/>
     <w:uiPriority w:val="11"/>
     <w:rsid w:val="004A19AA"/>
     <w:rPr>
@@ -24690,9 +26284,9 @@
       <w:szCs w:val="24"/>
     </w:rPr>
   </w:style>
-  <w:style w:type="paragraph" w:styleId="NoSpacing">
+  <w:style w:type="paragraph" w:styleId="SemEspaamento">
     <w:name w:val="No Spacing"/>
-    <w:link w:val="NoSpacingChar"/>
+    <w:link w:val="SemEspaamentoChar"/>
     <w:uiPriority w:val="1"/>
     <w:qFormat/>
     <w:rsid w:val="00474B26"/>
@@ -24700,11 +26294,11 @@
       <w:jc w:val="both"/>
     </w:pPr>
   </w:style>
-  <w:style w:type="paragraph" w:styleId="Quote">
+  <w:style w:type="paragraph" w:styleId="Citao">
     <w:name w:val="Quote"/>
     <w:basedOn w:val="Normal"/>
     <w:next w:val="Normal"/>
-    <w:link w:val="QuoteChar"/>
+    <w:link w:val="CitaoChar"/>
     <w:uiPriority w:val="29"/>
     <w:qFormat/>
     <w:rsid w:val="003710B3"/>
@@ -24717,9 +26311,9 @@
       <w:color w:val="404040"/>
     </w:rPr>
   </w:style>
-  <w:style w:type="character" w:customStyle="1" w:styleId="QuoteChar">
-    <w:name w:val="Quote Char"/>
-    <w:link w:val="Quote"/>
+  <w:style w:type="character" w:customStyle="1" w:styleId="CitaoChar">
+    <w:name w:val="Citação Char"/>
+    <w:link w:val="Citao"/>
     <w:uiPriority w:val="29"/>
     <w:rsid w:val="003710B3"/>
     <w:rPr>
@@ -24729,11 +26323,11 @@
       <w:sz w:val="22"/>
     </w:rPr>
   </w:style>
-  <w:style w:type="paragraph" w:styleId="IntenseQuote">
+  <w:style w:type="paragraph" w:styleId="CitaoIntensa">
     <w:name w:val="Intense Quote"/>
     <w:basedOn w:val="Normal"/>
     <w:next w:val="Normal"/>
-    <w:link w:val="IntenseQuoteChar"/>
+    <w:link w:val="CitaoIntensaChar"/>
     <w:uiPriority w:val="30"/>
     <w:rsid w:val="004A19AA"/>
     <w:pPr>
@@ -24750,9 +26344,9 @@
       <w:szCs w:val="28"/>
     </w:rPr>
   </w:style>
-  <w:style w:type="character" w:customStyle="1" w:styleId="IntenseQuoteChar">
-    <w:name w:val="Intense Quote Char"/>
-    <w:link w:val="IntenseQuote"/>
+  <w:style w:type="character" w:customStyle="1" w:styleId="CitaoIntensaChar">
+    <w:name w:val="Citação Intensa Char"/>
+    <w:link w:val="CitaoIntensa"/>
     <w:uiPriority w:val="30"/>
     <w:rsid w:val="004A19AA"/>
     <w:rPr>
@@ -24762,7 +26356,7 @@
       <w:szCs w:val="28"/>
     </w:rPr>
   </w:style>
-  <w:style w:type="character" w:styleId="SubtleEmphasis">
+  <w:style w:type="character" w:styleId="nfaseSutil">
     <w:name w:val="Subtle Emphasis"/>
     <w:uiPriority w:val="19"/>
     <w:qFormat/>
@@ -24773,7 +26367,7 @@
       <w:color w:val="404040"/>
     </w:rPr>
   </w:style>
-  <w:style w:type="character" w:styleId="IntenseEmphasis">
+  <w:style w:type="character" w:styleId="nfaseIntensa">
     <w:name w:val="Intense Emphasis"/>
     <w:uiPriority w:val="21"/>
     <w:qFormat/>
@@ -24785,7 +26379,7 @@
       <w:iCs/>
     </w:rPr>
   </w:style>
-  <w:style w:type="character" w:styleId="SubtleReference">
+  <w:style w:type="character" w:styleId="RefernciaSutil">
     <w:name w:val="Subtle Reference"/>
     <w:uiPriority w:val="31"/>
     <w:qFormat/>
@@ -24796,7 +26390,7 @@
       <w:u w:val="single" w:color="7F7F7F"/>
     </w:rPr>
   </w:style>
-  <w:style w:type="character" w:styleId="IntenseReference">
+  <w:style w:type="character" w:styleId="RefernciaIntensa">
     <w:name w:val="Intense Reference"/>
     <w:uiPriority w:val="32"/>
     <w:qFormat/>
@@ -24809,9 +26403,9 @@
       <w:u w:val="single"/>
     </w:rPr>
   </w:style>
-  <w:style w:type="table" w:styleId="GridTable4">
+  <w:style w:type="table" w:styleId="TabeladeGrade4">
     <w:name w:val="Grid Table 4"/>
-    <w:basedOn w:val="TableNormal"/>
+    <w:basedOn w:val="Tabelanormal"/>
     <w:uiPriority w:val="49"/>
     <w:rsid w:val="004F127B"/>
     <w:tblPr>
@@ -24882,26 +26476,26 @@
       </w:tcPr>
     </w:tblStylePr>
   </w:style>
-  <w:style w:type="paragraph" w:styleId="EndnoteText">
+  <w:style w:type="paragraph" w:styleId="Textodenotadefim">
     <w:name w:val="endnote text"/>
     <w:basedOn w:val="Normal"/>
-    <w:link w:val="EndnoteTextChar"/>
+    <w:link w:val="TextodenotadefimChar"/>
     <w:uiPriority w:val="99"/>
     <w:semiHidden/>
     <w:unhideWhenUsed/>
     <w:rsid w:val="006B4E9A"/>
   </w:style>
-  <w:style w:type="character" w:customStyle="1" w:styleId="EndnoteTextChar">
-    <w:name w:val="Endnote Text Char"/>
-    <w:basedOn w:val="DefaultParagraphFont"/>
-    <w:link w:val="EndnoteText"/>
+  <w:style w:type="character" w:customStyle="1" w:styleId="TextodenotadefimChar">
+    <w:name w:val="Texto de nota de fim Char"/>
+    <w:basedOn w:val="Fontepargpadro"/>
+    <w:link w:val="Textodenotadefim"/>
     <w:uiPriority w:val="99"/>
     <w:semiHidden/>
     <w:rsid w:val="006B4E9A"/>
   </w:style>
-  <w:style w:type="character" w:styleId="EndnoteReference">
+  <w:style w:type="character" w:styleId="Refdenotadefim">
     <w:name w:val="endnote reference"/>
-    <w:basedOn w:val="DefaultParagraphFont"/>
+    <w:basedOn w:val="Fontepargpadro"/>
     <w:uiPriority w:val="99"/>
     <w:unhideWhenUsed/>
     <w:rsid w:val="006B4E9A"/>
@@ -24909,26 +26503,26 @@
       <w:vertAlign w:val="superscript"/>
     </w:rPr>
   </w:style>
-  <w:style w:type="paragraph" w:styleId="FootnoteText">
+  <w:style w:type="paragraph" w:styleId="Textodenotaderodap">
     <w:name w:val="footnote text"/>
     <w:basedOn w:val="Normal"/>
-    <w:link w:val="FootnoteTextChar"/>
+    <w:link w:val="TextodenotaderodapChar"/>
     <w:uiPriority w:val="99"/>
     <w:semiHidden/>
     <w:unhideWhenUsed/>
     <w:rsid w:val="006B4E9A"/>
   </w:style>
-  <w:style w:type="character" w:customStyle="1" w:styleId="FootnoteTextChar">
-    <w:name w:val="Footnote Text Char"/>
-    <w:basedOn w:val="DefaultParagraphFont"/>
-    <w:link w:val="FootnoteText"/>
+  <w:style w:type="character" w:customStyle="1" w:styleId="TextodenotaderodapChar">
+    <w:name w:val="Texto de nota de rodapé Char"/>
+    <w:basedOn w:val="Fontepargpadro"/>
+    <w:link w:val="Textodenotaderodap"/>
     <w:uiPriority w:val="99"/>
     <w:semiHidden/>
     <w:rsid w:val="006B4E9A"/>
   </w:style>
-  <w:style w:type="character" w:styleId="FootnoteReference">
+  <w:style w:type="character" w:styleId="Refdenotaderodap">
     <w:name w:val="footnote reference"/>
-    <w:basedOn w:val="DefaultParagraphFont"/>
+    <w:basedOn w:val="Fontepargpadro"/>
     <w:uiPriority w:val="99"/>
     <w:unhideWhenUsed/>
     <w:rsid w:val="006B4E9A"/>
@@ -24936,16 +26530,16 @@
       <w:vertAlign w:val="superscript"/>
     </w:rPr>
   </w:style>
-  <w:style w:type="character" w:customStyle="1" w:styleId="NoSpacingChar">
-    <w:name w:val="No Spacing Char"/>
-    <w:basedOn w:val="DefaultParagraphFont"/>
-    <w:link w:val="NoSpacing"/>
+  <w:style w:type="character" w:customStyle="1" w:styleId="SemEspaamentoChar">
+    <w:name w:val="Sem Espaçamento Char"/>
+    <w:basedOn w:val="Fontepargpadro"/>
+    <w:link w:val="SemEspaamento"/>
     <w:uiPriority w:val="1"/>
     <w:rsid w:val="00474B26"/>
   </w:style>
   <w:style w:type="character" w:customStyle="1" w:styleId="MenoPendente1">
     <w:name w:val="Menção Pendente1"/>
-    <w:basedOn w:val="DefaultParagraphFont"/>
+    <w:basedOn w:val="Fontepargpadro"/>
     <w:uiPriority w:val="99"/>
     <w:semiHidden/>
     <w:unhideWhenUsed/>
@@ -24955,9 +26549,9 @@
       <w:shd w:val="clear" w:color="auto" w:fill="E1DFDD"/>
     </w:rPr>
   </w:style>
-  <w:style w:type="table" w:styleId="GridTable1Light">
+  <w:style w:type="table" w:styleId="TabeladeGrade1Clara">
     <w:name w:val="Grid Table 1 Light"/>
-    <w:basedOn w:val="TableNormal"/>
+    <w:basedOn w:val="Tabelanormal"/>
     <w:uiPriority w:val="46"/>
     <w:rsid w:val="00031BAD"/>
     <w:tblPr>
@@ -25009,9 +26603,9 @@
       </w:rPr>
     </w:tblStylePr>
   </w:style>
-  <w:style w:type="character" w:styleId="PlaceholderText">
+  <w:style w:type="character" w:styleId="TextodoEspaoReservado">
     <w:name w:val="Placeholder Text"/>
-    <w:basedOn w:val="DefaultParagraphFont"/>
+    <w:basedOn w:val="Fontepargpadro"/>
     <w:uiPriority w:val="99"/>
     <w:semiHidden/>
     <w:rsid w:val="00AE5F74"/>
@@ -25019,9 +26613,9 @@
       <w:color w:val="808080"/>
     </w:rPr>
   </w:style>
-  <w:style w:type="character" w:styleId="CommentReference">
+  <w:style w:type="character" w:styleId="Refdecomentrio">
     <w:name w:val="annotation reference"/>
-    <w:basedOn w:val="DefaultParagraphFont"/>
+    <w:basedOn w:val="Fontepargpadro"/>
     <w:uiPriority w:val="99"/>
     <w:semiHidden/>
     <w:unhideWhenUsed/>
@@ -25031,19 +26625,19 @@
       <w:szCs w:val="16"/>
     </w:rPr>
   </w:style>
-  <w:style w:type="paragraph" w:styleId="CommentText">
+  <w:style w:type="paragraph" w:styleId="Textodecomentrio">
     <w:name w:val="annotation text"/>
     <w:basedOn w:val="Normal"/>
-    <w:link w:val="CommentTextChar"/>
+    <w:link w:val="TextodecomentrioChar"/>
     <w:uiPriority w:val="99"/>
     <w:semiHidden/>
     <w:unhideWhenUsed/>
     <w:rsid w:val="000C48BF"/>
   </w:style>
-  <w:style w:type="character" w:customStyle="1" w:styleId="CommentTextChar">
-    <w:name w:val="Comment Text Char"/>
-    <w:basedOn w:val="DefaultParagraphFont"/>
-    <w:link w:val="CommentText"/>
+  <w:style w:type="character" w:customStyle="1" w:styleId="TextodecomentrioChar">
+    <w:name w:val="Texto de comentário Char"/>
+    <w:basedOn w:val="Fontepargpadro"/>
+    <w:link w:val="Textodecomentrio"/>
     <w:uiPriority w:val="99"/>
     <w:semiHidden/>
     <w:rsid w:val="000C48BF"/>
@@ -25058,9 +26652,9 @@
       </w:numPr>
     </w:pPr>
   </w:style>
-  <w:style w:type="character" w:styleId="FollowedHyperlink">
+  <w:style w:type="character" w:styleId="HiperlinkVisitado">
     <w:name w:val="FollowedHyperlink"/>
-    <w:basedOn w:val="DefaultParagraphFont"/>
+    <w:basedOn w:val="Fontepargpadro"/>
     <w:uiPriority w:val="99"/>
     <w:semiHidden/>
     <w:unhideWhenUsed/>
@@ -25070,7 +26664,7 @@
       <w:u w:val="single"/>
     </w:rPr>
   </w:style>
-  <w:style w:type="paragraph" w:styleId="TableofFigures">
+  <w:style w:type="paragraph" w:styleId="ndicedeilustraes">
     <w:name w:val="table of figures"/>
     <w:basedOn w:val="Normal"/>
     <w:next w:val="Normal"/>
@@ -25078,9 +26672,9 @@
     <w:unhideWhenUsed/>
     <w:rsid w:val="00016EBD"/>
   </w:style>
-  <w:style w:type="character" w:styleId="UnresolvedMention">
+  <w:style w:type="character" w:styleId="MenoPendente">
     <w:name w:val="Unresolved Mention"/>
-    <w:basedOn w:val="DefaultParagraphFont"/>
+    <w:basedOn w:val="Fontepargpadro"/>
     <w:uiPriority w:val="99"/>
     <w:semiHidden/>
     <w:unhideWhenUsed/>
@@ -25094,7 +26688,7 @@
 </file>
 
 <file path=word/glossary/document.xml><?xml version="1.0" encoding="utf-8"?>
-<w:glossaryDocument xmlns:wpc="http://schemas.microsoft.com/office/word/2010/wordprocessingCanvas" xmlns:cx="http://schemas.microsoft.com/office/drawing/2014/chartex" xmlns:cx1="http://schemas.microsoft.com/office/drawing/2015/9/8/chartex" xmlns:cx2="http://schemas.microsoft.com/office/drawing/2015/10/21/chartex" xmlns:cx3="http://schemas.microsoft.com/office/drawing/2016/5/9/chartex" xmlns:cx4="http://schemas.microsoft.com/office/drawing/2016/5/10/chartex" xmlns:cx5="http://schemas.microsoft.com/office/drawing/2016/5/11/chartex" xmlns:cx6="http://schemas.microsoft.com/office/drawing/2016/5/12/chartex" xmlns:cx7="http://schemas.microsoft.com/office/drawing/2016/5/13/chartex" xmlns:cx8="http://schemas.microsoft.com/office/drawing/2016/5/14/chartex" xmlns:mc="http://schemas.openxmlformats.org/markup-compatibility/2006" xmlns:aink="http://schemas.microsoft.com/office/drawing/2016/ink" xmlns:am3d="http://schemas.microsoft.com/office/drawing/2017/model3d" xmlns:o="urn:schemas-microsoft-com:office:office" xmlns:r="http://schemas.openxmlformats.org/officeDocument/2006/relationships" xmlns:m="http://schemas.openxmlformats.org/officeDocument/2006/math" xmlns:v="urn:schemas-microsoft-com:vml" xmlns:wp14="http://schemas.microsoft.com/office/word/2010/wordprocessingDrawing" xmlns:wp="http://schemas.openxmlformats.org/drawingml/2006/wordprocessingDrawing" xmlns:w10="urn:schemas-microsoft-com:office:word" xmlns:w="http://schemas.openxmlformats.org/wordprocessingml/2006/main" xmlns:w14="http://schemas.microsoft.com/office/word/2010/wordml" xmlns:w15="http://schemas.microsoft.com/office/word/2012/wordml" xmlns:w16cex="http://schemas.microsoft.com/office/word/2018/wordml/cex" xmlns:w16cid="http://schemas.microsoft.com/office/word/2016/wordml/cid" xmlns:w16="http://schemas.microsoft.com/office/word/2018/wordml" xmlns:w16sdtdh="http://schemas.microsoft.com/office/word/2020/wordml/sdtdatahash" xmlns:w16se="http://schemas.microsoft.com/office/word/2015/wordml/symex" xmlns:wpg="http://schemas.microsoft.com/office/word/2010/wordprocessingGroup" xmlns:wpi="http://schemas.microsoft.com/office/word/2010/wordprocessingInk" xmlns:wne="http://schemas.microsoft.com/office/word/2006/wordml" xmlns:wps="http://schemas.microsoft.com/office/word/2010/wordprocessingShape" mc:Ignorable="w14 w15 w16se w16cid w16 w16cex w16sdtdh wp14">
+<w:glossaryDocument xmlns:wpc="http://schemas.microsoft.com/office/word/2010/wordprocessingCanvas" xmlns:cx="http://schemas.microsoft.com/office/drawing/2014/chartex" xmlns:cx1="http://schemas.microsoft.com/office/drawing/2015/9/8/chartex" xmlns:cx2="http://schemas.microsoft.com/office/drawing/2015/10/21/chartex" xmlns:cx3="http://schemas.microsoft.com/office/drawing/2016/5/9/chartex" xmlns:cx4="http://schemas.microsoft.com/office/drawing/2016/5/10/chartex" xmlns:cx5="http://schemas.microsoft.com/office/drawing/2016/5/11/chartex" xmlns:cx6="http://schemas.microsoft.com/office/drawing/2016/5/12/chartex" xmlns:cx7="http://schemas.microsoft.com/office/drawing/2016/5/13/chartex" xmlns:cx8="http://schemas.microsoft.com/office/drawing/2016/5/14/chartex" xmlns:mc="http://schemas.openxmlformats.org/markup-compatibility/2006" xmlns:aink="http://schemas.microsoft.com/office/drawing/2016/ink" xmlns:am3d="http://schemas.microsoft.com/office/drawing/2017/model3d" xmlns:o="urn:schemas-microsoft-com:office:office" xmlns:oel="http://schemas.microsoft.com/office/2019/extlst" xmlns:r="http://schemas.openxmlformats.org/officeDocument/2006/relationships" xmlns:m="http://schemas.openxmlformats.org/officeDocument/2006/math" xmlns:v="urn:schemas-microsoft-com:vml" xmlns:wp14="http://schemas.microsoft.com/office/word/2010/wordprocessingDrawing" xmlns:wp="http://schemas.openxmlformats.org/drawingml/2006/wordprocessingDrawing" xmlns:w10="urn:schemas-microsoft-com:office:word" xmlns:w="http://schemas.openxmlformats.org/wordprocessingml/2006/main" xmlns:w14="http://schemas.microsoft.com/office/word/2010/wordml" xmlns:w15="http://schemas.microsoft.com/office/word/2012/wordml" xmlns:w16cex="http://schemas.microsoft.com/office/word/2018/wordml/cex" xmlns:w16cid="http://schemas.microsoft.com/office/word/2016/wordml/cid" xmlns:w16="http://schemas.microsoft.com/office/word/2018/wordml" xmlns:w16du="http://schemas.microsoft.com/office/word/2023/wordml/word16du" xmlns:w16sdtdh="http://schemas.microsoft.com/office/word/2020/wordml/sdtdatahash" xmlns:w16se="http://schemas.microsoft.com/office/word/2015/wordml/symex" xmlns:wpg="http://schemas.microsoft.com/office/word/2010/wordprocessingGroup" xmlns:wpi="http://schemas.microsoft.com/office/word/2010/wordprocessingInk" xmlns:wne="http://schemas.microsoft.com/office/word/2006/wordml" xmlns:wps="http://schemas.microsoft.com/office/word/2010/wordprocessingShape" mc:Ignorable="w14 w15 w16se w16cid w16 w16cex w16sdtdh w16du wp14">
   <w:docParts>
     <w:docPart>
       <w:docPartPr>
@@ -25118,7 +26712,7 @@
           </w:pPr>
           <w:r>
             <w:rPr>
-              <w:rStyle w:val="PlaceholderText"/>
+              <w:rStyle w:val="TextodoEspaoReservado"/>
             </w:rPr>
             <w:t>[Título]</w:t>
           </w:r>
@@ -25147,7 +26741,7 @@
           </w:pPr>
           <w:r>
             <w:rPr>
-              <w:rStyle w:val="PlaceholderText"/>
+              <w:rStyle w:val="TextodoEspaoReservado"/>
             </w:rPr>
             <w:t>[Palavras-chave]</w:t>
           </w:r>
@@ -25176,7 +26770,7 @@
           </w:pPr>
           <w:r>
             <w:rPr>
-              <w:rStyle w:val="PlaceholderText"/>
+              <w:rStyle w:val="TextodoEspaoReservado"/>
             </w:rPr>
             <w:t>[Categoria]</w:t>
           </w:r>
@@ -25205,7 +26799,7 @@
           </w:pPr>
           <w:r>
             <w:rPr>
-              <w:rStyle w:val="PlaceholderText"/>
+              <w:rStyle w:val="TextodoEspaoReservado"/>
             </w:rPr>
             <w:t>[Data de Publicação]</w:t>
           </w:r>
@@ -25234,7 +26828,7 @@
           </w:pPr>
           <w:r>
             <w:rPr>
-              <w:rStyle w:val="PlaceholderText"/>
+              <w:rStyle w:val="TextodoEspaoReservado"/>
             </w:rPr>
             <w:t>[Status]</w:t>
           </w:r>
@@ -25264,7 +26858,7 @@
           <w:r>
             <w:rPr>
               <w:rFonts w:asciiTheme="majorHAnsi" w:eastAsiaTheme="majorEastAsia" w:hAnsiTheme="majorHAnsi" w:cstheme="majorBidi"/>
-              <w:color w:val="4472C4" w:themeColor="accent1"/>
+              <w:color w:val="156082" w:themeColor="accent1"/>
               <w:sz w:val="88"/>
               <w:szCs w:val="88"/>
             </w:rPr>
@@ -25295,7 +26889,7 @@
           </w:pPr>
           <w:r>
             <w:rPr>
-              <w:color w:val="2F5496" w:themeColor="accent1" w:themeShade="BF"/>
+              <w:color w:val="0F4761" w:themeColor="accent1" w:themeShade="BF"/>
               <w:sz w:val="24"/>
               <w:szCs w:val="24"/>
             </w:rPr>
@@ -25326,7 +26920,7 @@
           </w:pPr>
           <w:r>
             <w:rPr>
-              <w:rStyle w:val="PlaceholderText"/>
+              <w:rStyle w:val="TextodoEspaoReservado"/>
             </w:rPr>
             <w:t>[Palavras-chave]</w:t>
           </w:r>
@@ -25355,7 +26949,7 @@
           </w:pPr>
           <w:r>
             <w:rPr>
-              <w:rStyle w:val="PlaceholderText"/>
+              <w:rStyle w:val="TextodoEspaoReservado"/>
             </w:rPr>
             <w:t>[Categoria]</w:t>
           </w:r>
@@ -25384,7 +26978,7 @@
           </w:pPr>
           <w:r>
             <w:rPr>
-              <w:rStyle w:val="PlaceholderText"/>
+              <w:rStyle w:val="TextodoEspaoReservado"/>
             </w:rPr>
             <w:t>[Data de Publicação]</w:t>
           </w:r>
@@ -25413,7 +27007,7 @@
           </w:pPr>
           <w:r>
             <w:rPr>
-              <w:rStyle w:val="PlaceholderText"/>
+              <w:rStyle w:val="TextodoEspaoReservado"/>
             </w:rPr>
             <w:t>[Status]</w:t>
           </w:r>
@@ -25442,7 +27036,7 @@
           </w:pPr>
           <w:r>
             <w:rPr>
-              <w:rStyle w:val="PlaceholderText"/>
+              <w:rStyle w:val="TextodoEspaoReservado"/>
             </w:rPr>
             <w:t>[Comentários]</w:t>
           </w:r>
@@ -25454,7 +27048,7 @@
 </file>
 
 <file path=word/glossary/fontTable.xml><?xml version="1.0" encoding="utf-8"?>
-<w:fonts xmlns:mc="http://schemas.openxmlformats.org/markup-compatibility/2006" xmlns:r="http://schemas.openxmlformats.org/officeDocument/2006/relationships" xmlns:w="http://schemas.openxmlformats.org/wordprocessingml/2006/main" xmlns:w14="http://schemas.microsoft.com/office/word/2010/wordml" xmlns:w15="http://schemas.microsoft.com/office/word/2012/wordml" xmlns:w16cex="http://schemas.microsoft.com/office/word/2018/wordml/cex" xmlns:w16cid="http://schemas.microsoft.com/office/word/2016/wordml/cid" xmlns:w16="http://schemas.microsoft.com/office/word/2018/wordml" xmlns:w16sdtdh="http://schemas.microsoft.com/office/word/2020/wordml/sdtdatahash" xmlns:w16se="http://schemas.microsoft.com/office/word/2015/wordml/symex" mc:Ignorable="w14 w15 w16se w16cid w16 w16cex w16sdtdh">
+<w:fonts xmlns:mc="http://schemas.openxmlformats.org/markup-compatibility/2006" xmlns:r="http://schemas.openxmlformats.org/officeDocument/2006/relationships" xmlns:w="http://schemas.openxmlformats.org/wordprocessingml/2006/main" xmlns:w14="http://schemas.microsoft.com/office/word/2010/wordml" xmlns:w15="http://schemas.microsoft.com/office/word/2012/wordml" xmlns:w16cex="http://schemas.microsoft.com/office/word/2018/wordml/cex" xmlns:w16cid="http://schemas.microsoft.com/office/word/2016/wordml/cid" xmlns:w16="http://schemas.microsoft.com/office/word/2018/wordml" xmlns:w16du="http://schemas.microsoft.com/office/word/2023/wordml/word16du" xmlns:w16sdtdh="http://schemas.microsoft.com/office/word/2020/wordml/sdtdatahash" xmlns:w16se="http://schemas.microsoft.com/office/word/2015/wordml/symex" mc:Ignorable="w14 w15 w16se w16cid w16 w16cex w16sdtdh w16du">
   <w:font w:name="Symbol">
     <w:panose1 w:val="05050102010706020507"/>
     <w:charset w:val="02"/>
@@ -25506,7 +27100,7 @@
     <w:sig w:usb0="00000003" w:usb1="288F0000" w:usb2="00000016" w:usb3="00000000" w:csb0="00040001" w:csb1="00000000"/>
   </w:font>
   <w:font w:name="Batang">
-    <w:altName w:val="Batang"/>
+    <w:altName w:val="바탕"/>
     <w:panose1 w:val="02030600000101010101"/>
     <w:charset w:val="81"/>
     <w:family w:val="roman"/>
@@ -25565,11 +27159,23 @@
     <w:pitch w:val="variable"/>
     <w:sig w:usb0="E4002EFF" w:usb1="C000E47F" w:usb2="00000009" w:usb3="00000000" w:csb0="000001FF" w:csb1="00000000"/>
   </w:font>
+  <w:font w:name="Aptos">
+    <w:charset w:val="00"/>
+    <w:family w:val="swiss"/>
+    <w:pitch w:val="variable"/>
+    <w:sig w:usb0="20000287" w:usb1="00000003" w:usb2="00000000" w:usb3="00000000" w:csb0="0000019F" w:csb1="00000000"/>
+  </w:font>
+  <w:font w:name="Aptos Display">
+    <w:charset w:val="00"/>
+    <w:family w:val="swiss"/>
+    <w:pitch w:val="variable"/>
+    <w:sig w:usb0="20000287" w:usb1="00000003" w:usb2="00000000" w:usb3="00000000" w:csb0="0000019F" w:csb1="00000000"/>
+  </w:font>
 </w:fonts>
 </file>
 
 <file path=word/glossary/settings.xml><?xml version="1.0" encoding="utf-8"?>
-<w:settings xmlns:mc="http://schemas.openxmlformats.org/markup-compatibility/2006" xmlns:o="urn:schemas-microsoft-com:office:office" xmlns:r="http://schemas.openxmlformats.org/officeDocument/2006/relationships" xmlns:m="http://schemas.openxmlformats.org/officeDocument/2006/math" xmlns:v="urn:schemas-microsoft-com:vml" xmlns:w10="urn:schemas-microsoft-com:office:word" xmlns:w="http://schemas.openxmlformats.org/wordprocessingml/2006/main" xmlns:w14="http://schemas.microsoft.com/office/word/2010/wordml" xmlns:w15="http://schemas.microsoft.com/office/word/2012/wordml" xmlns:w16cex="http://schemas.microsoft.com/office/word/2018/wordml/cex" xmlns:w16cid="http://schemas.microsoft.com/office/word/2016/wordml/cid" xmlns:w16="http://schemas.microsoft.com/office/word/2018/wordml" xmlns:w16sdtdh="http://schemas.microsoft.com/office/word/2020/wordml/sdtdatahash" xmlns:w16se="http://schemas.microsoft.com/office/word/2015/wordml/symex" xmlns:sl="http://schemas.openxmlformats.org/schemaLibrary/2006/main" mc:Ignorable="w14 w15 w16se w16cid w16 w16cex w16sdtdh">
+<w:settings xmlns:mc="http://schemas.openxmlformats.org/markup-compatibility/2006" xmlns:o="urn:schemas-microsoft-com:office:office" xmlns:r="http://schemas.openxmlformats.org/officeDocument/2006/relationships" xmlns:m="http://schemas.openxmlformats.org/officeDocument/2006/math" xmlns:v="urn:schemas-microsoft-com:vml" xmlns:w10="urn:schemas-microsoft-com:office:word" xmlns:w="http://schemas.openxmlformats.org/wordprocessingml/2006/main" xmlns:w14="http://schemas.microsoft.com/office/word/2010/wordml" xmlns:w15="http://schemas.microsoft.com/office/word/2012/wordml" xmlns:w16cex="http://schemas.microsoft.com/office/word/2018/wordml/cex" xmlns:w16cid="http://schemas.microsoft.com/office/word/2016/wordml/cid" xmlns:w16="http://schemas.microsoft.com/office/word/2018/wordml" xmlns:w16du="http://schemas.microsoft.com/office/word/2023/wordml/word16du" xmlns:w16sdtdh="http://schemas.microsoft.com/office/word/2020/wordml/sdtdatahash" xmlns:w16se="http://schemas.microsoft.com/office/word/2015/wordml/symex" xmlns:sl="http://schemas.openxmlformats.org/schemaLibrary/2006/main" mc:Ignorable="w14 w15 w16se w16cid w16 w16cex w16sdtdh w16du">
   <w:view w:val="normal"/>
   <w:defaultTabStop w:val="708"/>
   <w:hyphenationZone w:val="425"/>
@@ -25587,6 +27193,7 @@
     <w:rsidRoot w:val="00E02E15"/>
     <w:rsid w:val="0000168D"/>
     <w:rsid w:val="000333A3"/>
+    <w:rsid w:val="000A6FFB"/>
     <w:rsid w:val="001340C2"/>
     <w:rsid w:val="00144440"/>
     <w:rsid w:val="00171C3B"/>
@@ -25601,6 +27208,7 @@
     <w:rsid w:val="003A0594"/>
     <w:rsid w:val="00405A54"/>
     <w:rsid w:val="00433036"/>
+    <w:rsid w:val="004464ED"/>
     <w:rsid w:val="004922E8"/>
     <w:rsid w:val="005648C3"/>
     <w:rsid w:val="005A4865"/>
@@ -25657,7 +27265,7 @@
 </file>
 
 <file path=word/glossary/styles.xml><?xml version="1.0" encoding="utf-8"?>
-<w:styles xmlns:mc="http://schemas.openxmlformats.org/markup-compatibility/2006" xmlns:r="http://schemas.openxmlformats.org/officeDocument/2006/relationships" xmlns:w="http://schemas.openxmlformats.org/wordprocessingml/2006/main" xmlns:w14="http://schemas.microsoft.com/office/word/2010/wordml" xmlns:w15="http://schemas.microsoft.com/office/word/2012/wordml" xmlns:w16cex="http://schemas.microsoft.com/office/word/2018/wordml/cex" xmlns:w16cid="http://schemas.microsoft.com/office/word/2016/wordml/cid" xmlns:w16="http://schemas.microsoft.com/office/word/2018/wordml" xmlns:w16sdtdh="http://schemas.microsoft.com/office/word/2020/wordml/sdtdatahash" xmlns:w16se="http://schemas.microsoft.com/office/word/2015/wordml/symex" mc:Ignorable="w14 w15 w16se w16cid w16 w16cex w16sdtdh">
+<w:styles xmlns:mc="http://schemas.openxmlformats.org/markup-compatibility/2006" xmlns:r="http://schemas.openxmlformats.org/officeDocument/2006/relationships" xmlns:w="http://schemas.openxmlformats.org/wordprocessingml/2006/main" xmlns:w14="http://schemas.microsoft.com/office/word/2010/wordml" xmlns:w15="http://schemas.microsoft.com/office/word/2012/wordml" xmlns:w16cex="http://schemas.microsoft.com/office/word/2018/wordml/cex" xmlns:w16cid="http://schemas.microsoft.com/office/word/2016/wordml/cid" xmlns:w16="http://schemas.microsoft.com/office/word/2018/wordml" xmlns:w16du="http://schemas.microsoft.com/office/word/2023/wordml/word16du" xmlns:w16sdtdh="http://schemas.microsoft.com/office/word/2020/wordml/sdtdatahash" xmlns:w16se="http://schemas.microsoft.com/office/word/2015/wordml/symex" mc:Ignorable="w14 w15 w16se w16cid w16 w16cex w16sdtdh w16du">
   <w:docDefaults>
     <w:rPrDefault>
       <w:rPr>
@@ -26055,13 +27663,13 @@
     <w:name w:val="Normal"/>
     <w:qFormat/>
   </w:style>
-  <w:style w:type="character" w:default="1" w:styleId="DefaultParagraphFont">
+  <w:style w:type="character" w:default="1" w:styleId="Fontepargpadro">
     <w:name w:val="Default Paragraph Font"/>
     <w:uiPriority w:val="1"/>
     <w:semiHidden/>
     <w:unhideWhenUsed/>
   </w:style>
-  <w:style w:type="table" w:default="1" w:styleId="TableNormal">
+  <w:style w:type="table" w:default="1" w:styleId="Tabelanormal">
     <w:name w:val="Normal Table"/>
     <w:uiPriority w:val="99"/>
     <w:semiHidden/>
@@ -26076,15 +27684,15 @@
       </w:tblCellMar>
     </w:tblPr>
   </w:style>
-  <w:style w:type="numbering" w:default="1" w:styleId="NoList">
+  <w:style w:type="numbering" w:default="1" w:styleId="Semlista">
     <w:name w:val="No List"/>
     <w:uiPriority w:val="99"/>
     <w:semiHidden/>
     <w:unhideWhenUsed/>
   </w:style>
-  <w:style w:type="character" w:styleId="PlaceholderText">
+  <w:style w:type="character" w:styleId="TextodoEspaoReservado">
     <w:name w:val="Placeholder Text"/>
-    <w:basedOn w:val="DefaultParagraphFont"/>
+    <w:basedOn w:val="Fontepargpadro"/>
     <w:uiPriority w:val="99"/>
     <w:semiHidden/>
     <w:rsid w:val="00BA14F2"/>
@@ -26144,7 +27752,7 @@
 </file>
 
 <file path=word/glossary/webSettings.xml><?xml version="1.0" encoding="utf-8"?>
-<w:webSettings xmlns:mc="http://schemas.openxmlformats.org/markup-compatibility/2006" xmlns:r="http://schemas.openxmlformats.org/officeDocument/2006/relationships" xmlns:w="http://schemas.openxmlformats.org/wordprocessingml/2006/main" xmlns:w14="http://schemas.microsoft.com/office/word/2010/wordml" xmlns:w15="http://schemas.microsoft.com/office/word/2012/wordml" xmlns:w16cex="http://schemas.microsoft.com/office/word/2018/wordml/cex" xmlns:w16cid="http://schemas.microsoft.com/office/word/2016/wordml/cid" xmlns:w16="http://schemas.microsoft.com/office/word/2018/wordml" xmlns:w16sdtdh="http://schemas.microsoft.com/office/word/2020/wordml/sdtdatahash" xmlns:w16se="http://schemas.microsoft.com/office/word/2015/wordml/symex" mc:Ignorable="w14 w15 w16se w16cid w16 w16cex w16sdtdh">
+<w:webSettings xmlns:mc="http://schemas.openxmlformats.org/markup-compatibility/2006" xmlns:r="http://schemas.openxmlformats.org/officeDocument/2006/relationships" xmlns:w="http://schemas.openxmlformats.org/wordprocessingml/2006/main" xmlns:w14="http://schemas.microsoft.com/office/word/2010/wordml" xmlns:w15="http://schemas.microsoft.com/office/word/2012/wordml" xmlns:w16cex="http://schemas.microsoft.com/office/word/2018/wordml/cex" xmlns:w16cid="http://schemas.microsoft.com/office/word/2016/wordml/cid" xmlns:w16="http://schemas.microsoft.com/office/word/2018/wordml" xmlns:w16du="http://schemas.microsoft.com/office/word/2023/wordml/word16du" xmlns:w16sdtdh="http://schemas.microsoft.com/office/word/2020/wordml/sdtdatahash" xmlns:w16se="http://schemas.microsoft.com/office/word/2015/wordml/symex" mc:Ignorable="w14 w15 w16se w16cid w16 w16cex w16sdtdh w16du">
   <w:optimizeForBrowser/>
   <w:allowPNG/>
 </w:webSettings>
@@ -26429,6 +28037,19 @@
 </file>
 
 <file path=customXml/item3.xml><?xml version="1.0" encoding="utf-8"?>
+<?mso-contentType ?>
+<FormTemplates xmlns="http://schemas.microsoft.com/sharepoint/v3/contenttype/forms">
+  <Display>DocumentLibraryForm</Display>
+  <Edit>DocumentLibraryForm</Edit>
+  <New>DocumentLibraryForm</New>
+</FormTemplates>
+</file>
+
+<file path=customXml/item4.xml><?xml version="1.0" encoding="utf-8"?>
+<b:Sources xmlns:b="http://schemas.openxmlformats.org/officeDocument/2006/bibliography" xmlns="http://schemas.openxmlformats.org/officeDocument/2006/bibliography" SelectedStyle="\APA.XSL" StyleName="APA"/>
+</file>
+
+<file path=customXml/item5.xml><?xml version="1.0" encoding="utf-8"?>
 <ct:contentTypeSchema xmlns:ct="http://schemas.microsoft.com/office/2006/metadata/contentType" xmlns:ma="http://schemas.microsoft.com/office/2006/metadata/properties/metaAttributes" ct:_="" ma:_="" ma:contentTypeName="Documento" ma:contentTypeID="0x0101001142940F1FD7D046AC702BA70CF7C5AB" ma:contentTypeVersion="13" ma:contentTypeDescription="Crie um novo documento." ma:contentTypeScope="" ma:versionID="d0a0fd3d58722905969b45464e1f76b4">
   <xsd:schema xmlns:xsd="http://www.w3.org/2001/XMLSchema" xmlns:xs="http://www.w3.org/2001/XMLSchema" xmlns:p="http://schemas.microsoft.com/office/2006/metadata/properties" xmlns:ns2="4ec49219-c80d-48a4-a692-221ef94d70e4" xmlns:ns3="6e9f20ef-9eae-4722-b475-270b3688926b" targetNamespace="http://schemas.microsoft.com/office/2006/metadata/properties" ma:root="true" ma:fieldsID="6c444145e02f4f6f6467b06976ec3ef3" ns2:_="" ns3:_="">
     <xsd:import namespace="4ec49219-c80d-48a4-a692-221ef94d70e4"/>
@@ -26651,19 +28272,6 @@
 </ct:contentTypeSchema>
 </file>
 
-<file path=customXml/item4.xml><?xml version="1.0" encoding="utf-8"?>
-<b:Sources xmlns:b="http://schemas.openxmlformats.org/officeDocument/2006/bibliography" xmlns="http://schemas.openxmlformats.org/officeDocument/2006/bibliography" SelectedStyle="\APA.XSL" StyleName="APA"/>
-</file>
-
-<file path=customXml/item5.xml><?xml version="1.0" encoding="utf-8"?>
-<?mso-contentType ?>
-<FormTemplates xmlns="http://schemas.microsoft.com/sharepoint/v3/contenttype/forms">
-  <Display>DocumentLibraryForm</Display>
-  <Edit>DocumentLibraryForm</Edit>
-  <New>DocumentLibraryForm</New>
-</FormTemplates>
-</file>
-
 <file path=customXml/itemProps1.xml><?xml version="1.0" encoding="utf-8"?>
 <ds:datastoreItem xmlns:ds="http://schemas.openxmlformats.org/officeDocument/2006/customXml" ds:itemID="{55AF091B-3C7A-41E3-B477-F2FDAA23CFDA}">
   <ds:schemaRefs>
@@ -26682,6 +28290,22 @@
 </file>
 
 <file path=customXml/itemProps3.xml><?xml version="1.0" encoding="utf-8"?>
+<ds:datastoreItem xmlns:ds="http://schemas.openxmlformats.org/officeDocument/2006/customXml" ds:itemID="{0687FDC6-50E7-4387-B3DA-4B8C2C9D794D}">
+  <ds:schemaRefs>
+    <ds:schemaRef ds:uri="http://schemas.microsoft.com/sharepoint/v3/contenttype/forms"/>
+  </ds:schemaRefs>
+</ds:datastoreItem>
+</file>
+
+<file path=customXml/itemProps4.xml><?xml version="1.0" encoding="utf-8"?>
+<ds:datastoreItem xmlns:ds="http://schemas.openxmlformats.org/officeDocument/2006/customXml" ds:itemID="{061545E6-B49D-4860-8C42-8BD4C7C05E72}">
+  <ds:schemaRefs>
+    <ds:schemaRef ds:uri="http://schemas.openxmlformats.org/officeDocument/2006/bibliography"/>
+  </ds:schemaRefs>
+</ds:datastoreItem>
+</file>
+
+<file path=customXml/itemProps5.xml><?xml version="1.0" encoding="utf-8"?>
 <ds:datastoreItem xmlns:ds="http://schemas.openxmlformats.org/officeDocument/2006/customXml" ds:itemID="{E2424BF5-9918-4011-9848-3D6425388F3A}">
   <ds:schemaRefs>
     <ds:schemaRef ds:uri="http://schemas.microsoft.com/office/2006/metadata/contentType"/>
@@ -26698,20 +28322,4 @@
     <ds:schemaRef ds:uri="http://schemas.microsoft.com/internal/obd"/>
   </ds:schemaRefs>
 </ds:datastoreItem>
-</file>
-
-<file path=customXml/itemProps4.xml><?xml version="1.0" encoding="utf-8"?>
-<ds:datastoreItem xmlns:ds="http://schemas.openxmlformats.org/officeDocument/2006/customXml" ds:itemID="{061545E6-B49D-4860-8C42-8BD4C7C05E72}">
-  <ds:schemaRefs>
-    <ds:schemaRef ds:uri="http://schemas.openxmlformats.org/officeDocument/2006/bibliography"/>
-  </ds:schemaRefs>
-</ds:datastoreItem>
-</file>
-
-<file path=customXml/itemProps5.xml><?xml version="1.0" encoding="utf-8"?>
-<ds:datastoreItem xmlns:ds="http://schemas.openxmlformats.org/officeDocument/2006/customXml" ds:itemID="{0687FDC6-50E7-4387-B3DA-4B8C2C9D794D}">
-  <ds:schemaRefs>
-    <ds:schemaRef ds:uri="http://schemas.microsoft.com/sharepoint/v3/contenttype/forms"/>
-  </ds:schemaRefs>
-</ds:datastoreItem>
 </file>